--- a/submission/Manuscript_NatureFamily_tables_and_legends.docx
+++ b/submission/Manuscript_NatureFamily_tables_and_legends.docx
@@ -36,13 +36,19 @@
         <w:tblLayout w:type="fixed"/>
         <w:tblLook w:firstRow="1" w:lastRow="0" w:firstColumn="0" w:lastColumn="0" w:noHBand="0" w:noVBand="0" w:val="0020"/>
         <w:tblBorders>
-          <w:top w:val="single" w:sz="4" w:color="auto"/>
-          <w:left w:val="single" w:sz="4" w:color="auto"/>
-          <w:bottom w:val="single" w:sz="4" w:color="auto"/>
-          <w:right w:val="single" w:sz="4" w:color="auto"/>
-          <w:insideH w:val="single" w:sz="4" w:color="auto"/>
-          <w:insideV w:val="single" w:sz="4" w:color="auto"/>
+          <w:top w:val="single" w:sz="8" w:color="auto"/>
+          <w:bottom w:val="single" w:sz="8" w:color="auto"/>
+          <w:left w:val="none" w:sz="0" w:color="auto"/>
+          <w:right w:val="none" w:sz="0" w:color="auto"/>
+          <w:insideH w:val="none" w:sz="0" w:color="auto"/>
+          <w:insideV w:val="none" w:sz="0" w:color="auto"/>
         </w:tblBorders>
+        <w:tblCellMar>
+          <w:top w:w="40" w:type="dxa"/>
+          <w:bottom w:w="40" w:type="dxa"/>
+          <w:left w:w="80" w:type="dxa"/>
+          <w:right w:w="80" w:type="dxa"/>
+        </w:tblCellMar>
       </w:tblPr>
       <w:tblGrid>
         <w:gridCol w:w="990"/>
@@ -59,15 +65,21 @@
           <w:tblHeader w:val="on"/>
         </w:trPr>
         <w:tc>
-          <w:tcPr/>
-          <w:p>
-            <w:pPr>
-              <w:pStyle w:val="Compact"/>
-              <w:spacing w:line="240" w:lineRule="auto" w:after="0"/>
-            </w:pPr>
-            <w:r>
-              <w:rPr>
-                <w:rFonts w:ascii="Times New Roman" w:hAnsi="Times New Roman"/>
+          <w:tcPr>
+            <w:vAlign w:val="center"/>
+            <w:tcBorders>
+              <w:bottom w:val="single" w:sz="4" w:color="auto"/>
+            </w:tcBorders>
+          </w:tcPr>
+          <w:p>
+            <w:pPr>
+              <w:pStyle w:val="Compact"/>
+              <w:spacing w:line="240" w:lineRule="auto" w:after="0"/>
+            </w:pPr>
+            <w:r>
+              <w:rPr>
+                <w:rFonts w:ascii="Times New Roman" w:hAnsi="Times New Roman"/>
+                <w:b/>
                 <w:sz w:val="18"/>
               </w:rPr>
               <w:t xml:space="preserve">Step</w:t>
@@ -75,15 +87,21 @@
           </w:p>
         </w:tc>
         <w:tc>
-          <w:tcPr/>
-          <w:p>
-            <w:pPr>
-              <w:pStyle w:val="Compact"/>
-              <w:spacing w:line="240" w:lineRule="auto" w:after="0"/>
-            </w:pPr>
-            <w:r>
-              <w:rPr>
-                <w:rFonts w:ascii="Times New Roman" w:hAnsi="Times New Roman"/>
+          <w:tcPr>
+            <w:vAlign w:val="center"/>
+            <w:tcBorders>
+              <w:bottom w:val="single" w:sz="4" w:color="auto"/>
+            </w:tcBorders>
+          </w:tcPr>
+          <w:p>
+            <w:pPr>
+              <w:pStyle w:val="Compact"/>
+              <w:spacing w:line="240" w:lineRule="auto" w:after="0"/>
+            </w:pPr>
+            <w:r>
+              <w:rPr>
+                <w:rFonts w:ascii="Times New Roman" w:hAnsi="Times New Roman"/>
+                <w:b/>
                 <w:sz w:val="18"/>
               </w:rPr>
               <w:t xml:space="preserve">Change</w:t>
@@ -91,15 +109,21 @@
           </w:p>
         </w:tc>
         <w:tc>
-          <w:tcPr/>
-          <w:p>
-            <w:pPr>
-              <w:pStyle w:val="Compact"/>
-              <w:spacing w:line="240" w:lineRule="auto" w:after="0"/>
-            </w:pPr>
-            <w:r>
-              <w:rPr>
-                <w:rFonts w:ascii="Times New Roman" w:hAnsi="Times New Roman"/>
+          <w:tcPr>
+            <w:vAlign w:val="center"/>
+            <w:tcBorders>
+              <w:bottom w:val="single" w:sz="4" w:color="auto"/>
+            </w:tcBorders>
+          </w:tcPr>
+          <w:p>
+            <w:pPr>
+              <w:pStyle w:val="Compact"/>
+              <w:spacing w:line="240" w:lineRule="auto" w:after="0"/>
+            </w:pPr>
+            <w:r>
+              <w:rPr>
+                <w:rFonts w:ascii="Times New Roman" w:hAnsi="Times New Roman"/>
+                <w:b/>
                 <w:i/>
                 <w:iCs/>
                 <w:sz w:val="18"/>
@@ -109,15 +133,21 @@
           </w:p>
         </w:tc>
         <w:tc>
-          <w:tcPr/>
-          <w:p>
-            <w:pPr>
-              <w:pStyle w:val="Compact"/>
-              <w:spacing w:line="240" w:lineRule="auto" w:after="0"/>
-            </w:pPr>
-            <w:r>
-              <w:rPr>
-                <w:rFonts w:ascii="Times New Roman" w:hAnsi="Times New Roman"/>
+          <w:tcPr>
+            <w:vAlign w:val="center"/>
+            <w:tcBorders>
+              <w:bottom w:val="single" w:sz="4" w:color="auto"/>
+            </w:tcBorders>
+          </w:tcPr>
+          <w:p>
+            <w:pPr>
+              <w:pStyle w:val="Compact"/>
+              <w:spacing w:line="240" w:lineRule="auto" w:after="0"/>
+            </w:pPr>
+            <w:r>
+              <w:rPr>
+                <w:rFonts w:ascii="Times New Roman" w:hAnsi="Times New Roman"/>
+                <w:b/>
                 <w:sz w:val="18"/>
               </w:rPr>
               <w:t xml:space="preserve">Events</w:t>
@@ -125,15 +155,21 @@
           </w:p>
         </w:tc>
         <w:tc>
-          <w:tcPr/>
-          <w:p>
-            <w:pPr>
-              <w:pStyle w:val="Compact"/>
-              <w:spacing w:line="240" w:lineRule="auto" w:after="0"/>
-            </w:pPr>
-            <w:r>
-              <w:rPr>
-                <w:rFonts w:ascii="Times New Roman" w:hAnsi="Times New Roman"/>
+          <w:tcPr>
+            <w:vAlign w:val="center"/>
+            <w:tcBorders>
+              <w:bottom w:val="single" w:sz="4" w:color="auto"/>
+            </w:tcBorders>
+          </w:tcPr>
+          <w:p>
+            <w:pPr>
+              <w:pStyle w:val="Compact"/>
+              <w:spacing w:line="240" w:lineRule="auto" w:after="0"/>
+            </w:pPr>
+            <w:r>
+              <w:rPr>
+                <w:rFonts w:ascii="Times New Roman" w:hAnsi="Times New Roman"/>
+                <w:b/>
                 <w:sz w:val="18"/>
               </w:rPr>
               <w:t xml:space="preserve">HR effort</w:t>
@@ -141,15 +177,21 @@
           </w:p>
         </w:tc>
         <w:tc>
-          <w:tcPr/>
-          <w:p>
-            <w:pPr>
-              <w:pStyle w:val="Compact"/>
-              <w:spacing w:line="240" w:lineRule="auto" w:after="0"/>
-            </w:pPr>
-            <w:r>
-              <w:rPr>
-                <w:rFonts w:ascii="Times New Roman" w:hAnsi="Times New Roman"/>
+          <w:tcPr>
+            <w:vAlign w:val="center"/>
+            <w:tcBorders>
+              <w:bottom w:val="single" w:sz="4" w:color="auto"/>
+            </w:tcBorders>
+          </w:tcPr>
+          <w:p>
+            <w:pPr>
+              <w:pStyle w:val="Compact"/>
+              <w:spacing w:line="240" w:lineRule="auto" w:after="0"/>
+            </w:pPr>
+            <w:r>
+              <w:rPr>
+                <w:rFonts w:ascii="Times New Roman" w:hAnsi="Times New Roman"/>
+                <w:b/>
                 <w:sz w:val="18"/>
               </w:rPr>
               <w:t xml:space="preserve">HR warming</w:t>
@@ -157,15 +199,21 @@
           </w:p>
         </w:tc>
         <w:tc>
-          <w:tcPr/>
-          <w:p>
-            <w:pPr>
-              <w:pStyle w:val="Compact"/>
-              <w:spacing w:line="240" w:lineRule="auto" w:after="0"/>
-            </w:pPr>
-            <w:r>
-              <w:rPr>
-                <w:rFonts w:ascii="Times New Roman" w:hAnsi="Times New Roman"/>
+          <w:tcPr>
+            <w:vAlign w:val="center"/>
+            <w:tcBorders>
+              <w:bottom w:val="single" w:sz="4" w:color="auto"/>
+            </w:tcBorders>
+          </w:tcPr>
+          <w:p>
+            <w:pPr>
+              <w:pStyle w:val="Compact"/>
+              <w:spacing w:line="240" w:lineRule="auto" w:after="0"/>
+            </w:pPr>
+            <w:r>
+              <w:rPr>
+                <w:rFonts w:ascii="Times New Roman" w:hAnsi="Times New Roman"/>
+                <w:b/>
                 <w:sz w:val="18"/>
               </w:rPr>
               <w:t xml:space="preserve">HR variability</w:t>
@@ -173,15 +221,21 @@
           </w:p>
         </w:tc>
         <w:tc>
-          <w:tcPr/>
-          <w:p>
-            <w:pPr>
-              <w:pStyle w:val="Compact"/>
-              <w:spacing w:line="240" w:lineRule="auto" w:after="0"/>
-            </w:pPr>
-            <w:r>
-              <w:rPr>
-                <w:rFonts w:ascii="Times New Roman" w:hAnsi="Times New Roman"/>
+          <w:tcPr>
+            <w:vAlign w:val="center"/>
+            <w:tcBorders>
+              <w:bottom w:val="single" w:sz="4" w:color="auto"/>
+            </w:tcBorders>
+          </w:tcPr>
+          <w:p>
+            <w:pPr>
+              <w:pStyle w:val="Compact"/>
+              <w:spacing w:line="240" w:lineRule="auto" w:after="0"/>
+            </w:pPr>
+            <w:r>
+              <w:rPr>
+                <w:rFonts w:ascii="Times New Roman" w:hAnsi="Times New Roman"/>
+                <w:b/>
                 <w:sz w:val="18"/>
               </w:rPr>
               <w:t xml:space="preserve">HR interaction</w:t>
@@ -191,7 +245,9 @@
       </w:tr>
       <w:tr>
         <w:tc>
-          <w:tcPr/>
+          <w:tcPr>
+            <w:vAlign w:val="center"/>
+          </w:tcPr>
           <w:p>
             <w:pPr>
               <w:pStyle w:val="Compact"/>
@@ -207,7 +263,9 @@
           </w:p>
         </w:tc>
         <w:tc>
-          <w:tcPr/>
+          <w:tcPr>
+            <w:vAlign w:val="center"/>
+          </w:tcPr>
           <w:p>
             <w:pPr>
               <w:pStyle w:val="Compact"/>
@@ -223,7 +281,9 @@
           </w:p>
         </w:tc>
         <w:tc>
-          <w:tcPr/>
+          <w:tcPr>
+            <w:vAlign w:val="center"/>
+          </w:tcPr>
           <w:p>
             <w:pPr>
               <w:pStyle w:val="Compact"/>
@@ -239,7 +299,9 @@
           </w:p>
         </w:tc>
         <w:tc>
-          <w:tcPr/>
+          <w:tcPr>
+            <w:vAlign w:val="center"/>
+          </w:tcPr>
           <w:p>
             <w:pPr>
               <w:pStyle w:val="Compact"/>
@@ -255,7 +317,9 @@
           </w:p>
         </w:tc>
         <w:tc>
-          <w:tcPr/>
+          <w:tcPr>
+            <w:vAlign w:val="center"/>
+          </w:tcPr>
           <w:p>
             <w:pPr>
               <w:pStyle w:val="Compact"/>
@@ -271,7 +335,9 @@
           </w:p>
         </w:tc>
         <w:tc>
-          <w:tcPr/>
+          <w:tcPr>
+            <w:vAlign w:val="center"/>
+          </w:tcPr>
           <w:p>
             <w:pPr>
               <w:pStyle w:val="Compact"/>
@@ -287,7 +353,9 @@
           </w:p>
         </w:tc>
         <w:tc>
-          <w:tcPr/>
+          <w:tcPr>
+            <w:vAlign w:val="center"/>
+          </w:tcPr>
           <w:p>
             <w:pPr>
               <w:pStyle w:val="Compact"/>
@@ -303,7 +371,9 @@
           </w:p>
         </w:tc>
         <w:tc>
-          <w:tcPr/>
+          <w:tcPr>
+            <w:vAlign w:val="center"/>
+          </w:tcPr>
           <w:p>
             <w:pPr>
               <w:pStyle w:val="Compact"/>
@@ -321,7 +391,9 @@
       </w:tr>
       <w:tr>
         <w:tc>
-          <w:tcPr/>
+          <w:tcPr>
+            <w:vAlign w:val="center"/>
+          </w:tcPr>
           <w:p>
             <w:pPr>
               <w:pStyle w:val="Compact"/>
@@ -337,7 +409,9 @@
           </w:p>
         </w:tc>
         <w:tc>
-          <w:tcPr/>
+          <w:tcPr>
+            <w:vAlign w:val="center"/>
+          </w:tcPr>
           <w:p>
             <w:pPr>
               <w:pStyle w:val="Compact"/>
@@ -353,7 +427,9 @@
           </w:p>
         </w:tc>
         <w:tc>
-          <w:tcPr/>
+          <w:tcPr>
+            <w:vAlign w:val="center"/>
+          </w:tcPr>
           <w:p>
             <w:pPr>
               <w:pStyle w:val="Compact"/>
@@ -369,7 +445,9 @@
           </w:p>
         </w:tc>
         <w:tc>
-          <w:tcPr/>
+          <w:tcPr>
+            <w:vAlign w:val="center"/>
+          </w:tcPr>
           <w:p>
             <w:pPr>
               <w:pStyle w:val="Compact"/>
@@ -385,7 +463,9 @@
           </w:p>
         </w:tc>
         <w:tc>
-          <w:tcPr/>
+          <w:tcPr>
+            <w:vAlign w:val="center"/>
+          </w:tcPr>
           <w:p>
             <w:pPr>
               <w:pStyle w:val="Compact"/>
@@ -401,7 +481,9 @@
           </w:p>
         </w:tc>
         <w:tc>
-          <w:tcPr/>
+          <w:tcPr>
+            <w:vAlign w:val="center"/>
+          </w:tcPr>
           <w:p>
             <w:pPr>
               <w:pStyle w:val="Compact"/>
@@ -417,7 +499,9 @@
           </w:p>
         </w:tc>
         <w:tc>
-          <w:tcPr/>
+          <w:tcPr>
+            <w:vAlign w:val="center"/>
+          </w:tcPr>
           <w:p>
             <w:pPr>
               <w:pStyle w:val="Compact"/>
@@ -433,7 +517,9 @@
           </w:p>
         </w:tc>
         <w:tc>
-          <w:tcPr/>
+          <w:tcPr>
+            <w:vAlign w:val="center"/>
+          </w:tcPr>
           <w:p>
             <w:pPr>
               <w:pStyle w:val="Compact"/>
@@ -451,7 +537,9 @@
       </w:tr>
       <w:tr>
         <w:tc>
-          <w:tcPr/>
+          <w:tcPr>
+            <w:vAlign w:val="center"/>
+          </w:tcPr>
           <w:p>
             <w:pPr>
               <w:pStyle w:val="Compact"/>
@@ -467,7 +555,9 @@
           </w:p>
         </w:tc>
         <w:tc>
-          <w:tcPr/>
+          <w:tcPr>
+            <w:vAlign w:val="center"/>
+          </w:tcPr>
           <w:p>
             <w:pPr>
               <w:pStyle w:val="Compact"/>
@@ -483,7 +573,9 @@
           </w:p>
         </w:tc>
         <w:tc>
-          <w:tcPr/>
+          <w:tcPr>
+            <w:vAlign w:val="center"/>
+          </w:tcPr>
           <w:p>
             <w:pPr>
               <w:pStyle w:val="Compact"/>
@@ -499,7 +591,9 @@
           </w:p>
         </w:tc>
         <w:tc>
-          <w:tcPr/>
+          <w:tcPr>
+            <w:vAlign w:val="center"/>
+          </w:tcPr>
           <w:p>
             <w:pPr>
               <w:pStyle w:val="Compact"/>
@@ -515,7 +609,9 @@
           </w:p>
         </w:tc>
         <w:tc>
-          <w:tcPr/>
+          <w:tcPr>
+            <w:vAlign w:val="center"/>
+          </w:tcPr>
           <w:p>
             <w:pPr>
               <w:pStyle w:val="Compact"/>
@@ -531,7 +627,9 @@
           </w:p>
         </w:tc>
         <w:tc>
-          <w:tcPr/>
+          <w:tcPr>
+            <w:vAlign w:val="center"/>
+          </w:tcPr>
           <w:p>
             <w:pPr>
               <w:pStyle w:val="Compact"/>
@@ -547,7 +645,9 @@
           </w:p>
         </w:tc>
         <w:tc>
-          <w:tcPr/>
+          <w:tcPr>
+            <w:vAlign w:val="center"/>
+          </w:tcPr>
           <w:p>
             <w:pPr>
               <w:pStyle w:val="Compact"/>
@@ -563,7 +663,9 @@
           </w:p>
         </w:tc>
         <w:tc>
-          <w:tcPr/>
+          <w:tcPr>
+            <w:vAlign w:val="center"/>
+          </w:tcPr>
           <w:p>
             <w:pPr>
               <w:pStyle w:val="Compact"/>
@@ -581,7 +683,9 @@
       </w:tr>
       <w:tr>
         <w:tc>
-          <w:tcPr/>
+          <w:tcPr>
+            <w:vAlign w:val="center"/>
+          </w:tcPr>
           <w:p>
             <w:pPr>
               <w:pStyle w:val="Compact"/>
@@ -597,7 +701,9 @@
           </w:p>
         </w:tc>
         <w:tc>
-          <w:tcPr/>
+          <w:tcPr>
+            <w:vAlign w:val="center"/>
+          </w:tcPr>
           <w:p>
             <w:pPr>
               <w:pStyle w:val="Compact"/>
@@ -613,7 +719,9 @@
           </w:p>
         </w:tc>
         <w:tc>
-          <w:tcPr/>
+          <w:tcPr>
+            <w:vAlign w:val="center"/>
+          </w:tcPr>
           <w:p>
             <w:pPr>
               <w:pStyle w:val="Compact"/>
@@ -629,7 +737,9 @@
           </w:p>
         </w:tc>
         <w:tc>
-          <w:tcPr/>
+          <w:tcPr>
+            <w:vAlign w:val="center"/>
+          </w:tcPr>
           <w:p>
             <w:pPr>
               <w:pStyle w:val="Compact"/>
@@ -645,7 +755,9 @@
           </w:p>
         </w:tc>
         <w:tc>
-          <w:tcPr/>
+          <w:tcPr>
+            <w:vAlign w:val="center"/>
+          </w:tcPr>
           <w:p>
             <w:pPr>
               <w:pStyle w:val="Compact"/>
@@ -661,7 +773,9 @@
           </w:p>
         </w:tc>
         <w:tc>
-          <w:tcPr/>
+          <w:tcPr>
+            <w:vAlign w:val="center"/>
+          </w:tcPr>
           <w:p>
             <w:pPr>
               <w:pStyle w:val="Compact"/>
@@ -677,7 +791,9 @@
           </w:p>
         </w:tc>
         <w:tc>
-          <w:tcPr/>
+          <w:tcPr>
+            <w:vAlign w:val="center"/>
+          </w:tcPr>
           <w:p>
             <w:pPr>
               <w:pStyle w:val="Compact"/>
@@ -693,7 +809,9 @@
           </w:p>
         </w:tc>
         <w:tc>
-          <w:tcPr/>
+          <w:tcPr>
+            <w:vAlign w:val="center"/>
+          </w:tcPr>
           <w:p>
             <w:pPr>
               <w:pStyle w:val="Compact"/>
@@ -711,7 +829,9 @@
       </w:tr>
       <w:tr>
         <w:tc>
-          <w:tcPr/>
+          <w:tcPr>
+            <w:vAlign w:val="center"/>
+          </w:tcPr>
           <w:p>
             <w:pPr>
               <w:pStyle w:val="Compact"/>
@@ -727,7 +847,9 @@
           </w:p>
         </w:tc>
         <w:tc>
-          <w:tcPr/>
+          <w:tcPr>
+            <w:vAlign w:val="center"/>
+          </w:tcPr>
           <w:p>
             <w:pPr>
               <w:pStyle w:val="Compact"/>
@@ -743,7 +865,9 @@
           </w:p>
         </w:tc>
         <w:tc>
-          <w:tcPr/>
+          <w:tcPr>
+            <w:vAlign w:val="center"/>
+          </w:tcPr>
           <w:p>
             <w:pPr>
               <w:pStyle w:val="Compact"/>
@@ -759,7 +883,9 @@
           </w:p>
         </w:tc>
         <w:tc>
-          <w:tcPr/>
+          <w:tcPr>
+            <w:vAlign w:val="center"/>
+          </w:tcPr>
           <w:p>
             <w:pPr>
               <w:pStyle w:val="Compact"/>
@@ -775,7 +901,9 @@
           </w:p>
         </w:tc>
         <w:tc>
-          <w:tcPr/>
+          <w:tcPr>
+            <w:vAlign w:val="center"/>
+          </w:tcPr>
           <w:p>
             <w:pPr>
               <w:pStyle w:val="Compact"/>
@@ -791,7 +919,9 @@
           </w:p>
         </w:tc>
         <w:tc>
-          <w:tcPr/>
+          <w:tcPr>
+            <w:vAlign w:val="center"/>
+          </w:tcPr>
           <w:p>
             <w:pPr>
               <w:pStyle w:val="Compact"/>
@@ -807,7 +937,9 @@
           </w:p>
         </w:tc>
         <w:tc>
-          <w:tcPr/>
+          <w:tcPr>
+            <w:vAlign w:val="center"/>
+          </w:tcPr>
           <w:p>
             <w:pPr>
               <w:pStyle w:val="Compact"/>
@@ -823,7 +955,9 @@
           </w:p>
         </w:tc>
         <w:tc>
-          <w:tcPr/>
+          <w:tcPr>
+            <w:vAlign w:val="center"/>
+          </w:tcPr>
           <w:p>
             <w:pPr>
               <w:pStyle w:val="Compact"/>
@@ -841,7 +975,9 @@
       </w:tr>
       <w:tr>
         <w:tc>
-          <w:tcPr/>
+          <w:tcPr>
+            <w:vAlign w:val="center"/>
+          </w:tcPr>
           <w:p>
             <w:pPr>
               <w:pStyle w:val="Compact"/>
@@ -857,7 +993,9 @@
           </w:p>
         </w:tc>
         <w:tc>
-          <w:tcPr/>
+          <w:tcPr>
+            <w:vAlign w:val="center"/>
+          </w:tcPr>
           <w:p>
             <w:pPr>
               <w:pStyle w:val="Compact"/>
@@ -873,7 +1011,9 @@
           </w:p>
         </w:tc>
         <w:tc>
-          <w:tcPr/>
+          <w:tcPr>
+            <w:vAlign w:val="center"/>
+          </w:tcPr>
           <w:p>
             <w:pPr>
               <w:pStyle w:val="Compact"/>
@@ -889,7 +1029,9 @@
           </w:p>
         </w:tc>
         <w:tc>
-          <w:tcPr/>
+          <w:tcPr>
+            <w:vAlign w:val="center"/>
+          </w:tcPr>
           <w:p>
             <w:pPr>
               <w:pStyle w:val="Compact"/>
@@ -905,7 +1047,9 @@
           </w:p>
         </w:tc>
         <w:tc>
-          <w:tcPr/>
+          <w:tcPr>
+            <w:vAlign w:val="center"/>
+          </w:tcPr>
           <w:p>
             <w:pPr>
               <w:pStyle w:val="Compact"/>
@@ -923,7 +1067,9 @@
           </w:p>
         </w:tc>
         <w:tc>
-          <w:tcPr/>
+          <w:tcPr>
+            <w:vAlign w:val="center"/>
+          </w:tcPr>
           <w:p>
             <w:pPr>
               <w:pStyle w:val="Compact"/>
@@ -941,7 +1087,9 @@
           </w:p>
         </w:tc>
         <w:tc>
-          <w:tcPr/>
+          <w:tcPr>
+            <w:vAlign w:val="center"/>
+          </w:tcPr>
           <w:p>
             <w:pPr>
               <w:pStyle w:val="Compact"/>
@@ -959,7 +1107,9 @@
           </w:p>
         </w:tc>
         <w:tc>
-          <w:tcPr/>
+          <w:tcPr>
+            <w:vAlign w:val="center"/>
+          </w:tcPr>
           <w:p>
             <w:pPr>
               <w:pStyle w:val="Compact"/>
@@ -1020,13 +1170,19 @@
         <w:tblLayout w:type="fixed"/>
         <w:tblLook w:firstRow="1" w:lastRow="0" w:firstColumn="0" w:lastColumn="0" w:noHBand="0" w:noVBand="0" w:val="0020"/>
         <w:tblBorders>
-          <w:top w:val="single" w:sz="4" w:color="auto"/>
-          <w:left w:val="single" w:sz="4" w:color="auto"/>
-          <w:bottom w:val="single" w:sz="4" w:color="auto"/>
-          <w:right w:val="single" w:sz="4" w:color="auto"/>
-          <w:insideH w:val="single" w:sz="4" w:color="auto"/>
-          <w:insideV w:val="single" w:sz="4" w:color="auto"/>
+          <w:top w:val="single" w:sz="8" w:color="auto"/>
+          <w:bottom w:val="single" w:sz="8" w:color="auto"/>
+          <w:left w:val="none" w:sz="0" w:color="auto"/>
+          <w:right w:val="none" w:sz="0" w:color="auto"/>
+          <w:insideH w:val="none" w:sz="0" w:color="auto"/>
+          <w:insideV w:val="none" w:sz="0" w:color="auto"/>
         </w:tblBorders>
+        <w:tblCellMar>
+          <w:top w:w="40" w:type="dxa"/>
+          <w:bottom w:w="40" w:type="dxa"/>
+          <w:left w:w="80" w:type="dxa"/>
+          <w:right w:w="80" w:type="dxa"/>
+        </w:tblCellMar>
       </w:tblPr>
       <w:tblGrid>
         <w:gridCol w:w="1320"/>
@@ -1041,15 +1197,21 @@
           <w:tblHeader w:val="on"/>
         </w:trPr>
         <w:tc>
-          <w:tcPr/>
-          <w:p>
-            <w:pPr>
-              <w:pStyle w:val="Compact"/>
-              <w:spacing w:line="240" w:lineRule="auto" w:after="0"/>
-            </w:pPr>
-            <w:r>
-              <w:rPr>
-                <w:rFonts w:ascii="Times New Roman" w:hAnsi="Times New Roman"/>
+          <w:tcPr>
+            <w:vAlign w:val="center"/>
+            <w:tcBorders>
+              <w:bottom w:val="single" w:sz="4" w:color="auto"/>
+            </w:tcBorders>
+          </w:tcPr>
+          <w:p>
+            <w:pPr>
+              <w:pStyle w:val="Compact"/>
+              <w:spacing w:line="240" w:lineRule="auto" w:after="0"/>
+            </w:pPr>
+            <w:r>
+              <w:rPr>
+                <w:rFonts w:ascii="Times New Roman" w:hAnsi="Times New Roman"/>
+                <w:b/>
                 <w:sz w:val="18"/>
               </w:rPr>
               <w:t xml:space="preserve">Term</w:t>
@@ -1057,15 +1219,21 @@
           </w:p>
         </w:tc>
         <w:tc>
-          <w:tcPr/>
-          <w:p>
-            <w:pPr>
-              <w:pStyle w:val="Compact"/>
-              <w:spacing w:line="240" w:lineRule="auto" w:after="0"/>
-            </w:pPr>
-            <w:r>
-              <w:rPr>
-                <w:rFonts w:ascii="Times New Roman" w:hAnsi="Times New Roman"/>
+          <w:tcPr>
+            <w:vAlign w:val="center"/>
+            <w:tcBorders>
+              <w:bottom w:val="single" w:sz="4" w:color="auto"/>
+            </w:tcBorders>
+          </w:tcPr>
+          <w:p>
+            <w:pPr>
+              <w:pStyle w:val="Compact"/>
+              <w:spacing w:line="240" w:lineRule="auto" w:after="0"/>
+            </w:pPr>
+            <w:r>
+              <w:rPr>
+                <w:rFonts w:ascii="Times New Roman" w:hAnsi="Times New Roman"/>
+                <w:b/>
                 <w:sz w:val="18"/>
               </w:rPr>
               <w:t xml:space="preserve">HR per SD</w:t>
@@ -1073,15 +1241,21 @@
           </w:p>
         </w:tc>
         <w:tc>
-          <w:tcPr/>
-          <w:p>
-            <w:pPr>
-              <w:pStyle w:val="Compact"/>
-              <w:spacing w:line="240" w:lineRule="auto" w:after="0"/>
-            </w:pPr>
-            <w:r>
-              <w:rPr>
-                <w:rFonts w:ascii="Times New Roman" w:hAnsi="Times New Roman"/>
+          <w:tcPr>
+            <w:vAlign w:val="center"/>
+            <w:tcBorders>
+              <w:bottom w:val="single" w:sz="4" w:color="auto"/>
+            </w:tcBorders>
+          </w:tcPr>
+          <w:p>
+            <w:pPr>
+              <w:pStyle w:val="Compact"/>
+              <w:spacing w:line="240" w:lineRule="auto" w:after="0"/>
+            </w:pPr>
+            <w:r>
+              <w:rPr>
+                <w:rFonts w:ascii="Times New Roman" w:hAnsi="Times New Roman"/>
+                <w:b/>
                 <w:sz w:val="18"/>
               </w:rPr>
               <w:t xml:space="preserve">95% CI (Wald)</w:t>
@@ -1089,15 +1263,21 @@
           </w:p>
         </w:tc>
         <w:tc>
-          <w:tcPr/>
-          <w:p>
-            <w:pPr>
-              <w:pStyle w:val="Compact"/>
-              <w:spacing w:line="240" w:lineRule="auto" w:after="0"/>
-            </w:pPr>
-            <w:r>
-              <w:rPr>
-                <w:rFonts w:ascii="Times New Roman" w:hAnsi="Times New Roman"/>
+          <w:tcPr>
+            <w:vAlign w:val="center"/>
+            <w:tcBorders>
+              <w:bottom w:val="single" w:sz="4" w:color="auto"/>
+            </w:tcBorders>
+          </w:tcPr>
+          <w:p>
+            <w:pPr>
+              <w:pStyle w:val="Compact"/>
+              <w:spacing w:line="240" w:lineRule="auto" w:after="0"/>
+            </w:pPr>
+            <w:r>
+              <w:rPr>
+                <w:rFonts w:ascii="Times New Roman" w:hAnsi="Times New Roman"/>
+                <w:b/>
                 <w:sz w:val="18"/>
               </w:rPr>
               <w:t xml:space="preserve">95% CI (province cluster bootstrap)</w:t>
@@ -1105,15 +1285,21 @@
           </w:p>
         </w:tc>
         <w:tc>
-          <w:tcPr/>
-          <w:p>
-            <w:pPr>
-              <w:pStyle w:val="Compact"/>
-              <w:spacing w:line="240" w:lineRule="auto" w:after="0"/>
-            </w:pPr>
-            <w:r>
-              <w:rPr>
-                <w:rFonts w:ascii="Times New Roman" w:hAnsi="Times New Roman"/>
+          <w:tcPr>
+            <w:vAlign w:val="center"/>
+            <w:tcBorders>
+              <w:bottom w:val="single" w:sz="4" w:color="auto"/>
+            </w:tcBorders>
+          </w:tcPr>
+          <w:p>
+            <w:pPr>
+              <w:pStyle w:val="Compact"/>
+              <w:spacing w:line="240" w:lineRule="auto" w:after="0"/>
+            </w:pPr>
+            <w:r>
+              <w:rPr>
+                <w:rFonts w:ascii="Times New Roman" w:hAnsi="Times New Roman"/>
+                <w:b/>
                 <w:sz w:val="18"/>
               </w:rPr>
               <w:t xml:space="preserve">Permutation null median</w:t>
@@ -1121,15 +1307,21 @@
           </w:p>
         </w:tc>
         <w:tc>
-          <w:tcPr/>
-          <w:p>
-            <w:pPr>
-              <w:pStyle w:val="Compact"/>
-              <w:spacing w:line="240" w:lineRule="auto" w:after="0"/>
-            </w:pPr>
-            <w:r>
-              <w:rPr>
-                <w:rFonts w:ascii="Times New Roman" w:hAnsi="Times New Roman"/>
+          <w:tcPr>
+            <w:vAlign w:val="center"/>
+            <w:tcBorders>
+              <w:bottom w:val="single" w:sz="4" w:color="auto"/>
+            </w:tcBorders>
+          </w:tcPr>
+          <w:p>
+            <w:pPr>
+              <w:pStyle w:val="Compact"/>
+              <w:spacing w:line="240" w:lineRule="auto" w:after="0"/>
+            </w:pPr>
+            <w:r>
+              <w:rPr>
+                <w:rFonts w:ascii="Times New Roman" w:hAnsi="Times New Roman"/>
+                <w:b/>
                 <w:i/>
                 <w:iCs/>
                 <w:sz w:val="18"/>
@@ -1141,7 +1333,9 @@
       </w:tr>
       <w:tr>
         <w:tc>
-          <w:tcPr/>
+          <w:tcPr>
+            <w:vAlign w:val="center"/>
+          </w:tcPr>
           <w:p>
             <w:pPr>
               <w:pStyle w:val="Compact"/>
@@ -1157,7 +1351,9 @@
           </w:p>
         </w:tc>
         <w:tc>
-          <w:tcPr/>
+          <w:tcPr>
+            <w:vAlign w:val="center"/>
+          </w:tcPr>
           <w:p>
             <w:pPr>
               <w:pStyle w:val="Compact"/>
@@ -1173,7 +1369,9 @@
           </w:p>
         </w:tc>
         <w:tc>
-          <w:tcPr/>
+          <w:tcPr>
+            <w:vAlign w:val="center"/>
+          </w:tcPr>
           <w:p>
             <w:pPr>
               <w:pStyle w:val="Compact"/>
@@ -1189,7 +1387,9 @@
           </w:p>
         </w:tc>
         <w:tc>
-          <w:tcPr/>
+          <w:tcPr>
+            <w:vAlign w:val="center"/>
+          </w:tcPr>
           <w:p>
             <w:pPr>
               <w:pStyle w:val="Compact"/>
@@ -1205,7 +1405,9 @@
           </w:p>
         </w:tc>
         <w:tc>
-          <w:tcPr/>
+          <w:tcPr>
+            <w:vAlign w:val="center"/>
+          </w:tcPr>
           <w:p>
             <w:pPr>
               <w:pStyle w:val="Compact"/>
@@ -1221,7 +1423,9 @@
           </w:p>
         </w:tc>
         <w:tc>
-          <w:tcPr/>
+          <w:tcPr>
+            <w:vAlign w:val="center"/>
+          </w:tcPr>
           <w:p>
             <w:pPr>
               <w:pStyle w:val="Compact"/>
@@ -1239,7 +1443,9 @@
       </w:tr>
       <w:tr>
         <w:tc>
-          <w:tcPr/>
+          <w:tcPr>
+            <w:vAlign w:val="center"/>
+          </w:tcPr>
           <w:p>
             <w:pPr>
               <w:pStyle w:val="Compact"/>
@@ -1255,7 +1461,9 @@
           </w:p>
         </w:tc>
         <w:tc>
-          <w:tcPr/>
+          <w:tcPr>
+            <w:vAlign w:val="center"/>
+          </w:tcPr>
           <w:p>
             <w:pPr>
               <w:pStyle w:val="Compact"/>
@@ -1271,7 +1479,9 @@
           </w:p>
         </w:tc>
         <w:tc>
-          <w:tcPr/>
+          <w:tcPr>
+            <w:vAlign w:val="center"/>
+          </w:tcPr>
           <w:p>
             <w:pPr>
               <w:pStyle w:val="Compact"/>
@@ -1287,7 +1497,9 @@
           </w:p>
         </w:tc>
         <w:tc>
-          <w:tcPr/>
+          <w:tcPr>
+            <w:vAlign w:val="center"/>
+          </w:tcPr>
           <w:p>
             <w:pPr>
               <w:pStyle w:val="Compact"/>
@@ -1303,7 +1515,9 @@
           </w:p>
         </w:tc>
         <w:tc>
-          <w:tcPr/>
+          <w:tcPr>
+            <w:vAlign w:val="center"/>
+          </w:tcPr>
           <w:p>
             <w:pPr>
               <w:pStyle w:val="Compact"/>
@@ -1319,7 +1533,9 @@
           </w:p>
         </w:tc>
         <w:tc>
-          <w:tcPr/>
+          <w:tcPr>
+            <w:vAlign w:val="center"/>
+          </w:tcPr>
           <w:p>
             <w:pPr>
               <w:pStyle w:val="Compact"/>
@@ -1337,7 +1553,9 @@
       </w:tr>
       <w:tr>
         <w:tc>
-          <w:tcPr/>
+          <w:tcPr>
+            <w:vAlign w:val="center"/>
+          </w:tcPr>
           <w:p>
             <w:pPr>
               <w:pStyle w:val="Compact"/>
@@ -1353,7 +1571,9 @@
           </w:p>
         </w:tc>
         <w:tc>
-          <w:tcPr/>
+          <w:tcPr>
+            <w:vAlign w:val="center"/>
+          </w:tcPr>
           <w:p>
             <w:pPr>
               <w:pStyle w:val="Compact"/>
@@ -1369,7 +1589,9 @@
           </w:p>
         </w:tc>
         <w:tc>
-          <w:tcPr/>
+          <w:tcPr>
+            <w:vAlign w:val="center"/>
+          </w:tcPr>
           <w:p>
             <w:pPr>
               <w:pStyle w:val="Compact"/>
@@ -1385,7 +1607,9 @@
           </w:p>
         </w:tc>
         <w:tc>
-          <w:tcPr/>
+          <w:tcPr>
+            <w:vAlign w:val="center"/>
+          </w:tcPr>
           <w:p>
             <w:pPr>
               <w:pStyle w:val="Compact"/>
@@ -1401,7 +1625,9 @@
           </w:p>
         </w:tc>
         <w:tc>
-          <w:tcPr/>
+          <w:tcPr>
+            <w:vAlign w:val="center"/>
+          </w:tcPr>
           <w:p>
             <w:pPr>
               <w:pStyle w:val="Compact"/>
@@ -1417,7 +1643,9 @@
           </w:p>
         </w:tc>
         <w:tc>
-          <w:tcPr/>
+          <w:tcPr>
+            <w:vAlign w:val="center"/>
+          </w:tcPr>
           <w:p>
             <w:pPr>
               <w:pStyle w:val="Compact"/>
@@ -1435,7 +1663,9 @@
       </w:tr>
       <w:tr>
         <w:tc>
-          <w:tcPr/>
+          <w:tcPr>
+            <w:vAlign w:val="center"/>
+          </w:tcPr>
           <w:p>
             <w:pPr>
               <w:pStyle w:val="Compact"/>
@@ -1451,7 +1681,9 @@
           </w:p>
         </w:tc>
         <w:tc>
-          <w:tcPr/>
+          <w:tcPr>
+            <w:vAlign w:val="center"/>
+          </w:tcPr>
           <w:p>
             <w:pPr>
               <w:pStyle w:val="Compact"/>
@@ -1467,7 +1699,9 @@
           </w:p>
         </w:tc>
         <w:tc>
-          <w:tcPr/>
+          <w:tcPr>
+            <w:vAlign w:val="center"/>
+          </w:tcPr>
           <w:p>
             <w:pPr>
               <w:pStyle w:val="Compact"/>
@@ -1483,7 +1717,9 @@
           </w:p>
         </w:tc>
         <w:tc>
-          <w:tcPr/>
+          <w:tcPr>
+            <w:vAlign w:val="center"/>
+          </w:tcPr>
           <w:p>
             <w:pPr>
               <w:pStyle w:val="Compact"/>
@@ -1499,7 +1735,9 @@
           </w:p>
         </w:tc>
         <w:tc>
-          <w:tcPr/>
+          <w:tcPr>
+            <w:vAlign w:val="center"/>
+          </w:tcPr>
           <w:p>
             <w:pPr>
               <w:pStyle w:val="Compact"/>
@@ -1515,7 +1753,9 @@
           </w:p>
         </w:tc>
         <w:tc>
-          <w:tcPr/>
+          <w:tcPr>
+            <w:vAlign w:val="center"/>
+          </w:tcPr>
           <w:p>
             <w:pPr>
               <w:pStyle w:val="Compact"/>
@@ -1533,7 +1773,9 @@
       </w:tr>
       <w:tr>
         <w:tc>
-          <w:tcPr/>
+          <w:tcPr>
+            <w:vAlign w:val="center"/>
+          </w:tcPr>
           <w:p>
             <w:pPr>
               <w:pStyle w:val="Compact"/>
@@ -1549,7 +1791,9 @@
           </w:p>
         </w:tc>
         <w:tc>
-          <w:tcPr/>
+          <w:tcPr>
+            <w:vAlign w:val="center"/>
+          </w:tcPr>
           <w:p>
             <w:pPr>
               <w:pStyle w:val="Compact"/>
@@ -1565,34 +1809,42 @@
           </w:p>
         </w:tc>
         <w:tc>
-          <w:tcPr/>
-          <w:p>
-            <w:pPr>
-              <w:pStyle w:val="Compact"/>
-              <w:spacing w:line="240" w:lineRule="auto" w:after="0"/>
-            </w:pPr>
-          </w:p>
-        </w:tc>
-        <w:tc>
-          <w:tcPr/>
-          <w:p>
-            <w:pPr>
-              <w:pStyle w:val="Compact"/>
-              <w:spacing w:line="240" w:lineRule="auto" w:after="0"/>
-            </w:pPr>
-          </w:p>
-        </w:tc>
-        <w:tc>
-          <w:tcPr/>
-          <w:p>
-            <w:pPr>
-              <w:pStyle w:val="Compact"/>
-              <w:spacing w:line="240" w:lineRule="auto" w:after="0"/>
-            </w:pPr>
-          </w:p>
-        </w:tc>
-        <w:tc>
-          <w:tcPr/>
+          <w:tcPr>
+            <w:vAlign w:val="center"/>
+          </w:tcPr>
+          <w:p>
+            <w:pPr>
+              <w:pStyle w:val="Compact"/>
+              <w:spacing w:line="240" w:lineRule="auto" w:after="0"/>
+            </w:pPr>
+          </w:p>
+        </w:tc>
+        <w:tc>
+          <w:tcPr>
+            <w:vAlign w:val="center"/>
+          </w:tcPr>
+          <w:p>
+            <w:pPr>
+              <w:pStyle w:val="Compact"/>
+              <w:spacing w:line="240" w:lineRule="auto" w:after="0"/>
+            </w:pPr>
+          </w:p>
+        </w:tc>
+        <w:tc>
+          <w:tcPr>
+            <w:vAlign w:val="center"/>
+          </w:tcPr>
+          <w:p>
+            <w:pPr>
+              <w:pStyle w:val="Compact"/>
+              <w:spacing w:line="240" w:lineRule="auto" w:after="0"/>
+            </w:pPr>
+          </w:p>
+        </w:tc>
+        <w:tc>
+          <w:tcPr>
+            <w:vAlign w:val="center"/>
+          </w:tcPr>
           <w:p>
             <w:pPr>
               <w:pStyle w:val="Compact"/>
@@ -1603,7 +1855,9 @@
       </w:tr>
       <w:tr>
         <w:tc>
-          <w:tcPr/>
+          <w:tcPr>
+            <w:vAlign w:val="center"/>
+          </w:tcPr>
           <w:p>
             <w:pPr>
               <w:pStyle w:val="Compact"/>
@@ -1619,7 +1873,9 @@
           </w:p>
         </w:tc>
         <w:tc>
-          <w:tcPr/>
+          <w:tcPr>
+            <w:vAlign w:val="center"/>
+          </w:tcPr>
           <w:p>
             <w:pPr>
               <w:pStyle w:val="Compact"/>
@@ -1635,34 +1891,42 @@
           </w:p>
         </w:tc>
         <w:tc>
-          <w:tcPr/>
-          <w:p>
-            <w:pPr>
-              <w:pStyle w:val="Compact"/>
-              <w:spacing w:line="240" w:lineRule="auto" w:after="0"/>
-            </w:pPr>
-          </w:p>
-        </w:tc>
-        <w:tc>
-          <w:tcPr/>
-          <w:p>
-            <w:pPr>
-              <w:pStyle w:val="Compact"/>
-              <w:spacing w:line="240" w:lineRule="auto" w:after="0"/>
-            </w:pPr>
-          </w:p>
-        </w:tc>
-        <w:tc>
-          <w:tcPr/>
-          <w:p>
-            <w:pPr>
-              <w:pStyle w:val="Compact"/>
-              <w:spacing w:line="240" w:lineRule="auto" w:after="0"/>
-            </w:pPr>
-          </w:p>
-        </w:tc>
-        <w:tc>
-          <w:tcPr/>
+          <w:tcPr>
+            <w:vAlign w:val="center"/>
+          </w:tcPr>
+          <w:p>
+            <w:pPr>
+              <w:pStyle w:val="Compact"/>
+              <w:spacing w:line="240" w:lineRule="auto" w:after="0"/>
+            </w:pPr>
+          </w:p>
+        </w:tc>
+        <w:tc>
+          <w:tcPr>
+            <w:vAlign w:val="center"/>
+          </w:tcPr>
+          <w:p>
+            <w:pPr>
+              <w:pStyle w:val="Compact"/>
+              <w:spacing w:line="240" w:lineRule="auto" w:after="0"/>
+            </w:pPr>
+          </w:p>
+        </w:tc>
+        <w:tc>
+          <w:tcPr>
+            <w:vAlign w:val="center"/>
+          </w:tcPr>
+          <w:p>
+            <w:pPr>
+              <w:pStyle w:val="Compact"/>
+              <w:spacing w:line="240" w:lineRule="auto" w:after="0"/>
+            </w:pPr>
+          </w:p>
+        </w:tc>
+        <w:tc>
+          <w:tcPr>
+            <w:vAlign w:val="center"/>
+          </w:tcPr>
           <w:p>
             <w:pPr>
               <w:pStyle w:val="Compact"/>
@@ -1673,7 +1937,9 @@
       </w:tr>
       <w:tr>
         <w:tc>
-          <w:tcPr/>
+          <w:tcPr>
+            <w:vAlign w:val="center"/>
+          </w:tcPr>
           <w:p>
             <w:pPr>
               <w:pStyle w:val="Compact"/>
@@ -1689,7 +1955,9 @@
           </w:p>
         </w:tc>
         <w:tc>
-          <w:tcPr/>
+          <w:tcPr>
+            <w:vAlign w:val="center"/>
+          </w:tcPr>
           <w:p>
             <w:pPr>
               <w:pStyle w:val="Compact"/>
@@ -1705,34 +1973,42 @@
           </w:p>
         </w:tc>
         <w:tc>
-          <w:tcPr/>
-          <w:p>
-            <w:pPr>
-              <w:pStyle w:val="Compact"/>
-              <w:spacing w:line="240" w:lineRule="auto" w:after="0"/>
-            </w:pPr>
-          </w:p>
-        </w:tc>
-        <w:tc>
-          <w:tcPr/>
-          <w:p>
-            <w:pPr>
-              <w:pStyle w:val="Compact"/>
-              <w:spacing w:line="240" w:lineRule="auto" w:after="0"/>
-            </w:pPr>
-          </w:p>
-        </w:tc>
-        <w:tc>
-          <w:tcPr/>
-          <w:p>
-            <w:pPr>
-              <w:pStyle w:val="Compact"/>
-              <w:spacing w:line="240" w:lineRule="auto" w:after="0"/>
-            </w:pPr>
-          </w:p>
-        </w:tc>
-        <w:tc>
-          <w:tcPr/>
+          <w:tcPr>
+            <w:vAlign w:val="center"/>
+          </w:tcPr>
+          <w:p>
+            <w:pPr>
+              <w:pStyle w:val="Compact"/>
+              <w:spacing w:line="240" w:lineRule="auto" w:after="0"/>
+            </w:pPr>
+          </w:p>
+        </w:tc>
+        <w:tc>
+          <w:tcPr>
+            <w:vAlign w:val="center"/>
+          </w:tcPr>
+          <w:p>
+            <w:pPr>
+              <w:pStyle w:val="Compact"/>
+              <w:spacing w:line="240" w:lineRule="auto" w:after="0"/>
+            </w:pPr>
+          </w:p>
+        </w:tc>
+        <w:tc>
+          <w:tcPr>
+            <w:vAlign w:val="center"/>
+          </w:tcPr>
+          <w:p>
+            <w:pPr>
+              <w:pStyle w:val="Compact"/>
+              <w:spacing w:line="240" w:lineRule="auto" w:after="0"/>
+            </w:pPr>
+          </w:p>
+        </w:tc>
+        <w:tc>
+          <w:tcPr>
+            <w:vAlign w:val="center"/>
+          </w:tcPr>
           <w:p>
             <w:pPr>
               <w:pStyle w:val="Compact"/>
@@ -1768,13 +2044,19 @@
         <w:tblLayout w:type="fixed"/>
         <w:tblLook w:firstRow="1" w:lastRow="0" w:firstColumn="0" w:lastColumn="0" w:noHBand="0" w:noVBand="0" w:val="0020"/>
         <w:tblBorders>
-          <w:top w:val="single" w:sz="4" w:color="auto"/>
-          <w:left w:val="single" w:sz="4" w:color="auto"/>
-          <w:bottom w:val="single" w:sz="4" w:color="auto"/>
-          <w:right w:val="single" w:sz="4" w:color="auto"/>
-          <w:insideH w:val="single" w:sz="4" w:color="auto"/>
-          <w:insideV w:val="single" w:sz="4" w:color="auto"/>
+          <w:top w:val="single" w:sz="8" w:color="auto"/>
+          <w:bottom w:val="single" w:sz="8" w:color="auto"/>
+          <w:left w:val="none" w:sz="0" w:color="auto"/>
+          <w:right w:val="none" w:sz="0" w:color="auto"/>
+          <w:insideH w:val="none" w:sz="0" w:color="auto"/>
+          <w:insideV w:val="none" w:sz="0" w:color="auto"/>
         </w:tblBorders>
+        <w:tblCellMar>
+          <w:top w:w="40" w:type="dxa"/>
+          <w:bottom w:w="40" w:type="dxa"/>
+          <w:left w:w="80" w:type="dxa"/>
+          <w:right w:w="80" w:type="dxa"/>
+        </w:tblCellMar>
       </w:tblPr>
       <w:tblGrid>
         <w:gridCol w:w="990"/>
@@ -1791,15 +2073,21 @@
           <w:tblHeader w:val="on"/>
         </w:trPr>
         <w:tc>
-          <w:tcPr/>
-          <w:p>
-            <w:pPr>
-              <w:pStyle w:val="Compact"/>
-              <w:spacing w:line="240" w:lineRule="auto" w:after="0"/>
-            </w:pPr>
-            <w:r>
-              <w:rPr>
-                <w:rFonts w:ascii="Times New Roman" w:hAnsi="Times New Roman"/>
+          <w:tcPr>
+            <w:vAlign w:val="center"/>
+            <w:tcBorders>
+              <w:bottom w:val="single" w:sz="4" w:color="auto"/>
+            </w:tcBorders>
+          </w:tcPr>
+          <w:p>
+            <w:pPr>
+              <w:pStyle w:val="Compact"/>
+              <w:spacing w:line="240" w:lineRule="auto" w:after="0"/>
+            </w:pPr>
+            <w:r>
+              <w:rPr>
+                <w:rFonts w:ascii="Times New Roman" w:hAnsi="Times New Roman"/>
+                <w:b/>
                 <w:sz w:val="18"/>
               </w:rPr>
               <w:t xml:space="preserve">Structure</w:t>
@@ -1807,15 +2095,21 @@
           </w:p>
         </w:tc>
         <w:tc>
-          <w:tcPr/>
-          <w:p>
-            <w:pPr>
-              <w:pStyle w:val="Compact"/>
-              <w:spacing w:line="240" w:lineRule="auto" w:after="0"/>
-            </w:pPr>
-            <w:r>
-              <w:rPr>
-                <w:rFonts w:ascii="Times New Roman" w:hAnsi="Times New Roman"/>
+          <w:tcPr>
+            <w:vAlign w:val="center"/>
+            <w:tcBorders>
+              <w:bottom w:val="single" w:sz="4" w:color="auto"/>
+            </w:tcBorders>
+          </w:tcPr>
+          <w:p>
+            <w:pPr>
+              <w:pStyle w:val="Compact"/>
+              <w:spacing w:line="240" w:lineRule="auto" w:after="0"/>
+            </w:pPr>
+            <w:r>
+              <w:rPr>
+                <w:rFonts w:ascii="Times New Roman" w:hAnsi="Times New Roman"/>
+                <w:b/>
                 <w:sz w:val="18"/>
               </w:rPr>
               <w:t xml:space="preserve">ΔAIC</w:t>
@@ -1823,15 +2117,21 @@
           </w:p>
         </w:tc>
         <w:tc>
-          <w:tcPr/>
-          <w:p>
-            <w:pPr>
-              <w:pStyle w:val="Compact"/>
-              <w:spacing w:line="240" w:lineRule="auto" w:after="0"/>
-            </w:pPr>
-            <w:r>
-              <w:rPr>
-                <w:rFonts w:ascii="Times New Roman" w:hAnsi="Times New Roman"/>
+          <w:tcPr>
+            <w:vAlign w:val="center"/>
+            <w:tcBorders>
+              <w:bottom w:val="single" w:sz="4" w:color="auto"/>
+            </w:tcBorders>
+          </w:tcPr>
+          <w:p>
+            <w:pPr>
+              <w:pStyle w:val="Compact"/>
+              <w:spacing w:line="240" w:lineRule="auto" w:after="0"/>
+            </w:pPr>
+            <w:r>
+              <w:rPr>
+                <w:rFonts w:ascii="Times New Roman" w:hAnsi="Times New Roman"/>
+                <w:b/>
                 <w:sz w:val="18"/>
               </w:rPr>
               <w:t xml:space="preserve">McFadden</w:t>
@@ -1839,6 +2139,7 @@
             <w:r>
               <w:rPr>
                 <w:rFonts w:ascii="Times New Roman" w:hAnsi="Times New Roman"/>
+                <w:b/>
                 <w:sz w:val="18"/>
               </w:rPr>
               <w:t xml:space="preserve"> </w:t>
@@ -1846,6 +2147,7 @@
             <w:r>
               <w:rPr>
                 <w:rFonts w:ascii="Times New Roman" w:hAnsi="Times New Roman"/>
+                <w:b/>
                 <w:i/>
                 <w:iCs/>
                 <w:sz w:val="18"/>
@@ -1855,6 +2157,7 @@
             <w:r>
               <w:rPr>
                 <w:rFonts w:ascii="Times New Roman" w:hAnsi="Times New Roman"/>
+                <w:b/>
                 <w:sz w:val="18"/>
               </w:rPr>
               <w:t xml:space="preserve">²</w:t>
@@ -1862,15 +2165,21 @@
           </w:p>
         </w:tc>
         <w:tc>
-          <w:tcPr/>
-          <w:p>
-            <w:pPr>
-              <w:pStyle w:val="Compact"/>
-              <w:spacing w:line="240" w:lineRule="auto" w:after="0"/>
-            </w:pPr>
-            <w:r>
-              <w:rPr>
-                <w:rFonts w:ascii="Times New Roman" w:hAnsi="Times New Roman"/>
+          <w:tcPr>
+            <w:vAlign w:val="center"/>
+            <w:tcBorders>
+              <w:bottom w:val="single" w:sz="4" w:color="auto"/>
+            </w:tcBorders>
+          </w:tcPr>
+          <w:p>
+            <w:pPr>
+              <w:pStyle w:val="Compact"/>
+              <w:spacing w:line="240" w:lineRule="auto" w:after="0"/>
+            </w:pPr>
+            <w:r>
+              <w:rPr>
+                <w:rFonts w:ascii="Times New Roman" w:hAnsi="Times New Roman"/>
+                <w:b/>
                 <w:sz w:val="18"/>
               </w:rPr>
               <w:t xml:space="preserve">Marginal</w:t>
@@ -1878,6 +2187,7 @@
             <w:r>
               <w:rPr>
                 <w:rFonts w:ascii="Times New Roman" w:hAnsi="Times New Roman"/>
+                <w:b/>
                 <w:sz w:val="18"/>
               </w:rPr>
               <w:t xml:space="preserve"> </w:t>
@@ -1885,6 +2195,7 @@
             <w:r>
               <w:rPr>
                 <w:rFonts w:ascii="Times New Roman" w:hAnsi="Times New Roman"/>
+                <w:b/>
                 <w:i/>
                 <w:iCs/>
                 <w:sz w:val="18"/>
@@ -1894,6 +2205,7 @@
             <w:r>
               <w:rPr>
                 <w:rFonts w:ascii="Times New Roman" w:hAnsi="Times New Roman"/>
+                <w:b/>
                 <w:sz w:val="18"/>
               </w:rPr>
               <w:t xml:space="preserve">²</w:t>
@@ -1901,15 +2213,21 @@
           </w:p>
         </w:tc>
         <w:tc>
-          <w:tcPr/>
-          <w:p>
-            <w:pPr>
-              <w:pStyle w:val="Compact"/>
-              <w:spacing w:line="240" w:lineRule="auto" w:after="0"/>
-            </w:pPr>
-            <w:r>
-              <w:rPr>
-                <w:rFonts w:ascii="Times New Roman" w:hAnsi="Times New Roman"/>
+          <w:tcPr>
+            <w:vAlign w:val="center"/>
+            <w:tcBorders>
+              <w:bottom w:val="single" w:sz="4" w:color="auto"/>
+            </w:tcBorders>
+          </w:tcPr>
+          <w:p>
+            <w:pPr>
+              <w:pStyle w:val="Compact"/>
+              <w:spacing w:line="240" w:lineRule="auto" w:after="0"/>
+            </w:pPr>
+            <w:r>
+              <w:rPr>
+                <w:rFonts w:ascii="Times New Roman" w:hAnsi="Times New Roman"/>
+                <w:b/>
                 <w:sz w:val="18"/>
               </w:rPr>
               <w:t xml:space="preserve">Conditional</w:t>
@@ -1917,6 +2235,7 @@
             <w:r>
               <w:rPr>
                 <w:rFonts w:ascii="Times New Roman" w:hAnsi="Times New Roman"/>
+                <w:b/>
                 <w:sz w:val="18"/>
               </w:rPr>
               <w:t xml:space="preserve"> </w:t>
@@ -1924,6 +2243,7 @@
             <w:r>
               <w:rPr>
                 <w:rFonts w:ascii="Times New Roman" w:hAnsi="Times New Roman"/>
+                <w:b/>
                 <w:i/>
                 <w:iCs/>
                 <w:sz w:val="18"/>
@@ -1933,6 +2253,7 @@
             <w:r>
               <w:rPr>
                 <w:rFonts w:ascii="Times New Roman" w:hAnsi="Times New Roman"/>
+                <w:b/>
                 <w:sz w:val="18"/>
               </w:rPr>
               <w:t xml:space="preserve">²</w:t>
@@ -1940,15 +2261,21 @@
           </w:p>
         </w:tc>
         <w:tc>
-          <w:tcPr/>
-          <w:p>
-            <w:pPr>
-              <w:pStyle w:val="Compact"/>
-              <w:spacing w:line="240" w:lineRule="auto" w:after="0"/>
-            </w:pPr>
-            <w:r>
-              <w:rPr>
-                <w:rFonts w:ascii="Times New Roman" w:hAnsi="Times New Roman"/>
+          <w:tcPr>
+            <w:vAlign w:val="center"/>
+            <w:tcBorders>
+              <w:bottom w:val="single" w:sz="4" w:color="auto"/>
+            </w:tcBorders>
+          </w:tcPr>
+          <w:p>
+            <w:pPr>
+              <w:pStyle w:val="Compact"/>
+              <w:spacing w:line="240" w:lineRule="auto" w:after="0"/>
+            </w:pPr>
+            <w:r>
+              <w:rPr>
+                <w:rFonts w:ascii="Times New Roman" w:hAnsi="Times New Roman"/>
+                <w:b/>
                 <w:sz w:val="18"/>
               </w:rPr>
               <w:t xml:space="preserve">Marginal AUC</w:t>
@@ -1956,15 +2283,21 @@
           </w:p>
         </w:tc>
         <w:tc>
-          <w:tcPr/>
-          <w:p>
-            <w:pPr>
-              <w:pStyle w:val="Compact"/>
-              <w:spacing w:line="240" w:lineRule="auto" w:after="0"/>
-            </w:pPr>
-            <w:r>
-              <w:rPr>
-                <w:rFonts w:ascii="Times New Roman" w:hAnsi="Times New Roman"/>
+          <w:tcPr>
+            <w:vAlign w:val="center"/>
+            <w:tcBorders>
+              <w:bottom w:val="single" w:sz="4" w:color="auto"/>
+            </w:tcBorders>
+          </w:tcPr>
+          <w:p>
+            <w:pPr>
+              <w:pStyle w:val="Compact"/>
+              <w:spacing w:line="240" w:lineRule="auto" w:after="0"/>
+            </w:pPr>
+            <w:r>
+              <w:rPr>
+                <w:rFonts w:ascii="Times New Roman" w:hAnsi="Times New Roman"/>
+                <w:b/>
                 <w:sz w:val="18"/>
               </w:rPr>
               <w:t xml:space="preserve">Conditional AUC</w:t>
@@ -1972,15 +2305,21 @@
           </w:p>
         </w:tc>
         <w:tc>
-          <w:tcPr/>
-          <w:p>
-            <w:pPr>
-              <w:pStyle w:val="Compact"/>
-              <w:spacing w:line="240" w:lineRule="auto" w:after="0"/>
-            </w:pPr>
-            <w:r>
-              <w:rPr>
-                <w:rFonts w:ascii="Times New Roman" w:hAnsi="Times New Roman"/>
+          <w:tcPr>
+            <w:vAlign w:val="center"/>
+            <w:tcBorders>
+              <w:bottom w:val="single" w:sz="4" w:color="auto"/>
+            </w:tcBorders>
+          </w:tcPr>
+          <w:p>
+            <w:pPr>
+              <w:pStyle w:val="Compact"/>
+              <w:spacing w:line="240" w:lineRule="auto" w:after="0"/>
+            </w:pPr>
+            <w:r>
+              <w:rPr>
+                <w:rFonts w:ascii="Times New Roman" w:hAnsi="Times New Roman"/>
+                <w:b/>
                 <w:sz w:val="18"/>
               </w:rPr>
               <w:t xml:space="preserve">ICC</w:t>
@@ -1990,7 +2329,9 @@
       </w:tr>
       <w:tr>
         <w:tc>
-          <w:tcPr/>
+          <w:tcPr>
+            <w:vAlign w:val="center"/>
+          </w:tcPr>
           <w:p>
             <w:pPr>
               <w:pStyle w:val="Compact"/>
@@ -2006,7 +2347,9 @@
           </w:p>
         </w:tc>
         <w:tc>
-          <w:tcPr/>
+          <w:tcPr>
+            <w:vAlign w:val="center"/>
+          </w:tcPr>
           <w:p>
             <w:pPr>
               <w:pStyle w:val="Compact"/>
@@ -2022,7 +2365,9 @@
           </w:p>
         </w:tc>
         <w:tc>
-          <w:tcPr/>
+          <w:tcPr>
+            <w:vAlign w:val="center"/>
+          </w:tcPr>
           <w:p>
             <w:pPr>
               <w:pStyle w:val="Compact"/>
@@ -2038,7 +2383,9 @@
           </w:p>
         </w:tc>
         <w:tc>
-          <w:tcPr/>
+          <w:tcPr>
+            <w:vAlign w:val="center"/>
+          </w:tcPr>
           <w:p>
             <w:pPr>
               <w:pStyle w:val="Compact"/>
@@ -2054,7 +2401,9 @@
           </w:p>
         </w:tc>
         <w:tc>
-          <w:tcPr/>
+          <w:tcPr>
+            <w:vAlign w:val="center"/>
+          </w:tcPr>
           <w:p>
             <w:pPr>
               <w:pStyle w:val="Compact"/>
@@ -2070,7 +2419,9 @@
           </w:p>
         </w:tc>
         <w:tc>
-          <w:tcPr/>
+          <w:tcPr>
+            <w:vAlign w:val="center"/>
+          </w:tcPr>
           <w:p>
             <w:pPr>
               <w:pStyle w:val="Compact"/>
@@ -2086,7 +2437,9 @@
           </w:p>
         </w:tc>
         <w:tc>
-          <w:tcPr/>
+          <w:tcPr>
+            <w:vAlign w:val="center"/>
+          </w:tcPr>
           <w:p>
             <w:pPr>
               <w:pStyle w:val="Compact"/>
@@ -2102,7 +2455,9 @@
           </w:p>
         </w:tc>
         <w:tc>
-          <w:tcPr/>
+          <w:tcPr>
+            <w:vAlign w:val="center"/>
+          </w:tcPr>
           <w:p>
             <w:pPr>
               <w:pStyle w:val="Compact"/>
@@ -2120,7 +2475,9 @@
       </w:tr>
       <w:tr>
         <w:tc>
-          <w:tcPr/>
+          <w:tcPr>
+            <w:vAlign w:val="center"/>
+          </w:tcPr>
           <w:p>
             <w:pPr>
               <w:pStyle w:val="Compact"/>
@@ -2136,7 +2493,9 @@
           </w:p>
         </w:tc>
         <w:tc>
-          <w:tcPr/>
+          <w:tcPr>
+            <w:vAlign w:val="center"/>
+          </w:tcPr>
           <w:p>
             <w:pPr>
               <w:pStyle w:val="Compact"/>
@@ -2152,7 +2511,9 @@
           </w:p>
         </w:tc>
         <w:tc>
-          <w:tcPr/>
+          <w:tcPr>
+            <w:vAlign w:val="center"/>
+          </w:tcPr>
           <w:p>
             <w:pPr>
               <w:pStyle w:val="Compact"/>
@@ -2168,7 +2529,9 @@
           </w:p>
         </w:tc>
         <w:tc>
-          <w:tcPr/>
+          <w:tcPr>
+            <w:vAlign w:val="center"/>
+          </w:tcPr>
           <w:p>
             <w:pPr>
               <w:pStyle w:val="Compact"/>
@@ -2184,7 +2547,9 @@
           </w:p>
         </w:tc>
         <w:tc>
-          <w:tcPr/>
+          <w:tcPr>
+            <w:vAlign w:val="center"/>
+          </w:tcPr>
           <w:p>
             <w:pPr>
               <w:pStyle w:val="Compact"/>
@@ -2200,7 +2565,9 @@
           </w:p>
         </w:tc>
         <w:tc>
-          <w:tcPr/>
+          <w:tcPr>
+            <w:vAlign w:val="center"/>
+          </w:tcPr>
           <w:p>
             <w:pPr>
               <w:pStyle w:val="Compact"/>
@@ -2216,7 +2583,9 @@
           </w:p>
         </w:tc>
         <w:tc>
-          <w:tcPr/>
+          <w:tcPr>
+            <w:vAlign w:val="center"/>
+          </w:tcPr>
           <w:p>
             <w:pPr>
               <w:pStyle w:val="Compact"/>
@@ -2232,7 +2601,9 @@
           </w:p>
         </w:tc>
         <w:tc>
-          <w:tcPr/>
+          <w:tcPr>
+            <w:vAlign w:val="center"/>
+          </w:tcPr>
           <w:p>
             <w:pPr>
               <w:pStyle w:val="Compact"/>
@@ -2250,7 +2621,9 @@
       </w:tr>
       <w:tr>
         <w:tc>
-          <w:tcPr/>
+          <w:tcPr>
+            <w:vAlign w:val="center"/>
+          </w:tcPr>
           <w:p>
             <w:pPr>
               <w:pStyle w:val="Compact"/>
@@ -2266,7 +2639,9 @@
           </w:p>
         </w:tc>
         <w:tc>
-          <w:tcPr/>
+          <w:tcPr>
+            <w:vAlign w:val="center"/>
+          </w:tcPr>
           <w:p>
             <w:pPr>
               <w:pStyle w:val="Compact"/>
@@ -2282,7 +2657,9 @@
           </w:p>
         </w:tc>
         <w:tc>
-          <w:tcPr/>
+          <w:tcPr>
+            <w:vAlign w:val="center"/>
+          </w:tcPr>
           <w:p>
             <w:pPr>
               <w:pStyle w:val="Compact"/>
@@ -2298,7 +2675,9 @@
           </w:p>
         </w:tc>
         <w:tc>
-          <w:tcPr/>
+          <w:tcPr>
+            <w:vAlign w:val="center"/>
+          </w:tcPr>
           <w:p>
             <w:pPr>
               <w:pStyle w:val="Compact"/>
@@ -2314,7 +2693,9 @@
           </w:p>
         </w:tc>
         <w:tc>
-          <w:tcPr/>
+          <w:tcPr>
+            <w:vAlign w:val="center"/>
+          </w:tcPr>
           <w:p>
             <w:pPr>
               <w:pStyle w:val="Compact"/>
@@ -2330,7 +2711,9 @@
           </w:p>
         </w:tc>
         <w:tc>
-          <w:tcPr/>
+          <w:tcPr>
+            <w:vAlign w:val="center"/>
+          </w:tcPr>
           <w:p>
             <w:pPr>
               <w:pStyle w:val="Compact"/>
@@ -2346,7 +2729,9 @@
           </w:p>
         </w:tc>
         <w:tc>
-          <w:tcPr/>
+          <w:tcPr>
+            <w:vAlign w:val="center"/>
+          </w:tcPr>
           <w:p>
             <w:pPr>
               <w:pStyle w:val="Compact"/>
@@ -2362,7 +2747,9 @@
           </w:p>
         </w:tc>
         <w:tc>
-          <w:tcPr/>
+          <w:tcPr>
+            <w:vAlign w:val="center"/>
+          </w:tcPr>
           <w:p>
             <w:pPr>
               <w:pStyle w:val="Compact"/>
@@ -2380,7 +2767,9 @@
       </w:tr>
       <w:tr>
         <w:tc>
-          <w:tcPr/>
+          <w:tcPr>
+            <w:vAlign w:val="center"/>
+          </w:tcPr>
           <w:p>
             <w:pPr>
               <w:pStyle w:val="Compact"/>
@@ -2398,7 +2787,9 @@
           </w:p>
         </w:tc>
         <w:tc>
-          <w:tcPr/>
+          <w:tcPr>
+            <w:vAlign w:val="center"/>
+          </w:tcPr>
           <w:p>
             <w:pPr>
               <w:pStyle w:val="Compact"/>
@@ -2416,7 +2807,9 @@
           </w:p>
         </w:tc>
         <w:tc>
-          <w:tcPr/>
+          <w:tcPr>
+            <w:vAlign w:val="center"/>
+          </w:tcPr>
           <w:p>
             <w:pPr>
               <w:pStyle w:val="Compact"/>
@@ -2434,7 +2827,9 @@
           </w:p>
         </w:tc>
         <w:tc>
-          <w:tcPr/>
+          <w:tcPr>
+            <w:vAlign w:val="center"/>
+          </w:tcPr>
           <w:p>
             <w:pPr>
               <w:pStyle w:val="Compact"/>
@@ -2452,7 +2847,9 @@
           </w:p>
         </w:tc>
         <w:tc>
-          <w:tcPr/>
+          <w:tcPr>
+            <w:vAlign w:val="center"/>
+          </w:tcPr>
           <w:p>
             <w:pPr>
               <w:pStyle w:val="Compact"/>
@@ -2470,7 +2867,9 @@
           </w:p>
         </w:tc>
         <w:tc>
-          <w:tcPr/>
+          <w:tcPr>
+            <w:vAlign w:val="center"/>
+          </w:tcPr>
           <w:p>
             <w:pPr>
               <w:pStyle w:val="Compact"/>
@@ -2488,7 +2887,9 @@
           </w:p>
         </w:tc>
         <w:tc>
-          <w:tcPr/>
+          <w:tcPr>
+            <w:vAlign w:val="center"/>
+          </w:tcPr>
           <w:p>
             <w:pPr>
               <w:pStyle w:val="Compact"/>
@@ -2506,7 +2907,9 @@
           </w:p>
         </w:tc>
         <w:tc>
-          <w:tcPr/>
+          <w:tcPr>
+            <w:vAlign w:val="center"/>
+          </w:tcPr>
           <w:p>
             <w:pPr>
               <w:pStyle w:val="Compact"/>
@@ -2526,7 +2929,9 @@
       </w:tr>
       <w:tr>
         <w:tc>
-          <w:tcPr/>
+          <w:tcPr>
+            <w:vAlign w:val="center"/>
+          </w:tcPr>
           <w:p>
             <w:pPr>
               <w:pStyle w:val="Compact"/>
@@ -2542,7 +2947,9 @@
           </w:p>
         </w:tc>
         <w:tc>
-          <w:tcPr/>
+          <w:tcPr>
+            <w:vAlign w:val="center"/>
+          </w:tcPr>
           <w:p>
             <w:pPr>
               <w:pStyle w:val="Compact"/>
@@ -2558,7 +2965,9 @@
           </w:p>
         </w:tc>
         <w:tc>
-          <w:tcPr/>
+          <w:tcPr>
+            <w:vAlign w:val="center"/>
+          </w:tcPr>
           <w:p>
             <w:pPr>
               <w:pStyle w:val="Compact"/>
@@ -2574,7 +2983,9 @@
           </w:p>
         </w:tc>
         <w:tc>
-          <w:tcPr/>
+          <w:tcPr>
+            <w:vAlign w:val="center"/>
+          </w:tcPr>
           <w:p>
             <w:pPr>
               <w:pStyle w:val="Compact"/>
@@ -2590,7 +3001,9 @@
           </w:p>
         </w:tc>
         <w:tc>
-          <w:tcPr/>
+          <w:tcPr>
+            <w:vAlign w:val="center"/>
+          </w:tcPr>
           <w:p>
             <w:pPr>
               <w:pStyle w:val="Compact"/>
@@ -2606,7 +3019,9 @@
           </w:p>
         </w:tc>
         <w:tc>
-          <w:tcPr/>
+          <w:tcPr>
+            <w:vAlign w:val="center"/>
+          </w:tcPr>
           <w:p>
             <w:pPr>
               <w:pStyle w:val="Compact"/>
@@ -2622,7 +3037,9 @@
           </w:p>
         </w:tc>
         <w:tc>
-          <w:tcPr/>
+          <w:tcPr>
+            <w:vAlign w:val="center"/>
+          </w:tcPr>
           <w:p>
             <w:pPr>
               <w:pStyle w:val="Compact"/>
@@ -2638,7 +3055,9 @@
           </w:p>
         </w:tc>
         <w:tc>
-          <w:tcPr/>
+          <w:tcPr>
+            <w:vAlign w:val="center"/>
+          </w:tcPr>
           <w:p>
             <w:pPr>
               <w:pStyle w:val="Compact"/>
@@ -2656,7 +3075,9 @@
       </w:tr>
       <w:tr>
         <w:tc>
-          <w:tcPr/>
+          <w:tcPr>
+            <w:vAlign w:val="center"/>
+          </w:tcPr>
           <w:p>
             <w:pPr>
               <w:pStyle w:val="Compact"/>
@@ -2672,7 +3093,9 @@
           </w:p>
         </w:tc>
         <w:tc>
-          <w:tcPr/>
+          <w:tcPr>
+            <w:vAlign w:val="center"/>
+          </w:tcPr>
           <w:p>
             <w:pPr>
               <w:pStyle w:val="Compact"/>
@@ -2688,7 +3111,9 @@
           </w:p>
         </w:tc>
         <w:tc>
-          <w:tcPr/>
+          <w:tcPr>
+            <w:vAlign w:val="center"/>
+          </w:tcPr>
           <w:p>
             <w:pPr>
               <w:pStyle w:val="Compact"/>
@@ -2704,7 +3129,9 @@
           </w:p>
         </w:tc>
         <w:tc>
-          <w:tcPr/>
+          <w:tcPr>
+            <w:vAlign w:val="center"/>
+          </w:tcPr>
           <w:p>
             <w:pPr>
               <w:pStyle w:val="Compact"/>
@@ -2720,7 +3147,9 @@
           </w:p>
         </w:tc>
         <w:tc>
-          <w:tcPr/>
+          <w:tcPr>
+            <w:vAlign w:val="center"/>
+          </w:tcPr>
           <w:p>
             <w:pPr>
               <w:pStyle w:val="Compact"/>
@@ -2736,7 +3165,9 @@
           </w:p>
         </w:tc>
         <w:tc>
-          <w:tcPr/>
+          <w:tcPr>
+            <w:vAlign w:val="center"/>
+          </w:tcPr>
           <w:p>
             <w:pPr>
               <w:pStyle w:val="Compact"/>
@@ -2752,7 +3183,9 @@
           </w:p>
         </w:tc>
         <w:tc>
-          <w:tcPr/>
+          <w:tcPr>
+            <w:vAlign w:val="center"/>
+          </w:tcPr>
           <w:p>
             <w:pPr>
               <w:pStyle w:val="Compact"/>
@@ -2768,7 +3201,9 @@
           </w:p>
         </w:tc>
         <w:tc>
-          <w:tcPr/>
+          <w:tcPr>
+            <w:vAlign w:val="center"/>
+          </w:tcPr>
           <w:p>
             <w:pPr>
               <w:pStyle w:val="Compact"/>
@@ -2810,13 +3245,19 @@
         <w:tblW w:type="auto" w:w="0"/>
         <w:tblLook w:firstRow="1" w:lastRow="0" w:firstColumn="0" w:lastColumn="0" w:noHBand="0" w:noVBand="0" w:val="0020"/>
         <w:tblBorders>
-          <w:top w:val="single" w:sz="4" w:color="auto"/>
-          <w:left w:val="single" w:sz="4" w:color="auto"/>
-          <w:bottom w:val="single" w:sz="4" w:color="auto"/>
-          <w:right w:val="single" w:sz="4" w:color="auto"/>
-          <w:insideH w:val="single" w:sz="4" w:color="auto"/>
-          <w:insideV w:val="single" w:sz="4" w:color="auto"/>
+          <w:top w:val="single" w:sz="8" w:color="auto"/>
+          <w:bottom w:val="single" w:sz="8" w:color="auto"/>
+          <w:left w:val="none" w:sz="0" w:color="auto"/>
+          <w:right w:val="none" w:sz="0" w:color="auto"/>
+          <w:insideH w:val="none" w:sz="0" w:color="auto"/>
+          <w:insideV w:val="none" w:sz="0" w:color="auto"/>
         </w:tblBorders>
+        <w:tblCellMar>
+          <w:top w:w="40" w:type="dxa"/>
+          <w:bottom w:w="40" w:type="dxa"/>
+          <w:left w:w="80" w:type="dxa"/>
+          <w:right w:w="80" w:type="dxa"/>
+        </w:tblCellMar>
       </w:tblPr>
       <w:tblGrid>
         <w:gridCol w:w="1980"/>
@@ -2829,15 +3270,21 @@
           <w:tblHeader w:val="on"/>
         </w:trPr>
         <w:tc>
-          <w:tcPr/>
-          <w:p>
-            <w:pPr>
-              <w:pStyle w:val="Compact"/>
-              <w:spacing w:line="240" w:lineRule="auto" w:after="0"/>
-            </w:pPr>
-            <w:r>
-              <w:rPr>
-                <w:rFonts w:ascii="Times New Roman" w:hAnsi="Times New Roman"/>
+          <w:tcPr>
+            <w:vAlign w:val="center"/>
+            <w:tcBorders>
+              <w:bottom w:val="single" w:sz="4" w:color="auto"/>
+            </w:tcBorders>
+          </w:tcPr>
+          <w:p>
+            <w:pPr>
+              <w:pStyle w:val="Compact"/>
+              <w:spacing w:line="240" w:lineRule="auto" w:after="0"/>
+            </w:pPr>
+            <w:r>
+              <w:rPr>
+                <w:rFonts w:ascii="Times New Roman" w:hAnsi="Times New Roman"/>
+                <w:b/>
                 <w:sz w:val="18"/>
               </w:rPr>
               <w:t xml:space="preserve">Check</w:t>
@@ -2845,15 +3292,21 @@
           </w:p>
         </w:tc>
         <w:tc>
-          <w:tcPr/>
-          <w:p>
-            <w:pPr>
-              <w:pStyle w:val="Compact"/>
-              <w:spacing w:line="240" w:lineRule="auto" w:after="0"/>
-            </w:pPr>
-            <w:r>
-              <w:rPr>
-                <w:rFonts w:ascii="Times New Roman" w:hAnsi="Times New Roman"/>
+          <w:tcPr>
+            <w:vAlign w:val="center"/>
+            <w:tcBorders>
+              <w:bottom w:val="single" w:sz="4" w:color="auto"/>
+            </w:tcBorders>
+          </w:tcPr>
+          <w:p>
+            <w:pPr>
+              <w:pStyle w:val="Compact"/>
+              <w:spacing w:line="240" w:lineRule="auto" w:after="0"/>
+            </w:pPr>
+            <w:r>
+              <w:rPr>
+                <w:rFonts w:ascii="Times New Roman" w:hAnsi="Times New Roman"/>
+                <w:b/>
                 <w:sz w:val="18"/>
               </w:rPr>
               <w:t xml:space="preserve">Statistic</w:t>
@@ -2861,15 +3314,21 @@
           </w:p>
         </w:tc>
         <w:tc>
-          <w:tcPr/>
-          <w:p>
-            <w:pPr>
-              <w:pStyle w:val="Compact"/>
-              <w:spacing w:line="240" w:lineRule="auto" w:after="0"/>
-            </w:pPr>
-            <w:r>
-              <w:rPr>
-                <w:rFonts w:ascii="Times New Roman" w:hAnsi="Times New Roman"/>
+          <w:tcPr>
+            <w:vAlign w:val="center"/>
+            <w:tcBorders>
+              <w:bottom w:val="single" w:sz="4" w:color="auto"/>
+            </w:tcBorders>
+          </w:tcPr>
+          <w:p>
+            <w:pPr>
+              <w:pStyle w:val="Compact"/>
+              <w:spacing w:line="240" w:lineRule="auto" w:after="0"/>
+            </w:pPr>
+            <w:r>
+              <w:rPr>
+                <w:rFonts w:ascii="Times New Roman" w:hAnsi="Times New Roman"/>
+                <w:b/>
                 <w:i/>
                 <w:iCs/>
                 <w:sz w:val="18"/>
@@ -2879,15 +3338,21 @@
           </w:p>
         </w:tc>
         <w:tc>
-          <w:tcPr/>
-          <w:p>
-            <w:pPr>
-              <w:pStyle w:val="Compact"/>
-              <w:spacing w:line="240" w:lineRule="auto" w:after="0"/>
-            </w:pPr>
-            <w:r>
-              <w:rPr>
-                <w:rFonts w:ascii="Times New Roman" w:hAnsi="Times New Roman"/>
+          <w:tcPr>
+            <w:vAlign w:val="center"/>
+            <w:tcBorders>
+              <w:bottom w:val="single" w:sz="4" w:color="auto"/>
+            </w:tcBorders>
+          </w:tcPr>
+          <w:p>
+            <w:pPr>
+              <w:pStyle w:val="Compact"/>
+              <w:spacing w:line="240" w:lineRule="auto" w:after="0"/>
+            </w:pPr>
+            <w:r>
+              <w:rPr>
+                <w:rFonts w:ascii="Times New Roman" w:hAnsi="Times New Roman"/>
+                <w:b/>
                 <w:sz w:val="18"/>
               </w:rPr>
               <w:t xml:space="preserve">Reading</w:t>
@@ -2897,7 +3362,9 @@
       </w:tr>
       <w:tr>
         <w:tc>
-          <w:tcPr/>
+          <w:tcPr>
+            <w:vAlign w:val="center"/>
+          </w:tcPr>
           <w:p>
             <w:pPr>
               <w:pStyle w:val="Compact"/>
@@ -2913,7 +3380,9 @@
           </w:p>
         </w:tc>
         <w:tc>
-          <w:tcPr/>
+          <w:tcPr>
+            <w:vAlign w:val="center"/>
+          </w:tcPr>
           <w:p>
             <w:pPr>
               <w:pStyle w:val="Compact"/>
@@ -2929,7 +3398,9 @@
           </w:p>
         </w:tc>
         <w:tc>
-          <w:tcPr/>
+          <w:tcPr>
+            <w:vAlign w:val="center"/>
+          </w:tcPr>
           <w:p>
             <w:pPr>
               <w:pStyle w:val="Compact"/>
@@ -2945,7 +3416,9 @@
           </w:p>
         </w:tc>
         <w:tc>
-          <w:tcPr/>
+          <w:tcPr>
+            <w:vAlign w:val="center"/>
+          </w:tcPr>
           <w:p>
             <w:pPr>
               <w:pStyle w:val="Compact"/>
@@ -2963,7 +3436,9 @@
       </w:tr>
       <w:tr>
         <w:tc>
-          <w:tcPr/>
+          <w:tcPr>
+            <w:vAlign w:val="center"/>
+          </w:tcPr>
           <w:p>
             <w:pPr>
               <w:pStyle w:val="Compact"/>
@@ -2979,7 +3454,9 @@
           </w:p>
         </w:tc>
         <w:tc>
-          <w:tcPr/>
+          <w:tcPr>
+            <w:vAlign w:val="center"/>
+          </w:tcPr>
           <w:p>
             <w:pPr>
               <w:pStyle w:val="Compact"/>
@@ -2995,7 +3472,9 @@
           </w:p>
         </w:tc>
         <w:tc>
-          <w:tcPr/>
+          <w:tcPr>
+            <w:vAlign w:val="center"/>
+          </w:tcPr>
           <w:p>
             <w:pPr>
               <w:pStyle w:val="Compact"/>
@@ -3011,7 +3490,9 @@
           </w:p>
         </w:tc>
         <w:tc>
-          <w:tcPr/>
+          <w:tcPr>
+            <w:vAlign w:val="center"/>
+          </w:tcPr>
           <w:p>
             <w:pPr>
               <w:pStyle w:val="Compact"/>
@@ -3029,7 +3510,9 @@
       </w:tr>
       <w:tr>
         <w:tc>
-          <w:tcPr/>
+          <w:tcPr>
+            <w:vAlign w:val="center"/>
+          </w:tcPr>
           <w:p>
             <w:pPr>
               <w:pStyle w:val="Compact"/>
@@ -3045,7 +3528,9 @@
           </w:p>
         </w:tc>
         <w:tc>
-          <w:tcPr/>
+          <w:tcPr>
+            <w:vAlign w:val="center"/>
+          </w:tcPr>
           <w:p>
             <w:pPr>
               <w:pStyle w:val="Compact"/>
@@ -3061,7 +3546,9 @@
           </w:p>
         </w:tc>
         <w:tc>
-          <w:tcPr/>
+          <w:tcPr>
+            <w:vAlign w:val="center"/>
+          </w:tcPr>
           <w:p>
             <w:pPr>
               <w:pStyle w:val="Compact"/>
@@ -3077,7 +3564,9 @@
           </w:p>
         </w:tc>
         <w:tc>
-          <w:tcPr/>
+          <w:tcPr>
+            <w:vAlign w:val="center"/>
+          </w:tcPr>
           <w:p>
             <w:pPr>
               <w:pStyle w:val="Compact"/>
@@ -3095,7 +3584,9 @@
       </w:tr>
       <w:tr>
         <w:tc>
-          <w:tcPr/>
+          <w:tcPr>
+            <w:vAlign w:val="center"/>
+          </w:tcPr>
           <w:p>
             <w:pPr>
               <w:pStyle w:val="Compact"/>
@@ -3111,7 +3602,9 @@
           </w:p>
         </w:tc>
         <w:tc>
-          <w:tcPr/>
+          <w:tcPr>
+            <w:vAlign w:val="center"/>
+          </w:tcPr>
           <w:p>
             <w:pPr>
               <w:pStyle w:val="Compact"/>
@@ -3127,7 +3620,9 @@
           </w:p>
         </w:tc>
         <w:tc>
-          <w:tcPr/>
+          <w:tcPr>
+            <w:vAlign w:val="center"/>
+          </w:tcPr>
           <w:p>
             <w:pPr>
               <w:pStyle w:val="Compact"/>
@@ -3143,7 +3638,9 @@
           </w:p>
         </w:tc>
         <w:tc>
-          <w:tcPr/>
+          <w:tcPr>
+            <w:vAlign w:val="center"/>
+          </w:tcPr>
           <w:p>
             <w:pPr>
               <w:pStyle w:val="Compact"/>
@@ -3161,7 +3658,9 @@
       </w:tr>
       <w:tr>
         <w:tc>
-          <w:tcPr/>
+          <w:tcPr>
+            <w:vAlign w:val="center"/>
+          </w:tcPr>
           <w:p>
             <w:pPr>
               <w:pStyle w:val="Compact"/>
@@ -3177,7 +3676,9 @@
           </w:p>
         </w:tc>
         <w:tc>
-          <w:tcPr/>
+          <w:tcPr>
+            <w:vAlign w:val="center"/>
+          </w:tcPr>
           <w:p>
             <w:pPr>
               <w:pStyle w:val="Compact"/>
@@ -3193,7 +3694,9 @@
           </w:p>
         </w:tc>
         <w:tc>
-          <w:tcPr/>
+          <w:tcPr>
+            <w:vAlign w:val="center"/>
+          </w:tcPr>
           <w:p>
             <w:pPr>
               <w:pStyle w:val="Compact"/>
@@ -3209,7 +3712,9 @@
           </w:p>
         </w:tc>
         <w:tc>
-          <w:tcPr/>
+          <w:tcPr>
+            <w:vAlign w:val="center"/>
+          </w:tcPr>
           <w:p>
             <w:pPr>
               <w:pStyle w:val="Compact"/>
@@ -3227,7 +3732,9 @@
       </w:tr>
       <w:tr>
         <w:tc>
-          <w:tcPr/>
+          <w:tcPr>
+            <w:vAlign w:val="center"/>
+          </w:tcPr>
           <w:p>
             <w:pPr>
               <w:pStyle w:val="Compact"/>
@@ -3243,7 +3750,9 @@
           </w:p>
         </w:tc>
         <w:tc>
-          <w:tcPr/>
+          <w:tcPr>
+            <w:vAlign w:val="center"/>
+          </w:tcPr>
           <w:p>
             <w:pPr>
               <w:pStyle w:val="Compact"/>
@@ -3259,7 +3768,9 @@
           </w:p>
         </w:tc>
         <w:tc>
-          <w:tcPr/>
+          <w:tcPr>
+            <w:vAlign w:val="center"/>
+          </w:tcPr>
           <w:p>
             <w:pPr>
               <w:pStyle w:val="Compact"/>
@@ -3275,7 +3786,9 @@
           </w:p>
         </w:tc>
         <w:tc>
-          <w:tcPr/>
+          <w:tcPr>
+            <w:vAlign w:val="center"/>
+          </w:tcPr>
           <w:p>
             <w:pPr>
               <w:pStyle w:val="Compact"/>
@@ -3293,7 +3806,9 @@
       </w:tr>
       <w:tr>
         <w:tc>
-          <w:tcPr/>
+          <w:tcPr>
+            <w:vAlign w:val="center"/>
+          </w:tcPr>
           <w:p>
             <w:pPr>
               <w:pStyle w:val="Compact"/>
@@ -3325,7 +3840,9 @@
           </w:p>
         </w:tc>
         <w:tc>
-          <w:tcPr/>
+          <w:tcPr>
+            <w:vAlign w:val="center"/>
+          </w:tcPr>
           <w:p>
             <w:pPr>
               <w:pStyle w:val="Compact"/>
@@ -3341,7 +3858,9 @@
           </w:p>
         </w:tc>
         <w:tc>
-          <w:tcPr/>
+          <w:tcPr>
+            <w:vAlign w:val="center"/>
+          </w:tcPr>
           <w:p>
             <w:pPr>
               <w:pStyle w:val="Compact"/>
@@ -3357,7 +3876,9 @@
           </w:p>
         </w:tc>
         <w:tc>
-          <w:tcPr/>
+          <w:tcPr>
+            <w:vAlign w:val="center"/>
+          </w:tcPr>
           <w:p>
             <w:pPr>
               <w:pStyle w:val="Compact"/>
@@ -3375,7 +3896,9 @@
       </w:tr>
       <w:tr>
         <w:tc>
-          <w:tcPr/>
+          <w:tcPr>
+            <w:vAlign w:val="center"/>
+          </w:tcPr>
           <w:p>
             <w:pPr>
               <w:pStyle w:val="Compact"/>
@@ -3391,7 +3914,9 @@
           </w:p>
         </w:tc>
         <w:tc>
-          <w:tcPr/>
+          <w:tcPr>
+            <w:vAlign w:val="center"/>
+          </w:tcPr>
           <w:p>
             <w:pPr>
               <w:pStyle w:val="Compact"/>
@@ -3407,7 +3932,9 @@
           </w:p>
         </w:tc>
         <w:tc>
-          <w:tcPr/>
+          <w:tcPr>
+            <w:vAlign w:val="center"/>
+          </w:tcPr>
           <w:p>
             <w:pPr>
               <w:pStyle w:val="Compact"/>
@@ -3423,7 +3950,9 @@
           </w:p>
         </w:tc>
         <w:tc>
-          <w:tcPr/>
+          <w:tcPr>
+            <w:vAlign w:val="center"/>
+          </w:tcPr>
           <w:p>
             <w:pPr>
               <w:pStyle w:val="Compact"/>
@@ -3441,7 +3970,9 @@
       </w:tr>
       <w:tr>
         <w:tc>
-          <w:tcPr/>
+          <w:tcPr>
+            <w:vAlign w:val="center"/>
+          </w:tcPr>
           <w:p>
             <w:pPr>
               <w:pStyle w:val="Compact"/>
@@ -3457,7 +3988,9 @@
           </w:p>
         </w:tc>
         <w:tc>
-          <w:tcPr/>
+          <w:tcPr>
+            <w:vAlign w:val="center"/>
+          </w:tcPr>
           <w:p>
             <w:pPr>
               <w:pStyle w:val="Compact"/>
@@ -3473,7 +4006,9 @@
           </w:p>
         </w:tc>
         <w:tc>
-          <w:tcPr/>
+          <w:tcPr>
+            <w:vAlign w:val="center"/>
+          </w:tcPr>
           <w:p>
             <w:pPr>
               <w:pStyle w:val="Compact"/>
@@ -3489,7 +4024,9 @@
           </w:p>
         </w:tc>
         <w:tc>
-          <w:tcPr/>
+          <w:tcPr>
+            <w:vAlign w:val="center"/>
+          </w:tcPr>
           <w:p>
             <w:pPr>
               <w:pStyle w:val="Compact"/>
@@ -3577,13 +4114,19 @@
         <w:tblLayout w:type="fixed"/>
         <w:tblLook w:firstRow="1" w:lastRow="0" w:firstColumn="0" w:lastColumn="0" w:noHBand="0" w:noVBand="0" w:val="0020"/>
         <w:tblBorders>
-          <w:top w:val="single" w:sz="4" w:color="auto"/>
-          <w:left w:val="single" w:sz="4" w:color="auto"/>
-          <w:bottom w:val="single" w:sz="4" w:color="auto"/>
-          <w:right w:val="single" w:sz="4" w:color="auto"/>
-          <w:insideH w:val="single" w:sz="4" w:color="auto"/>
-          <w:insideV w:val="single" w:sz="4" w:color="auto"/>
+          <w:top w:val="single" w:sz="8" w:color="auto"/>
+          <w:bottom w:val="single" w:sz="8" w:color="auto"/>
+          <w:left w:val="none" w:sz="0" w:color="auto"/>
+          <w:right w:val="none" w:sz="0" w:color="auto"/>
+          <w:insideH w:val="none" w:sz="0" w:color="auto"/>
+          <w:insideV w:val="none" w:sz="0" w:color="auto"/>
         </w:tblBorders>
+        <w:tblCellMar>
+          <w:top w:w="40" w:type="dxa"/>
+          <w:bottom w:w="40" w:type="dxa"/>
+          <w:left w:w="80" w:type="dxa"/>
+          <w:right w:w="80" w:type="dxa"/>
+        </w:tblCellMar>
       </w:tblPr>
       <w:tblGrid>
         <w:gridCol w:w="2640"/>
@@ -3595,15 +4138,21 @@
           <w:tblHeader w:val="on"/>
         </w:trPr>
         <w:tc>
-          <w:tcPr/>
-          <w:p>
-            <w:pPr>
-              <w:pStyle w:val="Compact"/>
-              <w:spacing w:line="240" w:lineRule="auto" w:after="0"/>
-            </w:pPr>
-            <w:r>
-              <w:rPr>
-                <w:rFonts w:ascii="Times New Roman" w:hAnsi="Times New Roman"/>
+          <w:tcPr>
+            <w:vAlign w:val="center"/>
+            <w:tcBorders>
+              <w:bottom w:val="single" w:sz="4" w:color="auto"/>
+            </w:tcBorders>
+          </w:tcPr>
+          <w:p>
+            <w:pPr>
+              <w:pStyle w:val="Compact"/>
+              <w:spacing w:line="240" w:lineRule="auto" w:after="0"/>
+            </w:pPr>
+            <w:r>
+              <w:rPr>
+                <w:rFonts w:ascii="Times New Roman" w:hAnsi="Times New Roman"/>
+                <w:b/>
                 <w:sz w:val="18"/>
               </w:rPr>
               <w:t xml:space="preserve">Component</w:t>
@@ -3611,15 +4160,21 @@
           </w:p>
         </w:tc>
         <w:tc>
-          <w:tcPr/>
-          <w:p>
-            <w:pPr>
-              <w:pStyle w:val="Compact"/>
-              <w:spacing w:line="240" w:lineRule="auto" w:after="0"/>
-            </w:pPr>
-            <w:r>
-              <w:rPr>
-                <w:rFonts w:ascii="Times New Roman" w:hAnsi="Times New Roman"/>
+          <w:tcPr>
+            <w:vAlign w:val="center"/>
+            <w:tcBorders>
+              <w:bottom w:val="single" w:sz="4" w:color="auto"/>
+            </w:tcBorders>
+          </w:tcPr>
+          <w:p>
+            <w:pPr>
+              <w:pStyle w:val="Compact"/>
+              <w:spacing w:line="240" w:lineRule="auto" w:after="0"/>
+            </w:pPr>
+            <w:r>
+              <w:rPr>
+                <w:rFonts w:ascii="Times New Roman" w:hAnsi="Times New Roman"/>
+                <w:b/>
                 <w:sz w:val="18"/>
               </w:rPr>
               <w:t xml:space="preserve">Why it is in the model</w:t>
@@ -3627,15 +4182,21 @@
           </w:p>
         </w:tc>
         <w:tc>
-          <w:tcPr/>
-          <w:p>
-            <w:pPr>
-              <w:pStyle w:val="Compact"/>
-              <w:spacing w:line="240" w:lineRule="auto" w:after="0"/>
-            </w:pPr>
-            <w:r>
-              <w:rPr>
-                <w:rFonts w:ascii="Times New Roman" w:hAnsi="Times New Roman"/>
+          <w:tcPr>
+            <w:vAlign w:val="center"/>
+            <w:tcBorders>
+              <w:bottom w:val="single" w:sz="4" w:color="auto"/>
+            </w:tcBorders>
+          </w:tcPr>
+          <w:p>
+            <w:pPr>
+              <w:pStyle w:val="Compact"/>
+              <w:spacing w:line="240" w:lineRule="auto" w:after="0"/>
+            </w:pPr>
+            <w:r>
+              <w:rPr>
+                <w:rFonts w:ascii="Times New Roman" w:hAnsi="Times New Roman"/>
+                <w:b/>
                 <w:sz w:val="18"/>
               </w:rPr>
               <w:t xml:space="preserve">What the estimate means</w:t>
@@ -3645,7 +4206,9 @@
       </w:tr>
       <w:tr>
         <w:tc>
-          <w:tcPr/>
+          <w:tcPr>
+            <w:vAlign w:val="center"/>
+          </w:tcPr>
           <w:p>
             <w:pPr>
               <w:pStyle w:val="Compact"/>
@@ -3661,7 +4224,9 @@
           </w:p>
         </w:tc>
         <w:tc>
-          <w:tcPr/>
+          <w:tcPr>
+            <w:vAlign w:val="center"/>
+          </w:tcPr>
           <w:p>
             <w:pPr>
               <w:pStyle w:val="Compact"/>
@@ -3677,7 +4242,9 @@
           </w:p>
         </w:tc>
         <w:tc>
-          <w:tcPr/>
+          <w:tcPr>
+            <w:vAlign w:val="center"/>
+          </w:tcPr>
           <w:p>
             <w:pPr>
               <w:pStyle w:val="Compact"/>
@@ -3695,7 +4262,9 @@
       </w:tr>
       <w:tr>
         <w:tc>
-          <w:tcPr/>
+          <w:tcPr>
+            <w:vAlign w:val="center"/>
+          </w:tcPr>
           <w:p>
             <w:pPr>
               <w:pStyle w:val="Compact"/>
@@ -3711,7 +4280,9 @@
           </w:p>
         </w:tc>
         <w:tc>
-          <w:tcPr/>
+          <w:tcPr>
+            <w:vAlign w:val="center"/>
+          </w:tcPr>
           <w:p>
             <w:pPr>
               <w:pStyle w:val="Compact"/>
@@ -3727,7 +4298,9 @@
           </w:p>
         </w:tc>
         <w:tc>
-          <w:tcPr/>
+          <w:tcPr>
+            <w:vAlign w:val="center"/>
+          </w:tcPr>
           <w:p>
             <w:pPr>
               <w:pStyle w:val="Compact"/>
@@ -3745,7 +4318,9 @@
       </w:tr>
       <w:tr>
         <w:tc>
-          <w:tcPr/>
+          <w:tcPr>
+            <w:vAlign w:val="center"/>
+          </w:tcPr>
           <w:p>
             <w:pPr>
               <w:pStyle w:val="Compact"/>
@@ -3761,7 +4336,9 @@
           </w:p>
         </w:tc>
         <w:tc>
-          <w:tcPr/>
+          <w:tcPr>
+            <w:vAlign w:val="center"/>
+          </w:tcPr>
           <w:p>
             <w:pPr>
               <w:pStyle w:val="Compact"/>
@@ -3777,7 +4354,9 @@
           </w:p>
         </w:tc>
         <w:tc>
-          <w:tcPr/>
+          <w:tcPr>
+            <w:vAlign w:val="center"/>
+          </w:tcPr>
           <w:p>
             <w:pPr>
               <w:pStyle w:val="Compact"/>
@@ -3795,7 +4374,9 @@
       </w:tr>
       <w:tr>
         <w:tc>
-          <w:tcPr/>
+          <w:tcPr>
+            <w:vAlign w:val="center"/>
+          </w:tcPr>
           <w:p>
             <w:pPr>
               <w:pStyle w:val="Compact"/>
@@ -3841,7 +4422,9 @@
           </w:p>
         </w:tc>
         <w:tc>
-          <w:tcPr/>
+          <w:tcPr>
+            <w:vAlign w:val="center"/>
+          </w:tcPr>
           <w:p>
             <w:pPr>
               <w:pStyle w:val="Compact"/>
@@ -3857,7 +4440,9 @@
           </w:p>
         </w:tc>
         <w:tc>
-          <w:tcPr/>
+          <w:tcPr>
+            <w:vAlign w:val="center"/>
+          </w:tcPr>
           <w:p>
             <w:pPr>
               <w:pStyle w:val="Compact"/>
@@ -3875,7 +4460,9 @@
       </w:tr>
       <w:tr>
         <w:tc>
-          <w:tcPr/>
+          <w:tcPr>
+            <w:vAlign w:val="center"/>
+          </w:tcPr>
           <w:p>
             <w:pPr>
               <w:pStyle w:val="Compact"/>
@@ -3891,7 +4478,9 @@
           </w:p>
         </w:tc>
         <w:tc>
-          <w:tcPr/>
+          <w:tcPr>
+            <w:vAlign w:val="center"/>
+          </w:tcPr>
           <w:p>
             <w:pPr>
               <w:pStyle w:val="Compact"/>
@@ -3907,7 +4496,9 @@
           </w:p>
         </w:tc>
         <w:tc>
-          <w:tcPr/>
+          <w:tcPr>
+            <w:vAlign w:val="center"/>
+          </w:tcPr>
           <w:p>
             <w:pPr>
               <w:pStyle w:val="Compact"/>
@@ -3925,7 +4516,9 @@
       </w:tr>
       <w:tr>
         <w:tc>
-          <w:tcPr/>
+          <w:tcPr>
+            <w:vAlign w:val="center"/>
+          </w:tcPr>
           <w:p>
             <w:pPr>
               <w:pStyle w:val="Compact"/>
@@ -3941,7 +4534,9 @@
           </w:p>
         </w:tc>
         <w:tc>
-          <w:tcPr/>
+          <w:tcPr>
+            <w:vAlign w:val="center"/>
+          </w:tcPr>
           <w:p>
             <w:pPr>
               <w:pStyle w:val="Compact"/>
@@ -3957,7 +4552,9 @@
           </w:p>
         </w:tc>
         <w:tc>
-          <w:tcPr/>
+          <w:tcPr>
+            <w:vAlign w:val="center"/>
+          </w:tcPr>
           <w:p>
             <w:pPr>
               <w:pStyle w:val="Compact"/>
@@ -3975,7 +4572,9 @@
       </w:tr>
       <w:tr>
         <w:tc>
-          <w:tcPr/>
+          <w:tcPr>
+            <w:vAlign w:val="center"/>
+          </w:tcPr>
           <w:p>
             <w:pPr>
               <w:pStyle w:val="Compact"/>
@@ -3991,7 +4590,9 @@
           </w:p>
         </w:tc>
         <w:tc>
-          <w:tcPr/>
+          <w:tcPr>
+            <w:vAlign w:val="center"/>
+          </w:tcPr>
           <w:p>
             <w:pPr>
               <w:pStyle w:val="Compact"/>
@@ -4007,7 +4608,9 @@
           </w:p>
         </w:tc>
         <w:tc>
-          <w:tcPr/>
+          <w:tcPr>
+            <w:vAlign w:val="center"/>
+          </w:tcPr>
           <w:p>
             <w:pPr>
               <w:pStyle w:val="Compact"/>
@@ -4025,7 +4628,9 @@
       </w:tr>
       <w:tr>
         <w:tc>
-          <w:tcPr/>
+          <w:tcPr>
+            <w:vAlign w:val="center"/>
+          </w:tcPr>
           <w:p>
             <w:pPr>
               <w:pStyle w:val="Compact"/>
@@ -4080,7 +4685,9 @@
           </w:p>
         </w:tc>
         <w:tc>
-          <w:tcPr/>
+          <w:tcPr>
+            <w:vAlign w:val="center"/>
+          </w:tcPr>
           <w:p>
             <w:pPr>
               <w:pStyle w:val="Compact"/>
@@ -4096,7 +4703,9 @@
           </w:p>
         </w:tc>
         <w:tc>
-          <w:tcPr/>
+          <w:tcPr>
+            <w:vAlign w:val="center"/>
+          </w:tcPr>
           <w:p>
             <w:pPr>
               <w:pStyle w:val="Compact"/>
@@ -4114,7 +4723,9 @@
       </w:tr>
       <w:tr>
         <w:tc>
-          <w:tcPr/>
+          <w:tcPr>
+            <w:vAlign w:val="center"/>
+          </w:tcPr>
           <w:p>
             <w:pPr>
               <w:pStyle w:val="Compact"/>
@@ -4130,7 +4741,9 @@
           </w:p>
         </w:tc>
         <w:tc>
-          <w:tcPr/>
+          <w:tcPr>
+            <w:vAlign w:val="center"/>
+          </w:tcPr>
           <w:p>
             <w:pPr>
               <w:pStyle w:val="Compact"/>
@@ -4146,7 +4759,9 @@
           </w:p>
         </w:tc>
         <w:tc>
-          <w:tcPr/>
+          <w:tcPr>
+            <w:vAlign w:val="center"/>
+          </w:tcPr>
           <w:p>
             <w:pPr>
               <w:pStyle w:val="Compact"/>
@@ -4164,7 +4779,9 @@
       </w:tr>
       <w:tr>
         <w:tc>
-          <w:tcPr/>
+          <w:tcPr>
+            <w:vAlign w:val="center"/>
+          </w:tcPr>
           <w:p>
             <w:pPr>
               <w:pStyle w:val="Compact"/>
@@ -4180,7 +4797,9 @@
           </w:p>
         </w:tc>
         <w:tc>
-          <w:tcPr/>
+          <w:tcPr>
+            <w:vAlign w:val="center"/>
+          </w:tcPr>
           <w:p>
             <w:pPr>
               <w:pStyle w:val="Compact"/>
@@ -4196,7 +4815,9 @@
           </w:p>
         </w:tc>
         <w:tc>
-          <w:tcPr/>
+          <w:tcPr>
+            <w:vAlign w:val="center"/>
+          </w:tcPr>
           <w:p>
             <w:pPr>
               <w:pStyle w:val="Compact"/>
@@ -4214,7 +4835,9 @@
       </w:tr>
       <w:tr>
         <w:tc>
-          <w:tcPr/>
+          <w:tcPr>
+            <w:vAlign w:val="center"/>
+          </w:tcPr>
           <w:p>
             <w:pPr>
               <w:pStyle w:val="Compact"/>
@@ -4230,7 +4853,9 @@
           </w:p>
         </w:tc>
         <w:tc>
-          <w:tcPr/>
+          <w:tcPr>
+            <w:vAlign w:val="center"/>
+          </w:tcPr>
           <w:p>
             <w:pPr>
               <w:pStyle w:val="Compact"/>
@@ -4246,7 +4871,9 @@
           </w:p>
         </w:tc>
         <w:tc>
-          <w:tcPr/>
+          <w:tcPr>
+            <w:vAlign w:val="center"/>
+          </w:tcPr>
           <w:p>
             <w:pPr>
               <w:pStyle w:val="Compact"/>
@@ -4264,7 +4891,9 @@
       </w:tr>
       <w:tr>
         <w:tc>
-          <w:tcPr/>
+          <w:tcPr>
+            <w:vAlign w:val="center"/>
+          </w:tcPr>
           <w:p>
             <w:pPr>
               <w:pStyle w:val="Compact"/>
@@ -4280,7 +4909,9 @@
           </w:p>
         </w:tc>
         <w:tc>
-          <w:tcPr/>
+          <w:tcPr>
+            <w:vAlign w:val="center"/>
+          </w:tcPr>
           <w:p>
             <w:pPr>
               <w:pStyle w:val="Compact"/>
@@ -4296,7 +4927,9 @@
           </w:p>
         </w:tc>
         <w:tc>
-          <w:tcPr/>
+          <w:tcPr>
+            <w:vAlign w:val="center"/>
+          </w:tcPr>
           <w:p>
             <w:pPr>
               <w:pStyle w:val="Compact"/>
@@ -4385,13 +5018,19 @@
         <w:tblLayout w:type="fixed"/>
         <w:tblLook w:firstRow="1" w:lastRow="0" w:firstColumn="0" w:lastColumn="0" w:noHBand="0" w:noVBand="0" w:val="0020"/>
         <w:tblBorders>
-          <w:top w:val="single" w:sz="4" w:color="auto"/>
-          <w:left w:val="single" w:sz="4" w:color="auto"/>
-          <w:bottom w:val="single" w:sz="4" w:color="auto"/>
-          <w:right w:val="single" w:sz="4" w:color="auto"/>
-          <w:insideH w:val="single" w:sz="4" w:color="auto"/>
-          <w:insideV w:val="single" w:sz="4" w:color="auto"/>
+          <w:top w:val="single" w:sz="8" w:color="auto"/>
+          <w:bottom w:val="single" w:sz="8" w:color="auto"/>
+          <w:left w:val="none" w:sz="0" w:color="auto"/>
+          <w:right w:val="none" w:sz="0" w:color="auto"/>
+          <w:insideH w:val="none" w:sz="0" w:color="auto"/>
+          <w:insideV w:val="none" w:sz="0" w:color="auto"/>
         </w:tblBorders>
+        <w:tblCellMar>
+          <w:top w:w="40" w:type="dxa"/>
+          <w:bottom w:w="40" w:type="dxa"/>
+          <w:left w:w="80" w:type="dxa"/>
+          <w:right w:w="80" w:type="dxa"/>
+        </w:tblCellMar>
       </w:tblPr>
       <w:tblGrid>
         <w:gridCol w:w="1320"/>
@@ -4406,15 +5045,21 @@
           <w:tblHeader w:val="on"/>
         </w:trPr>
         <w:tc>
-          <w:tcPr/>
-          <w:p>
-            <w:pPr>
-              <w:pStyle w:val="Compact"/>
-              <w:spacing w:line="240" w:lineRule="auto" w:after="0"/>
-            </w:pPr>
-            <w:r>
-              <w:rPr>
-                <w:rFonts w:ascii="Times New Roman" w:hAnsi="Times New Roman"/>
+          <w:tcPr>
+            <w:vAlign w:val="center"/>
+            <w:tcBorders>
+              <w:bottom w:val="single" w:sz="4" w:color="auto"/>
+            </w:tcBorders>
+          </w:tcPr>
+          <w:p>
+            <w:pPr>
+              <w:pStyle w:val="Compact"/>
+              <w:spacing w:line="240" w:lineRule="auto" w:after="0"/>
+            </w:pPr>
+            <w:r>
+              <w:rPr>
+                <w:rFonts w:ascii="Times New Roman" w:hAnsi="Times New Roman"/>
+                <w:b/>
                 <w:sz w:val="18"/>
               </w:rPr>
               <w:t xml:space="preserve">Group</w:t>
@@ -4422,15 +5067,21 @@
           </w:p>
         </w:tc>
         <w:tc>
-          <w:tcPr/>
-          <w:p>
-            <w:pPr>
-              <w:pStyle w:val="Compact"/>
-              <w:spacing w:line="240" w:lineRule="auto" w:after="0"/>
-            </w:pPr>
-            <w:r>
-              <w:rPr>
-                <w:rFonts w:ascii="Times New Roman" w:hAnsi="Times New Roman"/>
+          <w:tcPr>
+            <w:vAlign w:val="center"/>
+            <w:tcBorders>
+              <w:bottom w:val="single" w:sz="4" w:color="auto"/>
+            </w:tcBorders>
+          </w:tcPr>
+          <w:p>
+            <w:pPr>
+              <w:pStyle w:val="Compact"/>
+              <w:spacing w:line="240" w:lineRule="auto" w:after="0"/>
+            </w:pPr>
+            <w:r>
+              <w:rPr>
+                <w:rFonts w:ascii="Times New Roman" w:hAnsi="Times New Roman"/>
+                <w:b/>
                 <w:sz w:val="18"/>
               </w:rPr>
               <w:t xml:space="preserve">Events</w:t>
@@ -4438,15 +5089,21 @@
           </w:p>
         </w:tc>
         <w:tc>
-          <w:tcPr/>
-          <w:p>
-            <w:pPr>
-              <w:pStyle w:val="Compact"/>
-              <w:spacing w:line="240" w:lineRule="auto" w:after="0"/>
-            </w:pPr>
-            <w:r>
-              <w:rPr>
-                <w:rFonts w:ascii="Times New Roman" w:hAnsi="Times New Roman"/>
+          <w:tcPr>
+            <w:vAlign w:val="center"/>
+            <w:tcBorders>
+              <w:bottom w:val="single" w:sz="4" w:color="auto"/>
+            </w:tcBorders>
+          </w:tcPr>
+          <w:p>
+            <w:pPr>
+              <w:pStyle w:val="Compact"/>
+              <w:spacing w:line="240" w:lineRule="auto" w:after="0"/>
+            </w:pPr>
+            <w:r>
+              <w:rPr>
+                <w:rFonts w:ascii="Times New Roman" w:hAnsi="Times New Roman"/>
+                <w:b/>
                 <w:sz w:val="18"/>
               </w:rPr>
               <w:t xml:space="preserve">Warming HR (95% CI)</w:t>
@@ -4454,15 +5111,21 @@
           </w:p>
         </w:tc>
         <w:tc>
-          <w:tcPr/>
-          <w:p>
-            <w:pPr>
-              <w:pStyle w:val="Compact"/>
-              <w:spacing w:line="240" w:lineRule="auto" w:after="0"/>
-            </w:pPr>
-            <w:r>
-              <w:rPr>
-                <w:rFonts w:ascii="Times New Roman" w:hAnsi="Times New Roman"/>
+          <w:tcPr>
+            <w:vAlign w:val="center"/>
+            <w:tcBorders>
+              <w:bottom w:val="single" w:sz="4" w:color="auto"/>
+            </w:tcBorders>
+          </w:tcPr>
+          <w:p>
+            <w:pPr>
+              <w:pStyle w:val="Compact"/>
+              <w:spacing w:line="240" w:lineRule="auto" w:after="0"/>
+            </w:pPr>
+            <w:r>
+              <w:rPr>
+                <w:rFonts w:ascii="Times New Roman" w:hAnsi="Times New Roman"/>
+                <w:b/>
                 <w:sz w:val="18"/>
               </w:rPr>
               <w:t xml:space="preserve">Effort HR (95% CI)</w:t>
@@ -4470,15 +5133,21 @@
           </w:p>
         </w:tc>
         <w:tc>
-          <w:tcPr/>
-          <w:p>
-            <w:pPr>
-              <w:pStyle w:val="Compact"/>
-              <w:spacing w:line="240" w:lineRule="auto" w:after="0"/>
-            </w:pPr>
-            <w:r>
-              <w:rPr>
-                <w:rFonts w:ascii="Times New Roman" w:hAnsi="Times New Roman"/>
+          <w:tcPr>
+            <w:vAlign w:val="center"/>
+            <w:tcBorders>
+              <w:bottom w:val="single" w:sz="4" w:color="auto"/>
+            </w:tcBorders>
+          </w:tcPr>
+          <w:p>
+            <w:pPr>
+              <w:pStyle w:val="Compact"/>
+              <w:spacing w:line="240" w:lineRule="auto" w:after="0"/>
+            </w:pPr>
+            <w:r>
+              <w:rPr>
+                <w:rFonts w:ascii="Times New Roman" w:hAnsi="Times New Roman"/>
+                <w:b/>
                 <w:sz w:val="18"/>
               </w:rPr>
               <w:t xml:space="preserve">Warming × effort HR</w:t>
@@ -4486,15 +5155,21 @@
           </w:p>
         </w:tc>
         <w:tc>
-          <w:tcPr/>
-          <w:p>
-            <w:pPr>
-              <w:pStyle w:val="Compact"/>
-              <w:spacing w:line="240" w:lineRule="auto" w:after="0"/>
-            </w:pPr>
-            <w:r>
-              <w:rPr>
-                <w:rFonts w:ascii="Times New Roman" w:hAnsi="Times New Roman"/>
+          <w:tcPr>
+            <w:vAlign w:val="center"/>
+            <w:tcBorders>
+              <w:bottom w:val="single" w:sz="4" w:color="auto"/>
+            </w:tcBorders>
+          </w:tcPr>
+          <w:p>
+            <w:pPr>
+              <w:pStyle w:val="Compact"/>
+              <w:spacing w:line="240" w:lineRule="auto" w:after="0"/>
+            </w:pPr>
+            <w:r>
+              <w:rPr>
+                <w:rFonts w:ascii="Times New Roman" w:hAnsi="Times New Roman"/>
+                <w:b/>
                 <w:i/>
                 <w:iCs/>
                 <w:sz w:val="18"/>
@@ -4506,7 +5181,9 @@
       </w:tr>
       <w:tr>
         <w:tc>
-          <w:tcPr/>
+          <w:tcPr>
+            <w:vAlign w:val="center"/>
+          </w:tcPr>
           <w:p>
             <w:pPr>
               <w:pStyle w:val="Compact"/>
@@ -4522,7 +5199,9 @@
           </w:p>
         </w:tc>
         <w:tc>
-          <w:tcPr/>
+          <w:tcPr>
+            <w:vAlign w:val="center"/>
+          </w:tcPr>
           <w:p>
             <w:pPr>
               <w:pStyle w:val="Compact"/>
@@ -4538,7 +5217,9 @@
           </w:p>
         </w:tc>
         <w:tc>
-          <w:tcPr/>
+          <w:tcPr>
+            <w:vAlign w:val="center"/>
+          </w:tcPr>
           <w:p>
             <w:pPr>
               <w:pStyle w:val="Compact"/>
@@ -4554,7 +5235,9 @@
           </w:p>
         </w:tc>
         <w:tc>
-          <w:tcPr/>
+          <w:tcPr>
+            <w:vAlign w:val="center"/>
+          </w:tcPr>
           <w:p>
             <w:pPr>
               <w:pStyle w:val="Compact"/>
@@ -4570,7 +5253,9 @@
           </w:p>
         </w:tc>
         <w:tc>
-          <w:tcPr/>
+          <w:tcPr>
+            <w:vAlign w:val="center"/>
+          </w:tcPr>
           <w:p>
             <w:pPr>
               <w:pStyle w:val="Compact"/>
@@ -4586,7 +5271,9 @@
           </w:p>
         </w:tc>
         <w:tc>
-          <w:tcPr/>
+          <w:tcPr>
+            <w:vAlign w:val="center"/>
+          </w:tcPr>
           <w:p>
             <w:pPr>
               <w:pStyle w:val="Compact"/>
@@ -4604,7 +5291,9 @@
       </w:tr>
       <w:tr>
         <w:tc>
-          <w:tcPr/>
+          <w:tcPr>
+            <w:vAlign w:val="center"/>
+          </w:tcPr>
           <w:p>
             <w:pPr>
               <w:pStyle w:val="Compact"/>
@@ -4620,7 +5309,9 @@
           </w:p>
         </w:tc>
         <w:tc>
-          <w:tcPr/>
+          <w:tcPr>
+            <w:vAlign w:val="center"/>
+          </w:tcPr>
           <w:p>
             <w:pPr>
               <w:pStyle w:val="Compact"/>
@@ -4636,7 +5327,9 @@
           </w:p>
         </w:tc>
         <w:tc>
-          <w:tcPr/>
+          <w:tcPr>
+            <w:vAlign w:val="center"/>
+          </w:tcPr>
           <w:p>
             <w:pPr>
               <w:pStyle w:val="Compact"/>
@@ -4652,7 +5345,9 @@
           </w:p>
         </w:tc>
         <w:tc>
-          <w:tcPr/>
+          <w:tcPr>
+            <w:vAlign w:val="center"/>
+          </w:tcPr>
           <w:p>
             <w:pPr>
               <w:pStyle w:val="Compact"/>
@@ -4668,7 +5363,9 @@
           </w:p>
         </w:tc>
         <w:tc>
-          <w:tcPr/>
+          <w:tcPr>
+            <w:vAlign w:val="center"/>
+          </w:tcPr>
           <w:p>
             <w:pPr>
               <w:pStyle w:val="Compact"/>
@@ -4684,7 +5381,9 @@
           </w:p>
         </w:tc>
         <w:tc>
-          <w:tcPr/>
+          <w:tcPr>
+            <w:vAlign w:val="center"/>
+          </w:tcPr>
           <w:p>
             <w:pPr>
               <w:pStyle w:val="Compact"/>
@@ -4702,7 +5401,9 @@
       </w:tr>
       <w:tr>
         <w:tc>
-          <w:tcPr/>
+          <w:tcPr>
+            <w:vAlign w:val="center"/>
+          </w:tcPr>
           <w:p>
             <w:pPr>
               <w:pStyle w:val="Compact"/>
@@ -4718,7 +5419,9 @@
           </w:p>
         </w:tc>
         <w:tc>
-          <w:tcPr/>
+          <w:tcPr>
+            <w:vAlign w:val="center"/>
+          </w:tcPr>
           <w:p>
             <w:pPr>
               <w:pStyle w:val="Compact"/>
@@ -4734,7 +5437,9 @@
           </w:p>
         </w:tc>
         <w:tc>
-          <w:tcPr/>
+          <w:tcPr>
+            <w:vAlign w:val="center"/>
+          </w:tcPr>
           <w:p>
             <w:pPr>
               <w:pStyle w:val="Compact"/>
@@ -4750,7 +5455,9 @@
           </w:p>
         </w:tc>
         <w:tc>
-          <w:tcPr/>
+          <w:tcPr>
+            <w:vAlign w:val="center"/>
+          </w:tcPr>
           <w:p>
             <w:pPr>
               <w:pStyle w:val="Compact"/>
@@ -4766,7 +5473,9 @@
           </w:p>
         </w:tc>
         <w:tc>
-          <w:tcPr/>
+          <w:tcPr>
+            <w:vAlign w:val="center"/>
+          </w:tcPr>
           <w:p>
             <w:pPr>
               <w:pStyle w:val="Compact"/>
@@ -4782,7 +5491,9 @@
           </w:p>
         </w:tc>
         <w:tc>
-          <w:tcPr/>
+          <w:tcPr>
+            <w:vAlign w:val="center"/>
+          </w:tcPr>
           <w:p>
             <w:pPr>
               <w:pStyle w:val="Compact"/>
@@ -4800,7 +5511,9 @@
       </w:tr>
       <w:tr>
         <w:tc>
-          <w:tcPr/>
+          <w:tcPr>
+            <w:vAlign w:val="center"/>
+          </w:tcPr>
           <w:p>
             <w:pPr>
               <w:pStyle w:val="Compact"/>
@@ -4818,16 +5531,20 @@
           </w:p>
         </w:tc>
         <w:tc>
-          <w:tcPr/>
-          <w:p>
-            <w:pPr>
-              <w:pStyle w:val="Compact"/>
-              <w:spacing w:line="240" w:lineRule="auto" w:after="0"/>
-            </w:pPr>
-          </w:p>
-        </w:tc>
-        <w:tc>
-          <w:tcPr/>
+          <w:tcPr>
+            <w:vAlign w:val="center"/>
+          </w:tcPr>
+          <w:p>
+            <w:pPr>
+              <w:pStyle w:val="Compact"/>
+              <w:spacing w:line="240" w:lineRule="auto" w:after="0"/>
+            </w:pPr>
+          </w:p>
+        </w:tc>
+        <w:tc>
+          <w:tcPr>
+            <w:vAlign w:val="center"/>
+          </w:tcPr>
           <w:p>
             <w:pPr>
               <w:pStyle w:val="Compact"/>
@@ -4873,7 +5590,9 @@
           </w:p>
         </w:tc>
         <w:tc>
-          <w:tcPr/>
+          <w:tcPr>
+            <w:vAlign w:val="center"/>
+          </w:tcPr>
           <w:p>
             <w:pPr>
               <w:pStyle w:val="Compact"/>
@@ -4919,7 +5638,9 @@
           </w:p>
         </w:tc>
         <w:tc>
-          <w:tcPr/>
+          <w:tcPr>
+            <w:vAlign w:val="center"/>
+          </w:tcPr>
           <w:p>
             <w:pPr>
               <w:pStyle w:val="Compact"/>
@@ -4965,7 +5686,9 @@
           </w:p>
         </w:tc>
         <w:tc>
-          <w:tcPr/>
+          <w:tcPr>
+            <w:vAlign w:val="center"/>
+          </w:tcPr>
           <w:p>
             <w:pPr>
               <w:pStyle w:val="Compact"/>
@@ -5034,13 +5757,19 @@
         <w:tblLayout w:type="fixed"/>
         <w:tblLook w:firstRow="1" w:lastRow="0" w:firstColumn="0" w:lastColumn="0" w:noHBand="0" w:noVBand="0" w:val="0020"/>
         <w:tblBorders>
-          <w:top w:val="single" w:sz="4" w:color="auto"/>
-          <w:left w:val="single" w:sz="4" w:color="auto"/>
-          <w:bottom w:val="single" w:sz="4" w:color="auto"/>
-          <w:right w:val="single" w:sz="4" w:color="auto"/>
-          <w:insideH w:val="single" w:sz="4" w:color="auto"/>
-          <w:insideV w:val="single" w:sz="4" w:color="auto"/>
+          <w:top w:val="single" w:sz="8" w:color="auto"/>
+          <w:bottom w:val="single" w:sz="8" w:color="auto"/>
+          <w:left w:val="none" w:sz="0" w:color="auto"/>
+          <w:right w:val="none" w:sz="0" w:color="auto"/>
+          <w:insideH w:val="none" w:sz="0" w:color="auto"/>
+          <w:insideV w:val="none" w:sz="0" w:color="auto"/>
         </w:tblBorders>
+        <w:tblCellMar>
+          <w:top w:w="40" w:type="dxa"/>
+          <w:bottom w:w="40" w:type="dxa"/>
+          <w:left w:w="80" w:type="dxa"/>
+          <w:right w:w="80" w:type="dxa"/>
+        </w:tblCellMar>
       </w:tblPr>
       <w:tblGrid>
         <w:gridCol w:w="1584"/>
@@ -5054,15 +5783,21 @@
           <w:tblHeader w:val="on"/>
         </w:trPr>
         <w:tc>
-          <w:tcPr/>
-          <w:p>
-            <w:pPr>
-              <w:pStyle w:val="Compact"/>
-              <w:spacing w:line="240" w:lineRule="auto" w:after="0"/>
-            </w:pPr>
-            <w:r>
-              <w:rPr>
-                <w:rFonts w:ascii="Times New Roman" w:hAnsi="Times New Roman"/>
+          <w:tcPr>
+            <w:vAlign w:val="center"/>
+            <w:tcBorders>
+              <w:bottom w:val="single" w:sz="4" w:color="auto"/>
+            </w:tcBorders>
+          </w:tcPr>
+          <w:p>
+            <w:pPr>
+              <w:pStyle w:val="Compact"/>
+              <w:spacing w:line="240" w:lineRule="auto" w:after="0"/>
+            </w:pPr>
+            <w:r>
+              <w:rPr>
+                <w:rFonts w:ascii="Times New Roman" w:hAnsi="Times New Roman"/>
+                <w:b/>
                 <w:sz w:val="18"/>
               </w:rPr>
               <w:t xml:space="preserve">Measure</w:t>
@@ -5070,15 +5805,21 @@
           </w:p>
         </w:tc>
         <w:tc>
-          <w:tcPr/>
-          <w:p>
-            <w:pPr>
-              <w:pStyle w:val="Compact"/>
-              <w:spacing w:line="240" w:lineRule="auto" w:after="0"/>
-            </w:pPr>
-            <w:r>
-              <w:rPr>
-                <w:rFonts w:ascii="Times New Roman" w:hAnsi="Times New Roman"/>
+          <w:tcPr>
+            <w:vAlign w:val="center"/>
+            <w:tcBorders>
+              <w:bottom w:val="single" w:sz="4" w:color="auto"/>
+            </w:tcBorders>
+          </w:tcPr>
+          <w:p>
+            <w:pPr>
+              <w:pStyle w:val="Compact"/>
+              <w:spacing w:line="240" w:lineRule="auto" w:after="0"/>
+            </w:pPr>
+            <w:r>
+              <w:rPr>
+                <w:rFonts w:ascii="Times New Roman" w:hAnsi="Times New Roman"/>
+                <w:b/>
                 <w:i/>
                 <w:iCs/>
                 <w:sz w:val="18"/>
@@ -5088,15 +5829,21 @@
           </w:p>
         </w:tc>
         <w:tc>
-          <w:tcPr/>
-          <w:p>
-            <w:pPr>
-              <w:pStyle w:val="Compact"/>
-              <w:spacing w:line="240" w:lineRule="auto" w:after="0"/>
-            </w:pPr>
-            <w:r>
-              <w:rPr>
-                <w:rFonts w:ascii="Times New Roman" w:hAnsi="Times New Roman"/>
+          <w:tcPr>
+            <w:vAlign w:val="center"/>
+            <w:tcBorders>
+              <w:bottom w:val="single" w:sz="4" w:color="auto"/>
+            </w:tcBorders>
+          </w:tcPr>
+          <w:p>
+            <w:pPr>
+              <w:pStyle w:val="Compact"/>
+              <w:spacing w:line="240" w:lineRule="auto" w:after="0"/>
+            </w:pPr>
+            <w:r>
+              <w:rPr>
+                <w:rFonts w:ascii="Times New Roman" w:hAnsi="Times New Roman"/>
+                <w:b/>
                 <w:sz w:val="18"/>
               </w:rPr>
               <w:t xml:space="preserve">Species with a record</w:t>
@@ -5104,15 +5851,21 @@
           </w:p>
         </w:tc>
         <w:tc>
-          <w:tcPr/>
-          <w:p>
-            <w:pPr>
-              <w:pStyle w:val="Compact"/>
-              <w:spacing w:line="240" w:lineRule="auto" w:after="0"/>
-            </w:pPr>
-            <w:r>
-              <w:rPr>
-                <w:rFonts w:ascii="Times New Roman" w:hAnsi="Times New Roman"/>
+          <w:tcPr>
+            <w:vAlign w:val="center"/>
+            <w:tcBorders>
+              <w:bottom w:val="single" w:sz="4" w:color="auto"/>
+            </w:tcBorders>
+          </w:tcPr>
+          <w:p>
+            <w:pPr>
+              <w:pStyle w:val="Compact"/>
+              <w:spacing w:line="240" w:lineRule="auto" w:after="0"/>
+            </w:pPr>
+            <w:r>
+              <w:rPr>
+                <w:rFonts w:ascii="Times New Roman" w:hAnsi="Times New Roman"/>
+                <w:b/>
                 <w:sz w:val="18"/>
               </w:rPr>
               <w:t xml:space="preserve">OR per SD (95% CI)</w:t>
@@ -5120,15 +5873,21 @@
           </w:p>
         </w:tc>
         <w:tc>
-          <w:tcPr/>
-          <w:p>
-            <w:pPr>
-              <w:pStyle w:val="Compact"/>
-              <w:spacing w:line="240" w:lineRule="auto" w:after="0"/>
-            </w:pPr>
-            <w:r>
-              <w:rPr>
-                <w:rFonts w:ascii="Times New Roman" w:hAnsi="Times New Roman"/>
+          <w:tcPr>
+            <w:vAlign w:val="center"/>
+            <w:tcBorders>
+              <w:bottom w:val="single" w:sz="4" w:color="auto"/>
+            </w:tcBorders>
+          </w:tcPr>
+          <w:p>
+            <w:pPr>
+              <w:pStyle w:val="Compact"/>
+              <w:spacing w:line="240" w:lineRule="auto" w:after="0"/>
+            </w:pPr>
+            <w:r>
+              <w:rPr>
+                <w:rFonts w:ascii="Times New Roman" w:hAnsi="Times New Roman"/>
+                <w:b/>
                 <w:i/>
                 <w:iCs/>
                 <w:sz w:val="18"/>
@@ -5140,7 +5899,9 @@
       </w:tr>
       <w:tr>
         <w:tc>
-          <w:tcPr/>
+          <w:tcPr>
+            <w:vAlign w:val="center"/>
+          </w:tcPr>
           <w:p>
             <w:pPr>
               <w:pStyle w:val="Compact"/>
@@ -5156,7 +5917,9 @@
           </w:p>
         </w:tc>
         <w:tc>
-          <w:tcPr/>
+          <w:tcPr>
+            <w:vAlign w:val="center"/>
+          </w:tcPr>
           <w:p>
             <w:pPr>
               <w:pStyle w:val="Compact"/>
@@ -5172,7 +5935,9 @@
           </w:p>
         </w:tc>
         <w:tc>
-          <w:tcPr/>
+          <w:tcPr>
+            <w:vAlign w:val="center"/>
+          </w:tcPr>
           <w:p>
             <w:pPr>
               <w:pStyle w:val="Compact"/>
@@ -5188,7 +5953,9 @@
           </w:p>
         </w:tc>
         <w:tc>
-          <w:tcPr/>
+          <w:tcPr>
+            <w:vAlign w:val="center"/>
+          </w:tcPr>
           <w:p>
             <w:pPr>
               <w:pStyle w:val="Compact"/>
@@ -5204,7 +5971,9 @@
           </w:p>
         </w:tc>
         <w:tc>
-          <w:tcPr/>
+          <w:tcPr>
+            <w:vAlign w:val="center"/>
+          </w:tcPr>
           <w:p>
             <w:pPr>
               <w:pStyle w:val="Compact"/>
@@ -5222,7 +5991,9 @@
       </w:tr>
       <w:tr>
         <w:tc>
-          <w:tcPr/>
+          <w:tcPr>
+            <w:vAlign w:val="center"/>
+          </w:tcPr>
           <w:p>
             <w:pPr>
               <w:pStyle w:val="Compact"/>
@@ -5238,7 +6009,9 @@
           </w:p>
         </w:tc>
         <w:tc>
-          <w:tcPr/>
+          <w:tcPr>
+            <w:vAlign w:val="center"/>
+          </w:tcPr>
           <w:p>
             <w:pPr>
               <w:pStyle w:val="Compact"/>
@@ -5254,7 +6027,9 @@
           </w:p>
         </w:tc>
         <w:tc>
-          <w:tcPr/>
+          <w:tcPr>
+            <w:vAlign w:val="center"/>
+          </w:tcPr>
           <w:p>
             <w:pPr>
               <w:pStyle w:val="Compact"/>
@@ -5270,7 +6045,9 @@
           </w:p>
         </w:tc>
         <w:tc>
-          <w:tcPr/>
+          <w:tcPr>
+            <w:vAlign w:val="center"/>
+          </w:tcPr>
           <w:p>
             <w:pPr>
               <w:pStyle w:val="Compact"/>
@@ -5286,7 +6063,9 @@
           </w:p>
         </w:tc>
         <w:tc>
-          <w:tcPr/>
+          <w:tcPr>
+            <w:vAlign w:val="center"/>
+          </w:tcPr>
           <w:p>
             <w:pPr>
               <w:pStyle w:val="Compact"/>
@@ -5304,7 +6083,9 @@
       </w:tr>
       <w:tr>
         <w:tc>
-          <w:tcPr/>
+          <w:tcPr>
+            <w:vAlign w:val="center"/>
+          </w:tcPr>
           <w:p>
             <w:pPr>
               <w:pStyle w:val="Compact"/>
@@ -5336,7 +6117,9 @@
           </w:p>
         </w:tc>
         <w:tc>
-          <w:tcPr/>
+          <w:tcPr>
+            <w:vAlign w:val="center"/>
+          </w:tcPr>
           <w:p>
             <w:pPr>
               <w:pStyle w:val="Compact"/>
@@ -5352,7 +6135,9 @@
           </w:p>
         </w:tc>
         <w:tc>
-          <w:tcPr/>
+          <w:tcPr>
+            <w:vAlign w:val="center"/>
+          </w:tcPr>
           <w:p>
             <w:pPr>
               <w:pStyle w:val="Compact"/>
@@ -5368,7 +6153,9 @@
           </w:p>
         </w:tc>
         <w:tc>
-          <w:tcPr/>
+          <w:tcPr>
+            <w:vAlign w:val="center"/>
+          </w:tcPr>
           <w:p>
             <w:pPr>
               <w:pStyle w:val="Compact"/>
@@ -5384,7 +6171,9 @@
           </w:p>
         </w:tc>
         <w:tc>
-          <w:tcPr/>
+          <w:tcPr>
+            <w:vAlign w:val="center"/>
+          </w:tcPr>
           <w:p>
             <w:pPr>
               <w:pStyle w:val="Compact"/>
@@ -5438,13 +6227,19 @@
         <w:tblW w:type="auto" w:w="0"/>
         <w:tblLook w:firstRow="1" w:lastRow="0" w:firstColumn="0" w:lastColumn="0" w:noHBand="0" w:noVBand="0" w:val="0020"/>
         <w:tblBorders>
-          <w:top w:val="single" w:sz="4" w:color="auto"/>
-          <w:left w:val="single" w:sz="4" w:color="auto"/>
-          <w:bottom w:val="single" w:sz="4" w:color="auto"/>
-          <w:right w:val="single" w:sz="4" w:color="auto"/>
-          <w:insideH w:val="single" w:sz="4" w:color="auto"/>
-          <w:insideV w:val="single" w:sz="4" w:color="auto"/>
+          <w:top w:val="single" w:sz="8" w:color="auto"/>
+          <w:bottom w:val="single" w:sz="8" w:color="auto"/>
+          <w:left w:val="none" w:sz="0" w:color="auto"/>
+          <w:right w:val="none" w:sz="0" w:color="auto"/>
+          <w:insideH w:val="none" w:sz="0" w:color="auto"/>
+          <w:insideV w:val="none" w:sz="0" w:color="auto"/>
         </w:tblBorders>
+        <w:tblCellMar>
+          <w:top w:w="40" w:type="dxa"/>
+          <w:bottom w:w="40" w:type="dxa"/>
+          <w:left w:w="80" w:type="dxa"/>
+          <w:right w:w="80" w:type="dxa"/>
+        </w:tblCellMar>
       </w:tblPr>
       <w:tblGrid>
         <w:gridCol w:w="1980"/>
@@ -5457,15 +6252,21 @@
           <w:tblHeader w:val="on"/>
         </w:trPr>
         <w:tc>
-          <w:tcPr/>
-          <w:p>
-            <w:pPr>
-              <w:pStyle w:val="Compact"/>
-              <w:spacing w:line="240" w:lineRule="auto" w:after="0"/>
-            </w:pPr>
-            <w:r>
-              <w:rPr>
-                <w:rFonts w:ascii="Times New Roman" w:hAnsi="Times New Roman"/>
+          <w:tcPr>
+            <w:vAlign w:val="center"/>
+            <w:tcBorders>
+              <w:bottom w:val="single" w:sz="4" w:color="auto"/>
+            </w:tcBorders>
+          </w:tcPr>
+          <w:p>
+            <w:pPr>
+              <w:pStyle w:val="Compact"/>
+              <w:spacing w:line="240" w:lineRule="auto" w:after="0"/>
+            </w:pPr>
+            <w:r>
+              <w:rPr>
+                <w:rFonts w:ascii="Times New Roman" w:hAnsi="Times New Roman"/>
+                <w:b/>
                 <w:sz w:val="18"/>
               </w:rPr>
               <w:t xml:space="preserve">Model</w:t>
@@ -5473,15 +6274,21 @@
           </w:p>
         </w:tc>
         <w:tc>
-          <w:tcPr/>
-          <w:p>
-            <w:pPr>
-              <w:pStyle w:val="Compact"/>
-              <w:spacing w:line="240" w:lineRule="auto" w:after="0"/>
-            </w:pPr>
-            <w:r>
-              <w:rPr>
-                <w:rFonts w:ascii="Times New Roman" w:hAnsi="Times New Roman"/>
+          <w:tcPr>
+            <w:vAlign w:val="center"/>
+            <w:tcBorders>
+              <w:bottom w:val="single" w:sz="4" w:color="auto"/>
+            </w:tcBorders>
+          </w:tcPr>
+          <w:p>
+            <w:pPr>
+              <w:pStyle w:val="Compact"/>
+              <w:spacing w:line="240" w:lineRule="auto" w:after="0"/>
+            </w:pPr>
+            <w:r>
+              <w:rPr>
+                <w:rFonts w:ascii="Times New Roman" w:hAnsi="Times New Roman"/>
+                <w:b/>
                 <w:sz w:val="18"/>
               </w:rPr>
               <w:t xml:space="preserve">Dispersion</w:t>
@@ -5489,15 +6296,21 @@
           </w:p>
         </w:tc>
         <w:tc>
-          <w:tcPr/>
-          <w:p>
-            <w:pPr>
-              <w:pStyle w:val="Compact"/>
-              <w:spacing w:line="240" w:lineRule="auto" w:after="0"/>
-            </w:pPr>
-            <w:r>
-              <w:rPr>
-                <w:rFonts w:ascii="Times New Roman" w:hAnsi="Times New Roman"/>
+          <w:tcPr>
+            <w:vAlign w:val="center"/>
+            <w:tcBorders>
+              <w:bottom w:val="single" w:sz="4" w:color="auto"/>
+            </w:tcBorders>
+          </w:tcPr>
+          <w:p>
+            <w:pPr>
+              <w:pStyle w:val="Compact"/>
+              <w:spacing w:line="240" w:lineRule="auto" w:after="0"/>
+            </w:pPr>
+            <w:r>
+              <w:rPr>
+                <w:rFonts w:ascii="Times New Roman" w:hAnsi="Times New Roman"/>
+                <w:b/>
                 <w:i/>
                 <w:iCs/>
                 <w:sz w:val="18"/>
@@ -5507,15 +6320,21 @@
           </w:p>
         </w:tc>
         <w:tc>
-          <w:tcPr/>
-          <w:p>
-            <w:pPr>
-              <w:pStyle w:val="Compact"/>
-              <w:spacing w:line="240" w:lineRule="auto" w:after="0"/>
-            </w:pPr>
-            <w:r>
-              <w:rPr>
-                <w:rFonts w:ascii="Times New Roman" w:hAnsi="Times New Roman"/>
+          <w:tcPr>
+            <w:vAlign w:val="center"/>
+            <w:tcBorders>
+              <w:bottom w:val="single" w:sz="4" w:color="auto"/>
+            </w:tcBorders>
+          </w:tcPr>
+          <w:p>
+            <w:pPr>
+              <w:pStyle w:val="Compact"/>
+              <w:spacing w:line="240" w:lineRule="auto" w:after="0"/>
+            </w:pPr>
+            <w:r>
+              <w:rPr>
+                <w:rFonts w:ascii="Times New Roman" w:hAnsi="Times New Roman"/>
+                <w:b/>
                 <w:sz w:val="18"/>
               </w:rPr>
               <w:t xml:space="preserve">AICc</w:t>
@@ -5525,7 +6344,9 @@
       </w:tr>
       <w:tr>
         <w:tc>
-          <w:tcPr/>
+          <w:tcPr>
+            <w:vAlign w:val="center"/>
+          </w:tcPr>
           <w:p>
             <w:pPr>
               <w:pStyle w:val="Compact"/>
@@ -5541,7 +6362,9 @@
           </w:p>
         </w:tc>
         <w:tc>
-          <w:tcPr/>
+          <w:tcPr>
+            <w:vAlign w:val="center"/>
+          </w:tcPr>
           <w:p>
             <w:pPr>
               <w:pStyle w:val="Compact"/>
@@ -5557,7 +6380,9 @@
           </w:p>
         </w:tc>
         <w:tc>
-          <w:tcPr/>
+          <w:tcPr>
+            <w:vAlign w:val="center"/>
+          </w:tcPr>
           <w:p>
             <w:pPr>
               <w:pStyle w:val="Compact"/>
@@ -5573,7 +6398,9 @@
           </w:p>
         </w:tc>
         <w:tc>
-          <w:tcPr/>
+          <w:tcPr>
+            <w:vAlign w:val="center"/>
+          </w:tcPr>
           <w:p>
             <w:pPr>
               <w:pStyle w:val="Compact"/>
@@ -5591,7 +6418,9 @@
       </w:tr>
       <w:tr>
         <w:tc>
-          <w:tcPr/>
+          <w:tcPr>
+            <w:vAlign w:val="center"/>
+          </w:tcPr>
           <w:p>
             <w:pPr>
               <w:pStyle w:val="Compact"/>
@@ -5607,7 +6436,9 @@
           </w:p>
         </w:tc>
         <w:tc>
-          <w:tcPr/>
+          <w:tcPr>
+            <w:vAlign w:val="center"/>
+          </w:tcPr>
           <w:p>
             <w:pPr>
               <w:pStyle w:val="Compact"/>
@@ -5623,7 +6454,9 @@
           </w:p>
         </w:tc>
         <w:tc>
-          <w:tcPr/>
+          <w:tcPr>
+            <w:vAlign w:val="center"/>
+          </w:tcPr>
           <w:p>
             <w:pPr>
               <w:pStyle w:val="Compact"/>
@@ -5639,7 +6472,9 @@
           </w:p>
         </w:tc>
         <w:tc>
-          <w:tcPr/>
+          <w:tcPr>
+            <w:vAlign w:val="center"/>
+          </w:tcPr>
           <w:p>
             <w:pPr>
               <w:pStyle w:val="Compact"/>
@@ -5657,7 +6492,9 @@
       </w:tr>
       <w:tr>
         <w:tc>
-          <w:tcPr/>
+          <w:tcPr>
+            <w:vAlign w:val="center"/>
+          </w:tcPr>
           <w:p>
             <w:pPr>
               <w:pStyle w:val="Compact"/>
@@ -5673,7 +6510,9 @@
           </w:p>
         </w:tc>
         <w:tc>
-          <w:tcPr/>
+          <w:tcPr>
+            <w:vAlign w:val="center"/>
+          </w:tcPr>
           <w:p>
             <w:pPr>
               <w:pStyle w:val="Compact"/>
@@ -5689,7 +6528,9 @@
           </w:p>
         </w:tc>
         <w:tc>
-          <w:tcPr/>
+          <w:tcPr>
+            <w:vAlign w:val="center"/>
+          </w:tcPr>
           <w:p>
             <w:pPr>
               <w:pStyle w:val="Compact"/>
@@ -5705,7 +6546,9 @@
           </w:p>
         </w:tc>
         <w:tc>
-          <w:tcPr/>
+          <w:tcPr>
+            <w:vAlign w:val="center"/>
+          </w:tcPr>
           <w:p>
             <w:pPr>
               <w:pStyle w:val="Compact"/>
@@ -5729,13 +6572,19 @@
         <w:tblW w:type="auto" w:w="0"/>
         <w:tblLook w:firstRow="1" w:lastRow="0" w:firstColumn="0" w:lastColumn="0" w:noHBand="0" w:noVBand="0" w:val="0020"/>
         <w:tblBorders>
-          <w:top w:val="single" w:sz="4" w:color="auto"/>
-          <w:left w:val="single" w:sz="4" w:color="auto"/>
-          <w:bottom w:val="single" w:sz="4" w:color="auto"/>
-          <w:right w:val="single" w:sz="4" w:color="auto"/>
-          <w:insideH w:val="single" w:sz="4" w:color="auto"/>
-          <w:insideV w:val="single" w:sz="4" w:color="auto"/>
+          <w:top w:val="single" w:sz="8" w:color="auto"/>
+          <w:bottom w:val="single" w:sz="8" w:color="auto"/>
+          <w:left w:val="none" w:sz="0" w:color="auto"/>
+          <w:right w:val="none" w:sz="0" w:color="auto"/>
+          <w:insideH w:val="none" w:sz="0" w:color="auto"/>
+          <w:insideV w:val="none" w:sz="0" w:color="auto"/>
         </w:tblBorders>
+        <w:tblCellMar>
+          <w:top w:w="40" w:type="dxa"/>
+          <w:bottom w:w="40" w:type="dxa"/>
+          <w:left w:w="80" w:type="dxa"/>
+          <w:right w:w="80" w:type="dxa"/>
+        </w:tblCellMar>
       </w:tblPr>
       <w:tblGrid>
         <w:gridCol w:w="2640"/>
@@ -5747,15 +6596,21 @@
           <w:tblHeader w:val="on"/>
         </w:trPr>
         <w:tc>
-          <w:tcPr/>
-          <w:p>
-            <w:pPr>
-              <w:pStyle w:val="Compact"/>
-              <w:spacing w:line="240" w:lineRule="auto" w:after="0"/>
-            </w:pPr>
-            <w:r>
-              <w:rPr>
-                <w:rFonts w:ascii="Times New Roman" w:hAnsi="Times New Roman"/>
+          <w:tcPr>
+            <w:vAlign w:val="center"/>
+            <w:tcBorders>
+              <w:bottom w:val="single" w:sz="4" w:color="auto"/>
+            </w:tcBorders>
+          </w:tcPr>
+          <w:p>
+            <w:pPr>
+              <w:pStyle w:val="Compact"/>
+              <w:spacing w:line="240" w:lineRule="auto" w:after="0"/>
+            </w:pPr>
+            <w:r>
+              <w:rPr>
+                <w:rFonts w:ascii="Times New Roman" w:hAnsi="Times New Roman"/>
+                <w:b/>
                 <w:sz w:val="18"/>
               </w:rPr>
               <w:t xml:space="preserve">Term</w:t>
@@ -5763,15 +6618,21 @@
           </w:p>
         </w:tc>
         <w:tc>
-          <w:tcPr/>
-          <w:p>
-            <w:pPr>
-              <w:pStyle w:val="Compact"/>
-              <w:spacing w:line="240" w:lineRule="auto" w:after="0"/>
-            </w:pPr>
-            <w:r>
-              <w:rPr>
-                <w:rFonts w:ascii="Times New Roman" w:hAnsi="Times New Roman"/>
+          <w:tcPr>
+            <w:vAlign w:val="center"/>
+            <w:tcBorders>
+              <w:bottom w:val="single" w:sz="4" w:color="auto"/>
+            </w:tcBorders>
+          </w:tcPr>
+          <w:p>
+            <w:pPr>
+              <w:pStyle w:val="Compact"/>
+              <w:spacing w:line="240" w:lineRule="auto" w:after="0"/>
+            </w:pPr>
+            <w:r>
+              <w:rPr>
+                <w:rFonts w:ascii="Times New Roman" w:hAnsi="Times New Roman"/>
+                <w:b/>
                 <w:sz w:val="18"/>
               </w:rPr>
               <w:t xml:space="preserve">Counts, IRR</w:t>
@@ -5779,15 +6640,21 @@
           </w:p>
         </w:tc>
         <w:tc>
-          <w:tcPr/>
-          <w:p>
-            <w:pPr>
-              <w:pStyle w:val="Compact"/>
-              <w:spacing w:line="240" w:lineRule="auto" w:after="0"/>
-            </w:pPr>
-            <w:r>
-              <w:rPr>
-                <w:rFonts w:ascii="Times New Roman" w:hAnsi="Times New Roman"/>
+          <w:tcPr>
+            <w:vAlign w:val="center"/>
+            <w:tcBorders>
+              <w:bottom w:val="single" w:sz="4" w:color="auto"/>
+            </w:tcBorders>
+          </w:tcPr>
+          <w:p>
+            <w:pPr>
+              <w:pStyle w:val="Compact"/>
+              <w:spacing w:line="240" w:lineRule="auto" w:after="0"/>
+            </w:pPr>
+            <w:r>
+              <w:rPr>
+                <w:rFonts w:ascii="Times New Roman" w:hAnsi="Times New Roman"/>
+                <w:b/>
                 <w:sz w:val="18"/>
               </w:rPr>
               <w:t xml:space="preserve">Rate per unit of effort, IRR</w:t>
@@ -5797,7 +6664,9 @@
       </w:tr>
       <w:tr>
         <w:tc>
-          <w:tcPr/>
+          <w:tcPr>
+            <w:vAlign w:val="center"/>
+          </w:tcPr>
           <w:p>
             <w:pPr>
               <w:pStyle w:val="Compact"/>
@@ -5813,7 +6682,9 @@
           </w:p>
         </w:tc>
         <w:tc>
-          <w:tcPr/>
+          <w:tcPr>
+            <w:vAlign w:val="center"/>
+          </w:tcPr>
           <w:p>
             <w:pPr>
               <w:pStyle w:val="Compact"/>
@@ -5868,7 +6739,9 @@
           </w:p>
         </w:tc>
         <w:tc>
-          <w:tcPr/>
+          <w:tcPr>
+            <w:vAlign w:val="center"/>
+          </w:tcPr>
           <w:p>
             <w:pPr>
               <w:pStyle w:val="Compact"/>
@@ -5886,7 +6759,9 @@
       </w:tr>
       <w:tr>
         <w:tc>
-          <w:tcPr/>
+          <w:tcPr>
+            <w:vAlign w:val="center"/>
+          </w:tcPr>
           <w:p>
             <w:pPr>
               <w:pStyle w:val="Compact"/>
@@ -5902,7 +6777,9 @@
           </w:p>
         </w:tc>
         <w:tc>
-          <w:tcPr/>
+          <w:tcPr>
+            <w:vAlign w:val="center"/>
+          </w:tcPr>
           <w:p>
             <w:pPr>
               <w:pStyle w:val="Compact"/>
@@ -5918,7 +6795,9 @@
           </w:p>
         </w:tc>
         <w:tc>
-          <w:tcPr/>
+          <w:tcPr>
+            <w:vAlign w:val="center"/>
+          </w:tcPr>
           <w:p>
             <w:pPr>
               <w:pStyle w:val="Compact"/>
@@ -5975,7 +6854,9 @@
       </w:tr>
       <w:tr>
         <w:tc>
-          <w:tcPr/>
+          <w:tcPr>
+            <w:vAlign w:val="center"/>
+          </w:tcPr>
           <w:p>
             <w:pPr>
               <w:pStyle w:val="Compact"/>
@@ -5991,7 +6872,9 @@
           </w:p>
         </w:tc>
         <w:tc>
-          <w:tcPr/>
+          <w:tcPr>
+            <w:vAlign w:val="center"/>
+          </w:tcPr>
           <w:p>
             <w:pPr>
               <w:pStyle w:val="Compact"/>
@@ -6007,7 +6890,9 @@
           </w:p>
         </w:tc>
         <w:tc>
-          <w:tcPr/>
+          <w:tcPr>
+            <w:vAlign w:val="center"/>
+          </w:tcPr>
           <w:p>
             <w:pPr>
               <w:pStyle w:val="Compact"/>
@@ -6027,7 +6912,9 @@
       </w:tr>
       <w:tr>
         <w:tc>
-          <w:tcPr/>
+          <w:tcPr>
+            <w:vAlign w:val="center"/>
+          </w:tcPr>
           <w:p>
             <w:pPr>
               <w:pStyle w:val="Compact"/>
@@ -6043,7 +6930,9 @@
           </w:p>
         </w:tc>
         <w:tc>
-          <w:tcPr/>
+          <w:tcPr>
+            <w:vAlign w:val="center"/>
+          </w:tcPr>
           <w:p>
             <w:pPr>
               <w:pStyle w:val="Compact"/>
@@ -6059,7 +6948,9 @@
           </w:p>
         </w:tc>
         <w:tc>
-          <w:tcPr/>
+          <w:tcPr>
+            <w:vAlign w:val="center"/>
+          </w:tcPr>
           <w:p>
             <w:pPr>
               <w:pStyle w:val="Compact"/>
@@ -6116,7 +7007,9 @@
       </w:tr>
       <w:tr>
         <w:tc>
-          <w:tcPr/>
+          <w:tcPr>
+            <w:vAlign w:val="center"/>
+          </w:tcPr>
           <w:p>
             <w:pPr>
               <w:pStyle w:val="Compact"/>
@@ -6132,7 +7025,9 @@
           </w:p>
         </w:tc>
         <w:tc>
-          <w:tcPr/>
+          <w:tcPr>
+            <w:vAlign w:val="center"/>
+          </w:tcPr>
           <w:p>
             <w:pPr>
               <w:pStyle w:val="Compact"/>
@@ -6148,7 +7043,9 @@
           </w:p>
         </w:tc>
         <w:tc>
-          <w:tcPr/>
+          <w:tcPr>
+            <w:vAlign w:val="center"/>
+          </w:tcPr>
           <w:p>
             <w:pPr>
               <w:pStyle w:val="Compact"/>
@@ -6166,7 +7063,9 @@
       </w:tr>
       <w:tr>
         <w:tc>
-          <w:tcPr/>
+          <w:tcPr>
+            <w:vAlign w:val="center"/>
+          </w:tcPr>
           <w:p>
             <w:pPr>
               <w:pStyle w:val="Compact"/>
@@ -6182,7 +7081,9 @@
           </w:p>
         </w:tc>
         <w:tc>
-          <w:tcPr/>
+          <w:tcPr>
+            <w:vAlign w:val="center"/>
+          </w:tcPr>
           <w:p>
             <w:pPr>
               <w:pStyle w:val="Compact"/>
@@ -6198,7 +7099,9 @@
           </w:p>
         </w:tc>
         <w:tc>
-          <w:tcPr/>
+          <w:tcPr>
+            <w:vAlign w:val="center"/>
+          </w:tcPr>
           <w:p>
             <w:pPr>
               <w:pStyle w:val="Compact"/>
@@ -6265,13 +7168,19 @@
         <w:tblLayout w:type="fixed"/>
         <w:tblLook w:firstRow="1" w:lastRow="0" w:firstColumn="0" w:lastColumn="0" w:noHBand="0" w:noVBand="0" w:val="0020"/>
         <w:tblBorders>
-          <w:top w:val="single" w:sz="4" w:color="auto"/>
-          <w:left w:val="single" w:sz="4" w:color="auto"/>
-          <w:bottom w:val="single" w:sz="4" w:color="auto"/>
-          <w:right w:val="single" w:sz="4" w:color="auto"/>
-          <w:insideH w:val="single" w:sz="4" w:color="auto"/>
-          <w:insideV w:val="single" w:sz="4" w:color="auto"/>
+          <w:top w:val="single" w:sz="8" w:color="auto"/>
+          <w:bottom w:val="single" w:sz="8" w:color="auto"/>
+          <w:left w:val="none" w:sz="0" w:color="auto"/>
+          <w:right w:val="none" w:sz="0" w:color="auto"/>
+          <w:insideH w:val="none" w:sz="0" w:color="auto"/>
+          <w:insideV w:val="none" w:sz="0" w:color="auto"/>
         </w:tblBorders>
+        <w:tblCellMar>
+          <w:top w:w="40" w:type="dxa"/>
+          <w:bottom w:w="40" w:type="dxa"/>
+          <w:left w:w="80" w:type="dxa"/>
+          <w:right w:w="80" w:type="dxa"/>
+        </w:tblCellMar>
       </w:tblPr>
       <w:tblGrid>
         <w:gridCol w:w="1584"/>
@@ -6285,15 +7194,21 @@
           <w:tblHeader w:val="on"/>
         </w:trPr>
         <w:tc>
-          <w:tcPr/>
-          <w:p>
-            <w:pPr>
-              <w:pStyle w:val="Compact"/>
-              <w:spacing w:line="240" w:lineRule="auto" w:after="0"/>
-            </w:pPr>
-            <w:r>
-              <w:rPr>
-                <w:rFonts w:ascii="Times New Roman" w:hAnsi="Times New Roman"/>
+          <w:tcPr>
+            <w:vAlign w:val="center"/>
+            <w:tcBorders>
+              <w:bottom w:val="single" w:sz="4" w:color="auto"/>
+            </w:tcBorders>
+          </w:tcPr>
+          <w:p>
+            <w:pPr>
+              <w:pStyle w:val="Compact"/>
+              <w:spacing w:line="240" w:lineRule="auto" w:after="0"/>
+            </w:pPr>
+            <w:r>
+              <w:rPr>
+                <w:rFonts w:ascii="Times New Roman" w:hAnsi="Times New Roman"/>
+                <w:b/>
                 <w:sz w:val="18"/>
               </w:rPr>
               <w:t xml:space="preserve">Grouping</w:t>
@@ -6301,15 +7216,21 @@
           </w:p>
         </w:tc>
         <w:tc>
-          <w:tcPr/>
-          <w:p>
-            <w:pPr>
-              <w:pStyle w:val="Compact"/>
-              <w:spacing w:line="240" w:lineRule="auto" w:after="0"/>
-            </w:pPr>
-            <w:r>
-              <w:rPr>
-                <w:rFonts w:ascii="Times New Roman" w:hAnsi="Times New Roman"/>
+          <w:tcPr>
+            <w:vAlign w:val="center"/>
+            <w:tcBorders>
+              <w:bottom w:val="single" w:sz="4" w:color="auto"/>
+            </w:tcBorders>
+          </w:tcPr>
+          <w:p>
+            <w:pPr>
+              <w:pStyle w:val="Compact"/>
+              <w:spacing w:line="240" w:lineRule="auto" w:after="0"/>
+            </w:pPr>
+            <w:r>
+              <w:rPr>
+                <w:rFonts w:ascii="Times New Roman" w:hAnsi="Times New Roman"/>
+                <w:b/>
                 <w:sz w:val="18"/>
               </w:rPr>
               <w:t xml:space="preserve">Group</w:t>
@@ -6317,15 +7238,21 @@
           </w:p>
         </w:tc>
         <w:tc>
-          <w:tcPr/>
-          <w:p>
-            <w:pPr>
-              <w:pStyle w:val="Compact"/>
-              <w:spacing w:line="240" w:lineRule="auto" w:after="0"/>
-            </w:pPr>
-            <w:r>
-              <w:rPr>
-                <w:rFonts w:ascii="Times New Roman" w:hAnsi="Times New Roman"/>
+          <w:tcPr>
+            <w:vAlign w:val="center"/>
+            <w:tcBorders>
+              <w:bottom w:val="single" w:sz="4" w:color="auto"/>
+            </w:tcBorders>
+          </w:tcPr>
+          <w:p>
+            <w:pPr>
+              <w:pStyle w:val="Compact"/>
+              <w:spacing w:line="240" w:lineRule="auto" w:after="0"/>
+            </w:pPr>
+            <w:r>
+              <w:rPr>
+                <w:rFonts w:ascii="Times New Roman" w:hAnsi="Times New Roman"/>
+                <w:b/>
                 <w:i/>
                 <w:iCs/>
                 <w:sz w:val="18"/>
@@ -6335,6 +7262,7 @@
             <w:r>
               <w:rPr>
                 <w:rFonts w:ascii="Times New Roman" w:hAnsi="Times New Roman"/>
+                <w:b/>
                 <w:sz w:val="18"/>
               </w:rPr>
               <w:t xml:space="preserve"> </w:t>
@@ -6342,6 +7270,7 @@
             <w:r>
               <w:rPr>
                 <w:rFonts w:ascii="Times New Roman" w:hAnsi="Times New Roman"/>
+                <w:b/>
                 <w:sz w:val="18"/>
               </w:rPr>
               <w:t xml:space="preserve">species</w:t>
@@ -6349,15 +7278,21 @@
           </w:p>
         </w:tc>
         <w:tc>
-          <w:tcPr/>
-          <w:p>
-            <w:pPr>
-              <w:pStyle w:val="Compact"/>
-              <w:spacing w:line="240" w:lineRule="auto" w:after="0"/>
-            </w:pPr>
-            <w:r>
-              <w:rPr>
-                <w:rFonts w:ascii="Times New Roman" w:hAnsi="Times New Roman"/>
+          <w:tcPr>
+            <w:vAlign w:val="center"/>
+            <w:tcBorders>
+              <w:bottom w:val="single" w:sz="4" w:color="auto"/>
+            </w:tcBorders>
+          </w:tcPr>
+          <w:p>
+            <w:pPr>
+              <w:pStyle w:val="Compact"/>
+              <w:spacing w:line="240" w:lineRule="auto" w:after="0"/>
+            </w:pPr>
+            <w:r>
+              <w:rPr>
+                <w:rFonts w:ascii="Times New Roman" w:hAnsi="Times New Roman"/>
+                <w:b/>
                 <w:sz w:val="18"/>
               </w:rPr>
               <w:t xml:space="preserve">With records</w:t>
@@ -6365,15 +7300,21 @@
           </w:p>
         </w:tc>
         <w:tc>
-          <w:tcPr/>
-          <w:p>
-            <w:pPr>
-              <w:pStyle w:val="Compact"/>
-              <w:spacing w:line="240" w:lineRule="auto" w:after="0"/>
-            </w:pPr>
-            <w:r>
-              <w:rPr>
-                <w:rFonts w:ascii="Times New Roman" w:hAnsi="Times New Roman"/>
+          <w:tcPr>
+            <w:vAlign w:val="center"/>
+            <w:tcBorders>
+              <w:bottom w:val="single" w:sz="4" w:color="auto"/>
+            </w:tcBorders>
+          </w:tcPr>
+          <w:p>
+            <w:pPr>
+              <w:pStyle w:val="Compact"/>
+              <w:spacing w:line="240" w:lineRule="auto" w:after="0"/>
+            </w:pPr>
+            <w:r>
+              <w:rPr>
+                <w:rFonts w:ascii="Times New Roman" w:hAnsi="Times New Roman"/>
+                <w:b/>
                 <w:sz w:val="18"/>
               </w:rPr>
               <w:t xml:space="preserve">Significant terms (OR,</w:t>
@@ -6381,6 +7322,7 @@
             <w:r>
               <w:rPr>
                 <w:rFonts w:ascii="Times New Roman" w:hAnsi="Times New Roman"/>
+                <w:b/>
                 <w:sz w:val="18"/>
               </w:rPr>
               <w:t xml:space="preserve"> </w:t>
@@ -6388,6 +7330,7 @@
             <w:r>
               <w:rPr>
                 <w:rFonts w:ascii="Times New Roman" w:hAnsi="Times New Roman"/>
+                <w:b/>
                 <w:i/>
                 <w:iCs/>
                 <w:sz w:val="18"/>
@@ -6397,6 +7340,7 @@
             <w:r>
               <w:rPr>
                 <w:rFonts w:ascii="Times New Roman" w:hAnsi="Times New Roman"/>
+                <w:b/>
                 <w:sz w:val="18"/>
               </w:rPr>
               <w:t xml:space="preserve">)</w:t>
@@ -6406,7 +7350,9 @@
       </w:tr>
       <w:tr>
         <w:tc>
-          <w:tcPr/>
+          <w:tcPr>
+            <w:vAlign w:val="center"/>
+          </w:tcPr>
           <w:p>
             <w:pPr>
               <w:pStyle w:val="Compact"/>
@@ -6422,7 +7368,9 @@
           </w:p>
         </w:tc>
         <w:tc>
-          <w:tcPr/>
+          <w:tcPr>
+            <w:vAlign w:val="center"/>
+          </w:tcPr>
           <w:p>
             <w:pPr>
               <w:pStyle w:val="Compact"/>
@@ -6438,7 +7386,9 @@
           </w:p>
         </w:tc>
         <w:tc>
-          <w:tcPr/>
+          <w:tcPr>
+            <w:vAlign w:val="center"/>
+          </w:tcPr>
           <w:p>
             <w:pPr>
               <w:pStyle w:val="Compact"/>
@@ -6454,7 +7404,9 @@
           </w:p>
         </w:tc>
         <w:tc>
-          <w:tcPr/>
+          <w:tcPr>
+            <w:vAlign w:val="center"/>
+          </w:tcPr>
           <w:p>
             <w:pPr>
               <w:pStyle w:val="Compact"/>
@@ -6470,7 +7422,9 @@
           </w:p>
         </w:tc>
         <w:tc>
-          <w:tcPr/>
+          <w:tcPr>
+            <w:vAlign w:val="center"/>
+          </w:tcPr>
           <w:p>
             <w:pPr>
               <w:pStyle w:val="Compact"/>
@@ -6488,16 +7442,20 @@
       </w:tr>
       <w:tr>
         <w:tc>
-          <w:tcPr/>
-          <w:p>
-            <w:pPr>
-              <w:pStyle w:val="Compact"/>
-              <w:spacing w:line="240" w:lineRule="auto" w:after="0"/>
-            </w:pPr>
-          </w:p>
-        </w:tc>
-        <w:tc>
-          <w:tcPr/>
+          <w:tcPr>
+            <w:vAlign w:val="center"/>
+          </w:tcPr>
+          <w:p>
+            <w:pPr>
+              <w:pStyle w:val="Compact"/>
+              <w:spacing w:line="240" w:lineRule="auto" w:after="0"/>
+            </w:pPr>
+          </w:p>
+        </w:tc>
+        <w:tc>
+          <w:tcPr>
+            <w:vAlign w:val="center"/>
+          </w:tcPr>
           <w:p>
             <w:pPr>
               <w:pStyle w:val="Compact"/>
@@ -6513,7 +7471,9 @@
           </w:p>
         </w:tc>
         <w:tc>
-          <w:tcPr/>
+          <w:tcPr>
+            <w:vAlign w:val="center"/>
+          </w:tcPr>
           <w:p>
             <w:pPr>
               <w:pStyle w:val="Compact"/>
@@ -6529,7 +7489,9 @@
           </w:p>
         </w:tc>
         <w:tc>
-          <w:tcPr/>
+          <w:tcPr>
+            <w:vAlign w:val="center"/>
+          </w:tcPr>
           <w:p>
             <w:pPr>
               <w:pStyle w:val="Compact"/>
@@ -6545,7 +7507,9 @@
           </w:p>
         </w:tc>
         <w:tc>
-          <w:tcPr/>
+          <w:tcPr>
+            <w:vAlign w:val="center"/>
+          </w:tcPr>
           <w:p>
             <w:pPr>
               <w:pStyle w:val="Compact"/>
@@ -6563,16 +7527,20 @@
       </w:tr>
       <w:tr>
         <w:tc>
-          <w:tcPr/>
-          <w:p>
-            <w:pPr>
-              <w:pStyle w:val="Compact"/>
-              <w:spacing w:line="240" w:lineRule="auto" w:after="0"/>
-            </w:pPr>
-          </w:p>
-        </w:tc>
-        <w:tc>
-          <w:tcPr/>
+          <w:tcPr>
+            <w:vAlign w:val="center"/>
+          </w:tcPr>
+          <w:p>
+            <w:pPr>
+              <w:pStyle w:val="Compact"/>
+              <w:spacing w:line="240" w:lineRule="auto" w:after="0"/>
+            </w:pPr>
+          </w:p>
+        </w:tc>
+        <w:tc>
+          <w:tcPr>
+            <w:vAlign w:val="center"/>
+          </w:tcPr>
           <w:p>
             <w:pPr>
               <w:pStyle w:val="Compact"/>
@@ -6588,7 +7556,9 @@
           </w:p>
         </w:tc>
         <w:tc>
-          <w:tcPr/>
+          <w:tcPr>
+            <w:vAlign w:val="center"/>
+          </w:tcPr>
           <w:p>
             <w:pPr>
               <w:pStyle w:val="Compact"/>
@@ -6604,7 +7574,9 @@
           </w:p>
         </w:tc>
         <w:tc>
-          <w:tcPr/>
+          <w:tcPr>
+            <w:vAlign w:val="center"/>
+          </w:tcPr>
           <w:p>
             <w:pPr>
               <w:pStyle w:val="Compact"/>
@@ -6620,7 +7592,9 @@
           </w:p>
         </w:tc>
         <w:tc>
-          <w:tcPr/>
+          <w:tcPr>
+            <w:vAlign w:val="center"/>
+          </w:tcPr>
           <w:p>
             <w:pPr>
               <w:pStyle w:val="Compact"/>
@@ -6638,7 +7612,9 @@
       </w:tr>
       <w:tr>
         <w:tc>
-          <w:tcPr/>
+          <w:tcPr>
+            <w:vAlign w:val="center"/>
+          </w:tcPr>
           <w:p>
             <w:pPr>
               <w:pStyle w:val="Compact"/>
@@ -6654,7 +7630,9 @@
           </w:p>
         </w:tc>
         <w:tc>
-          <w:tcPr/>
+          <w:tcPr>
+            <w:vAlign w:val="center"/>
+          </w:tcPr>
           <w:p>
             <w:pPr>
               <w:pStyle w:val="Compact"/>
@@ -6670,7 +7648,9 @@
           </w:p>
         </w:tc>
         <w:tc>
-          <w:tcPr/>
+          <w:tcPr>
+            <w:vAlign w:val="center"/>
+          </w:tcPr>
           <w:p>
             <w:pPr>
               <w:pStyle w:val="Compact"/>
@@ -6686,7 +7666,9 @@
           </w:p>
         </w:tc>
         <w:tc>
-          <w:tcPr/>
+          <w:tcPr>
+            <w:vAlign w:val="center"/>
+          </w:tcPr>
           <w:p>
             <w:pPr>
               <w:pStyle w:val="Compact"/>
@@ -6702,7 +7684,9 @@
           </w:p>
         </w:tc>
         <w:tc>
-          <w:tcPr/>
+          <w:tcPr>
+            <w:vAlign w:val="center"/>
+          </w:tcPr>
           <w:p>
             <w:pPr>
               <w:pStyle w:val="Compact"/>
@@ -6720,16 +7704,20 @@
       </w:tr>
       <w:tr>
         <w:tc>
-          <w:tcPr/>
-          <w:p>
-            <w:pPr>
-              <w:pStyle w:val="Compact"/>
-              <w:spacing w:line="240" w:lineRule="auto" w:after="0"/>
-            </w:pPr>
-          </w:p>
-        </w:tc>
-        <w:tc>
-          <w:tcPr/>
+          <w:tcPr>
+            <w:vAlign w:val="center"/>
+          </w:tcPr>
+          <w:p>
+            <w:pPr>
+              <w:pStyle w:val="Compact"/>
+              <w:spacing w:line="240" w:lineRule="auto" w:after="0"/>
+            </w:pPr>
+          </w:p>
+        </w:tc>
+        <w:tc>
+          <w:tcPr>
+            <w:vAlign w:val="center"/>
+          </w:tcPr>
           <w:p>
             <w:pPr>
               <w:pStyle w:val="Compact"/>
@@ -6745,7 +7733,9 @@
           </w:p>
         </w:tc>
         <w:tc>
-          <w:tcPr/>
+          <w:tcPr>
+            <w:vAlign w:val="center"/>
+          </w:tcPr>
           <w:p>
             <w:pPr>
               <w:pStyle w:val="Compact"/>
@@ -6761,7 +7751,9 @@
           </w:p>
         </w:tc>
         <w:tc>
-          <w:tcPr/>
+          <w:tcPr>
+            <w:vAlign w:val="center"/>
+          </w:tcPr>
           <w:p>
             <w:pPr>
               <w:pStyle w:val="Compact"/>
@@ -6777,7 +7769,9 @@
           </w:p>
         </w:tc>
         <w:tc>
-          <w:tcPr/>
+          <w:tcPr>
+            <w:vAlign w:val="center"/>
+          </w:tcPr>
           <w:p>
             <w:pPr>
               <w:pStyle w:val="Compact"/>
@@ -6795,16 +7789,20 @@
       </w:tr>
       <w:tr>
         <w:tc>
-          <w:tcPr/>
-          <w:p>
-            <w:pPr>
-              <w:pStyle w:val="Compact"/>
-              <w:spacing w:line="240" w:lineRule="auto" w:after="0"/>
-            </w:pPr>
-          </w:p>
-        </w:tc>
-        <w:tc>
-          <w:tcPr/>
+          <w:tcPr>
+            <w:vAlign w:val="center"/>
+          </w:tcPr>
+          <w:p>
+            <w:pPr>
+              <w:pStyle w:val="Compact"/>
+              <w:spacing w:line="240" w:lineRule="auto" w:after="0"/>
+            </w:pPr>
+          </w:p>
+        </w:tc>
+        <w:tc>
+          <w:tcPr>
+            <w:vAlign w:val="center"/>
+          </w:tcPr>
           <w:p>
             <w:pPr>
               <w:pStyle w:val="Compact"/>
@@ -6820,7 +7818,9 @@
           </w:p>
         </w:tc>
         <w:tc>
-          <w:tcPr/>
+          <w:tcPr>
+            <w:vAlign w:val="center"/>
+          </w:tcPr>
           <w:p>
             <w:pPr>
               <w:pStyle w:val="Compact"/>
@@ -6836,7 +7836,9 @@
           </w:p>
         </w:tc>
         <w:tc>
-          <w:tcPr/>
+          <w:tcPr>
+            <w:vAlign w:val="center"/>
+          </w:tcPr>
           <w:p>
             <w:pPr>
               <w:pStyle w:val="Compact"/>
@@ -6852,7 +7854,9 @@
           </w:p>
         </w:tc>
         <w:tc>
-          <w:tcPr/>
+          <w:tcPr>
+            <w:vAlign w:val="center"/>
+          </w:tcPr>
           <w:p>
             <w:pPr>
               <w:pStyle w:val="Compact"/>

--- a/submission/Manuscript_NatureFamily_tables_and_legends.docx
+++ b/submission/Manuscript_NatureFamily_tables_and_legends.docx
@@ -66,10 +66,10 @@
         </w:trPr>
         <w:tc>
           <w:tcPr>
-            <w:vAlign w:val="center"/>
             <w:tcBorders>
               <w:bottom w:val="single" w:sz="4" w:color="auto"/>
             </w:tcBorders>
+            <w:vAlign w:val="center"/>
           </w:tcPr>
           <w:p>
             <w:pPr>
@@ -88,10 +88,10 @@
         </w:tc>
         <w:tc>
           <w:tcPr>
-            <w:vAlign w:val="center"/>
             <w:tcBorders>
               <w:bottom w:val="single" w:sz="4" w:color="auto"/>
             </w:tcBorders>
+            <w:vAlign w:val="center"/>
           </w:tcPr>
           <w:p>
             <w:pPr>
@@ -110,10 +110,10 @@
         </w:tc>
         <w:tc>
           <w:tcPr>
-            <w:vAlign w:val="center"/>
             <w:tcBorders>
               <w:bottom w:val="single" w:sz="4" w:color="auto"/>
             </w:tcBorders>
+            <w:vAlign w:val="center"/>
           </w:tcPr>
           <w:p>
             <w:pPr>
@@ -134,10 +134,10 @@
         </w:tc>
         <w:tc>
           <w:tcPr>
-            <w:vAlign w:val="center"/>
             <w:tcBorders>
               <w:bottom w:val="single" w:sz="4" w:color="auto"/>
             </w:tcBorders>
+            <w:vAlign w:val="center"/>
           </w:tcPr>
           <w:p>
             <w:pPr>
@@ -156,10 +156,10 @@
         </w:tc>
         <w:tc>
           <w:tcPr>
-            <w:vAlign w:val="center"/>
             <w:tcBorders>
               <w:bottom w:val="single" w:sz="4" w:color="auto"/>
             </w:tcBorders>
+            <w:vAlign w:val="center"/>
           </w:tcPr>
           <w:p>
             <w:pPr>
@@ -178,10 +178,10 @@
         </w:tc>
         <w:tc>
           <w:tcPr>
-            <w:vAlign w:val="center"/>
             <w:tcBorders>
               <w:bottom w:val="single" w:sz="4" w:color="auto"/>
             </w:tcBorders>
+            <w:vAlign w:val="center"/>
           </w:tcPr>
           <w:p>
             <w:pPr>
@@ -200,10 +200,10 @@
         </w:tc>
         <w:tc>
           <w:tcPr>
-            <w:vAlign w:val="center"/>
             <w:tcBorders>
               <w:bottom w:val="single" w:sz="4" w:color="auto"/>
             </w:tcBorders>
+            <w:vAlign w:val="center"/>
           </w:tcPr>
           <w:p>
             <w:pPr>
@@ -222,10 +222,10 @@
         </w:tc>
         <w:tc>
           <w:tcPr>
-            <w:vAlign w:val="center"/>
             <w:tcBorders>
               <w:bottom w:val="single" w:sz="4" w:color="auto"/>
             </w:tcBorders>
+            <w:vAlign w:val="center"/>
           </w:tcPr>
           <w:p>
             <w:pPr>
@@ -440,7 +440,7 @@
                 <w:rFonts w:ascii="Times New Roman" w:hAnsi="Times New Roman"/>
                 <w:sz w:val="18"/>
               </w:rPr>
-              <w:t xml:space="preserve">181,134</w:t>
+              <w:t xml:space="preserve">180,873</w:t>
             </w:r>
           </w:p>
         </w:tc>
@@ -476,25 +476,25 @@
                 <w:rFonts w:ascii="Times New Roman" w:hAnsi="Times New Roman"/>
                 <w:sz w:val="18"/>
               </w:rPr>
-              <w:t xml:space="preserve">1.305</w:t>
-            </w:r>
-          </w:p>
-        </w:tc>
-        <w:tc>
-          <w:tcPr>
-            <w:vAlign w:val="center"/>
-          </w:tcPr>
-          <w:p>
-            <w:pPr>
-              <w:pStyle w:val="Compact"/>
-              <w:spacing w:line="240" w:lineRule="auto" w:after="0"/>
-            </w:pPr>
-            <w:r>
-              <w:rPr>
-                <w:rFonts w:ascii="Times New Roman" w:hAnsi="Times New Roman"/>
-                <w:sz w:val="18"/>
-              </w:rPr>
-              <w:t xml:space="preserve">1.437</w:t>
+              <w:t xml:space="preserve">1.309</w:t>
+            </w:r>
+          </w:p>
+        </w:tc>
+        <w:tc>
+          <w:tcPr>
+            <w:vAlign w:val="center"/>
+          </w:tcPr>
+          <w:p>
+            <w:pPr>
+              <w:pStyle w:val="Compact"/>
+              <w:spacing w:line="240" w:lineRule="auto" w:after="0"/>
+            </w:pPr>
+            <w:r>
+              <w:rPr>
+                <w:rFonts w:ascii="Times New Roman" w:hAnsi="Times New Roman"/>
+                <w:sz w:val="18"/>
+              </w:rPr>
+              <w:t xml:space="preserve">1.440</w:t>
             </w:r>
           </w:p>
         </w:tc>
@@ -530,7 +530,7 @@
                 <w:rFonts w:ascii="Times New Roman" w:hAnsi="Times New Roman"/>
                 <w:sz w:val="18"/>
               </w:rPr>
-              <w:t xml:space="preserve">0.859</w:t>
+              <w:t xml:space="preserve">0.852</w:t>
             </w:r>
           </w:p>
         </w:tc>
@@ -586,7 +586,7 @@
                 <w:rFonts w:ascii="Times New Roman" w:hAnsi="Times New Roman"/>
                 <w:sz w:val="18"/>
               </w:rPr>
-              <w:t xml:space="preserve">175,686</w:t>
+              <w:t xml:space="preserve">175,425</w:t>
             </w:r>
           </w:p>
         </w:tc>
@@ -622,25 +622,25 @@
                 <w:rFonts w:ascii="Times New Roman" w:hAnsi="Times New Roman"/>
                 <w:sz w:val="18"/>
               </w:rPr>
-              <w:t xml:space="preserve">1.267</w:t>
-            </w:r>
-          </w:p>
-        </w:tc>
-        <w:tc>
-          <w:tcPr>
-            <w:vAlign w:val="center"/>
-          </w:tcPr>
-          <w:p>
-            <w:pPr>
-              <w:pStyle w:val="Compact"/>
-              <w:spacing w:line="240" w:lineRule="auto" w:after="0"/>
-            </w:pPr>
-            <w:r>
-              <w:rPr>
-                <w:rFonts w:ascii="Times New Roman" w:hAnsi="Times New Roman"/>
-                <w:sz w:val="18"/>
-              </w:rPr>
-              <w:t xml:space="preserve">1.432</w:t>
+              <w:t xml:space="preserve">1.271</w:t>
+            </w:r>
+          </w:p>
+        </w:tc>
+        <w:tc>
+          <w:tcPr>
+            <w:vAlign w:val="center"/>
+          </w:tcPr>
+          <w:p>
+            <w:pPr>
+              <w:pStyle w:val="Compact"/>
+              <w:spacing w:line="240" w:lineRule="auto" w:after="0"/>
+            </w:pPr>
+            <w:r>
+              <w:rPr>
+                <w:rFonts w:ascii="Times New Roman" w:hAnsi="Times New Roman"/>
+                <w:sz w:val="18"/>
+              </w:rPr>
+              <w:t xml:space="preserve">1.435</w:t>
             </w:r>
           </w:p>
         </w:tc>
@@ -676,7 +676,7 @@
                 <w:rFonts w:ascii="Times New Roman" w:hAnsi="Times New Roman"/>
                 <w:sz w:val="18"/>
               </w:rPr>
-              <w:t xml:space="preserve">0.863</w:t>
+              <w:t xml:space="preserve">0.856</w:t>
             </w:r>
           </w:p>
         </w:tc>
@@ -732,7 +732,7 @@
                 <w:rFonts w:ascii="Times New Roman" w:hAnsi="Times New Roman"/>
                 <w:sz w:val="18"/>
               </w:rPr>
-              <w:t xml:space="preserve">175,901</w:t>
+              <w:t xml:space="preserve">175,640</w:t>
             </w:r>
           </w:p>
         </w:tc>
@@ -768,25 +768,25 @@
                 <w:rFonts w:ascii="Times New Roman" w:hAnsi="Times New Roman"/>
                 <w:sz w:val="18"/>
               </w:rPr>
-              <w:t xml:space="preserve">1.289</w:t>
-            </w:r>
-          </w:p>
-        </w:tc>
-        <w:tc>
-          <w:tcPr>
-            <w:vAlign w:val="center"/>
-          </w:tcPr>
-          <w:p>
-            <w:pPr>
-              <w:pStyle w:val="Compact"/>
-              <w:spacing w:line="240" w:lineRule="auto" w:after="0"/>
-            </w:pPr>
-            <w:r>
-              <w:rPr>
-                <w:rFonts w:ascii="Times New Roman" w:hAnsi="Times New Roman"/>
-                <w:sz w:val="18"/>
-              </w:rPr>
-              <w:t xml:space="preserve">1.432</w:t>
+              <w:t xml:space="preserve">1.300</w:t>
+            </w:r>
+          </w:p>
+        </w:tc>
+        <w:tc>
+          <w:tcPr>
+            <w:vAlign w:val="center"/>
+          </w:tcPr>
+          <w:p>
+            <w:pPr>
+              <w:pStyle w:val="Compact"/>
+              <w:spacing w:line="240" w:lineRule="auto" w:after="0"/>
+            </w:pPr>
+            <w:r>
+              <w:rPr>
+                <w:rFonts w:ascii="Times New Roman" w:hAnsi="Times New Roman"/>
+                <w:sz w:val="18"/>
+              </w:rPr>
+              <w:t xml:space="preserve">1.434</w:t>
             </w:r>
           </w:p>
         </w:tc>
@@ -822,7 +822,7 @@
                 <w:rFonts w:ascii="Times New Roman" w:hAnsi="Times New Roman"/>
                 <w:sz w:val="18"/>
               </w:rPr>
-              <w:t xml:space="preserve">0.863</w:t>
+              <w:t xml:space="preserve">0.856</w:t>
             </w:r>
           </w:p>
         </w:tc>
@@ -878,7 +878,7 @@
                 <w:rFonts w:ascii="Times New Roman" w:hAnsi="Times New Roman"/>
                 <w:sz w:val="18"/>
               </w:rPr>
-              <w:t xml:space="preserve">175,901</w:t>
+              <w:t xml:space="preserve">175,640</w:t>
             </w:r>
           </w:p>
         </w:tc>
@@ -914,61 +914,61 @@
                 <w:rFonts w:ascii="Times New Roman" w:hAnsi="Times New Roman"/>
                 <w:sz w:val="18"/>
               </w:rPr>
-              <w:t xml:space="preserve">1.448</w:t>
-            </w:r>
-          </w:p>
-        </w:tc>
-        <w:tc>
-          <w:tcPr>
-            <w:vAlign w:val="center"/>
-          </w:tcPr>
-          <w:p>
-            <w:pPr>
-              <w:pStyle w:val="Compact"/>
-              <w:spacing w:line="240" w:lineRule="auto" w:after="0"/>
-            </w:pPr>
-            <w:r>
-              <w:rPr>
-                <w:rFonts w:ascii="Times New Roman" w:hAnsi="Times New Roman"/>
-                <w:sz w:val="18"/>
-              </w:rPr>
-              <w:t xml:space="preserve">1.428</w:t>
-            </w:r>
-          </w:p>
-        </w:tc>
-        <w:tc>
-          <w:tcPr>
-            <w:vAlign w:val="center"/>
-          </w:tcPr>
-          <w:p>
-            <w:pPr>
-              <w:pStyle w:val="Compact"/>
-              <w:spacing w:line="240" w:lineRule="auto" w:after="0"/>
-            </w:pPr>
-            <w:r>
-              <w:rPr>
-                <w:rFonts w:ascii="Times New Roman" w:hAnsi="Times New Roman"/>
-                <w:sz w:val="18"/>
-              </w:rPr>
-              <w:t xml:space="preserve">0.962</w:t>
-            </w:r>
-          </w:p>
-        </w:tc>
-        <w:tc>
-          <w:tcPr>
-            <w:vAlign w:val="center"/>
-          </w:tcPr>
-          <w:p>
-            <w:pPr>
-              <w:pStyle w:val="Compact"/>
-              <w:spacing w:line="240" w:lineRule="auto" w:after="0"/>
-            </w:pPr>
-            <w:r>
-              <w:rPr>
-                <w:rFonts w:ascii="Times New Roman" w:hAnsi="Times New Roman"/>
-                <w:sz w:val="18"/>
-              </w:rPr>
-              <w:t xml:space="preserve">0.862</w:t>
+              <w:t xml:space="preserve">1.467</w:t>
+            </w:r>
+          </w:p>
+        </w:tc>
+        <w:tc>
+          <w:tcPr>
+            <w:vAlign w:val="center"/>
+          </w:tcPr>
+          <w:p>
+            <w:pPr>
+              <w:pStyle w:val="Compact"/>
+              <w:spacing w:line="240" w:lineRule="auto" w:after="0"/>
+            </w:pPr>
+            <w:r>
+              <w:rPr>
+                <w:rFonts w:ascii="Times New Roman" w:hAnsi="Times New Roman"/>
+                <w:sz w:val="18"/>
+              </w:rPr>
+              <w:t xml:space="preserve">1.430</w:t>
+            </w:r>
+          </w:p>
+        </w:tc>
+        <w:tc>
+          <w:tcPr>
+            <w:vAlign w:val="center"/>
+          </w:tcPr>
+          <w:p>
+            <w:pPr>
+              <w:pStyle w:val="Compact"/>
+              <w:spacing w:line="240" w:lineRule="auto" w:after="0"/>
+            </w:pPr>
+            <w:r>
+              <w:rPr>
+                <w:rFonts w:ascii="Times New Roman" w:hAnsi="Times New Roman"/>
+                <w:sz w:val="18"/>
+              </w:rPr>
+              <w:t xml:space="preserve">0.961</w:t>
+            </w:r>
+          </w:p>
+        </w:tc>
+        <w:tc>
+          <w:tcPr>
+            <w:vAlign w:val="center"/>
+          </w:tcPr>
+          <w:p>
+            <w:pPr>
+              <w:pStyle w:val="Compact"/>
+              <w:spacing w:line="240" w:lineRule="auto" w:after="0"/>
+            </w:pPr>
+            <w:r>
+              <w:rPr>
+                <w:rFonts w:ascii="Times New Roman" w:hAnsi="Times New Roman"/>
+                <w:sz w:val="18"/>
+              </w:rPr>
+              <w:t xml:space="preserve">0.854</w:t>
             </w:r>
           </w:p>
         </w:tc>
@@ -1024,7 +1024,7 @@
                 <w:rFonts w:ascii="Times New Roman" w:hAnsi="Times New Roman"/>
                 <w:sz w:val="18"/>
               </w:rPr>
-              <w:t xml:space="preserve">175,901</w:t>
+              <w:t xml:space="preserve">175,640</w:t>
             </w:r>
           </w:p>
         </w:tc>
@@ -1062,7 +1062,7 @@
                 <w:bCs/>
                 <w:sz w:val="18"/>
               </w:rPr>
-              <w:t xml:space="preserve">1.404</w:t>
+              <w:t xml:space="preserve">1.429</w:t>
             </w:r>
           </w:p>
         </w:tc>
@@ -1082,7 +1082,7 @@
                 <w:bCs/>
                 <w:sz w:val="18"/>
               </w:rPr>
-              <w:t xml:space="preserve">1.362</w:t>
+              <w:t xml:space="preserve">1.365</w:t>
             </w:r>
           </w:p>
         </w:tc>
@@ -1122,7 +1122,7 @@
                 <w:bCs/>
                 <w:sz w:val="18"/>
               </w:rPr>
-              <w:t xml:space="preserve">0.849</w:t>
+              <w:t xml:space="preserve">0.839</w:t>
             </w:r>
           </w:p>
         </w:tc>
@@ -1160,7 +1160,7 @@
         <w:t xml:space="preserve"> </w:t>
       </w:r>
       <w:r>
-        <w:t xml:space="preserve">= 175,901; 649 events; 392 species; 31 provinces; AIC 8,313.2. Cluster bootstrap: 300 resamples of provinces. Permutation null medians are from the strongest constrained null (N3, events shuffled among the species at risk within each province-year) for the climate terms and the interaction, and from N2 (effort shuffled across years within province) for effort; 199 permutations each. Because these nulls preserve the provincial-annual structure, their medians rather than unity are the correct reference for the corresponding effect sizes.</w:t>
+        <w:t xml:space="preserve">= 175,640; 649 events; 392 species; 31 provinces; AIC 8,308.5. Cluster bootstrap: 300 resamples of provinces. Permutation null medians are from the strongest constrained null (N3, events shuffled among the species at risk within each province-year) for the climate terms and the interaction, and from N2 (effort shuffled across years within province) for effort; 199 permutations each. Because these nulls preserve the provincial-annual structure, their medians rather than unity are the correct reference for the corresponding effect sizes.</w:t>
       </w:r>
     </w:p>
     <w:tbl>
@@ -1198,10 +1198,10 @@
         </w:trPr>
         <w:tc>
           <w:tcPr>
-            <w:vAlign w:val="center"/>
             <w:tcBorders>
               <w:bottom w:val="single" w:sz="4" w:color="auto"/>
             </w:tcBorders>
+            <w:vAlign w:val="center"/>
           </w:tcPr>
           <w:p>
             <w:pPr>
@@ -1220,10 +1220,10 @@
         </w:tc>
         <w:tc>
           <w:tcPr>
-            <w:vAlign w:val="center"/>
             <w:tcBorders>
               <w:bottom w:val="single" w:sz="4" w:color="auto"/>
             </w:tcBorders>
+            <w:vAlign w:val="center"/>
           </w:tcPr>
           <w:p>
             <w:pPr>
@@ -1242,10 +1242,10 @@
         </w:tc>
         <w:tc>
           <w:tcPr>
-            <w:vAlign w:val="center"/>
             <w:tcBorders>
               <w:bottom w:val="single" w:sz="4" w:color="auto"/>
             </w:tcBorders>
+            <w:vAlign w:val="center"/>
           </w:tcPr>
           <w:p>
             <w:pPr>
@@ -1264,10 +1264,10 @@
         </w:tc>
         <w:tc>
           <w:tcPr>
-            <w:vAlign w:val="center"/>
             <w:tcBorders>
               <w:bottom w:val="single" w:sz="4" w:color="auto"/>
             </w:tcBorders>
+            <w:vAlign w:val="center"/>
           </w:tcPr>
           <w:p>
             <w:pPr>
@@ -1286,10 +1286,10 @@
         </w:tc>
         <w:tc>
           <w:tcPr>
-            <w:vAlign w:val="center"/>
             <w:tcBorders>
               <w:bottom w:val="single" w:sz="4" w:color="auto"/>
             </w:tcBorders>
+            <w:vAlign w:val="center"/>
           </w:tcPr>
           <w:p>
             <w:pPr>
@@ -1308,10 +1308,10 @@
         </w:tc>
         <w:tc>
           <w:tcPr>
-            <w:vAlign w:val="center"/>
             <w:tcBorders>
               <w:bottom w:val="single" w:sz="4" w:color="auto"/>
             </w:tcBorders>
+            <w:vAlign w:val="center"/>
           </w:tcPr>
           <w:p>
             <w:pPr>
@@ -1364,25 +1364,25 @@
                 <w:rFonts w:ascii="Times New Roman" w:hAnsi="Times New Roman"/>
                 <w:sz w:val="18"/>
               </w:rPr>
-              <w:t xml:space="preserve">1.362</w:t>
-            </w:r>
-          </w:p>
-        </w:tc>
-        <w:tc>
-          <w:tcPr>
-            <w:vAlign w:val="center"/>
-          </w:tcPr>
-          <w:p>
-            <w:pPr>
-              <w:pStyle w:val="Compact"/>
-              <w:spacing w:line="240" w:lineRule="auto" w:after="0"/>
-            </w:pPr>
-            <w:r>
-              <w:rPr>
-                <w:rFonts w:ascii="Times New Roman" w:hAnsi="Times New Roman"/>
-                <w:sz w:val="18"/>
-              </w:rPr>
-              <w:t xml:space="preserve">1.216–1.524</w:t>
+              <w:t xml:space="preserve">1.365</w:t>
+            </w:r>
+          </w:p>
+        </w:tc>
+        <w:tc>
+          <w:tcPr>
+            <w:vAlign w:val="center"/>
+          </w:tcPr>
+          <w:p>
+            <w:pPr>
+              <w:pStyle w:val="Compact"/>
+              <w:spacing w:line="240" w:lineRule="auto" w:after="0"/>
+            </w:pPr>
+            <w:r>
+              <w:rPr>
+                <w:rFonts w:ascii="Times New Roman" w:hAnsi="Times New Roman"/>
+                <w:sz w:val="18"/>
+              </w:rPr>
+              <w:t xml:space="preserve">1.219–1.528</w:t>
             </w:r>
           </w:p>
         </w:tc>
@@ -1418,25 +1418,25 @@
                 <w:rFonts w:ascii="Times New Roman" w:hAnsi="Times New Roman"/>
                 <w:sz w:val="18"/>
               </w:rPr>
-              <w:t xml:space="preserve">1.157</w:t>
-            </w:r>
-          </w:p>
-        </w:tc>
-        <w:tc>
-          <w:tcPr>
-            <w:vAlign w:val="center"/>
-          </w:tcPr>
-          <w:p>
-            <w:pPr>
-              <w:pStyle w:val="Compact"/>
-              <w:spacing w:line="240" w:lineRule="auto" w:after="0"/>
-            </w:pPr>
-            <w:r>
-              <w:rPr>
-                <w:rFonts w:ascii="Times New Roman" w:hAnsi="Times New Roman"/>
-                <w:sz w:val="18"/>
-              </w:rPr>
-              <w:t xml:space="preserve">8.3 × 10⁻⁸</w:t>
+              <w:t xml:space="preserve">1.161</w:t>
+            </w:r>
+          </w:p>
+        </w:tc>
+        <w:tc>
+          <w:tcPr>
+            <w:vAlign w:val="center"/>
+          </w:tcPr>
+          <w:p>
+            <w:pPr>
+              <w:pStyle w:val="Compact"/>
+              <w:spacing w:line="240" w:lineRule="auto" w:after="0"/>
+            </w:pPr>
+            <w:r>
+              <w:rPr>
+                <w:rFonts w:ascii="Times New Roman" w:hAnsi="Times New Roman"/>
+                <w:sz w:val="18"/>
+              </w:rPr>
+              <w:t xml:space="preserve">7.2 × 10⁻⁸</w:t>
             </w:r>
           </w:p>
         </w:tc>
@@ -1474,79 +1474,79 @@
                 <w:rFonts w:ascii="Times New Roman" w:hAnsi="Times New Roman"/>
                 <w:sz w:val="18"/>
               </w:rPr>
-              <w:t xml:space="preserve">1.404</w:t>
-            </w:r>
-          </w:p>
-        </w:tc>
-        <w:tc>
-          <w:tcPr>
-            <w:vAlign w:val="center"/>
-          </w:tcPr>
-          <w:p>
-            <w:pPr>
-              <w:pStyle w:val="Compact"/>
-              <w:spacing w:line="240" w:lineRule="auto" w:after="0"/>
-            </w:pPr>
-            <w:r>
-              <w:rPr>
-                <w:rFonts w:ascii="Times New Roman" w:hAnsi="Times New Roman"/>
-                <w:sz w:val="18"/>
-              </w:rPr>
-              <w:t xml:space="preserve">1.245–1.583</w:t>
-            </w:r>
-          </w:p>
-        </w:tc>
-        <w:tc>
-          <w:tcPr>
-            <w:vAlign w:val="center"/>
-          </w:tcPr>
-          <w:p>
-            <w:pPr>
-              <w:pStyle w:val="Compact"/>
-              <w:spacing w:line="240" w:lineRule="auto" w:after="0"/>
-            </w:pPr>
-            <w:r>
-              <w:rPr>
-                <w:rFonts w:ascii="Times New Roman" w:hAnsi="Times New Roman"/>
-                <w:sz w:val="18"/>
-              </w:rPr>
-              <w:t xml:space="preserve">1.21–1.76</w:t>
-            </w:r>
-          </w:p>
-        </w:tc>
-        <w:tc>
-          <w:tcPr>
-            <w:vAlign w:val="center"/>
-          </w:tcPr>
-          <w:p>
-            <w:pPr>
-              <w:pStyle w:val="Compact"/>
-              <w:spacing w:line="240" w:lineRule="auto" w:after="0"/>
-            </w:pPr>
-            <w:r>
-              <w:rPr>
-                <w:rFonts w:ascii="Times New Roman" w:hAnsi="Times New Roman"/>
-                <w:sz w:val="18"/>
-              </w:rPr>
-              <w:t xml:space="preserve">0.980</w:t>
-            </w:r>
-          </w:p>
-        </w:tc>
-        <w:tc>
-          <w:tcPr>
-            <w:vAlign w:val="center"/>
-          </w:tcPr>
-          <w:p>
-            <w:pPr>
-              <w:pStyle w:val="Compact"/>
-              <w:spacing w:line="240" w:lineRule="auto" w:after="0"/>
-            </w:pPr>
-            <w:r>
-              <w:rPr>
-                <w:rFonts w:ascii="Times New Roman" w:hAnsi="Times New Roman"/>
-                <w:sz w:val="18"/>
-              </w:rPr>
-              <w:t xml:space="preserve">2.9 × 10⁻⁸</w:t>
+              <w:t xml:space="preserve">1.429</w:t>
+            </w:r>
+          </w:p>
+        </w:tc>
+        <w:tc>
+          <w:tcPr>
+            <w:vAlign w:val="center"/>
+          </w:tcPr>
+          <w:p>
+            <w:pPr>
+              <w:pStyle w:val="Compact"/>
+              <w:spacing w:line="240" w:lineRule="auto" w:after="0"/>
+            </w:pPr>
+            <w:r>
+              <w:rPr>
+                <w:rFonts w:ascii="Times New Roman" w:hAnsi="Times New Roman"/>
+                <w:sz w:val="18"/>
+              </w:rPr>
+              <w:t xml:space="preserve">1.268–1.611</w:t>
+            </w:r>
+          </w:p>
+        </w:tc>
+        <w:tc>
+          <w:tcPr>
+            <w:vAlign w:val="center"/>
+          </w:tcPr>
+          <w:p>
+            <w:pPr>
+              <w:pStyle w:val="Compact"/>
+              <w:spacing w:line="240" w:lineRule="auto" w:after="0"/>
+            </w:pPr>
+            <w:r>
+              <w:rPr>
+                <w:rFonts w:ascii="Times New Roman" w:hAnsi="Times New Roman"/>
+                <w:sz w:val="18"/>
+              </w:rPr>
+              <w:t xml:space="preserve">1.24–1.78</w:t>
+            </w:r>
+          </w:p>
+        </w:tc>
+        <w:tc>
+          <w:tcPr>
+            <w:vAlign w:val="center"/>
+          </w:tcPr>
+          <w:p>
+            <w:pPr>
+              <w:pStyle w:val="Compact"/>
+              <w:spacing w:line="240" w:lineRule="auto" w:after="0"/>
+            </w:pPr>
+            <w:r>
+              <w:rPr>
+                <w:rFonts w:ascii="Times New Roman" w:hAnsi="Times New Roman"/>
+                <w:sz w:val="18"/>
+              </w:rPr>
+              <w:t xml:space="preserve">0.979</w:t>
+            </w:r>
+          </w:p>
+        </w:tc>
+        <w:tc>
+          <w:tcPr>
+            <w:vAlign w:val="center"/>
+          </w:tcPr>
+          <w:p>
+            <w:pPr>
+              <w:pStyle w:val="Compact"/>
+              <w:spacing w:line="240" w:lineRule="auto" w:after="0"/>
+            </w:pPr>
+            <w:r>
+              <w:rPr>
+                <w:rFonts w:ascii="Times New Roman" w:hAnsi="Times New Roman"/>
+                <w:sz w:val="18"/>
+              </w:rPr>
+              <w:t xml:space="preserve">4.9 × 10⁻⁹</w:t>
             </w:r>
           </w:p>
         </w:tc>
@@ -1602,7 +1602,7 @@
                 <w:rFonts w:ascii="Times New Roman" w:hAnsi="Times New Roman"/>
                 <w:sz w:val="18"/>
               </w:rPr>
-              <w:t xml:space="preserve">0.909–1.090</w:t>
+              <w:t xml:space="preserve">0.908–1.089</w:t>
             </w:r>
           </w:p>
         </w:tc>
@@ -1638,25 +1638,25 @@
                 <w:rFonts w:ascii="Times New Roman" w:hAnsi="Times New Roman"/>
                 <w:sz w:val="18"/>
               </w:rPr>
-              <w:t xml:space="preserve">0.955</w:t>
-            </w:r>
-          </w:p>
-        </w:tc>
-        <w:tc>
-          <w:tcPr>
-            <w:vAlign w:val="center"/>
-          </w:tcPr>
-          <w:p>
-            <w:pPr>
-              <w:pStyle w:val="Compact"/>
-              <w:spacing w:line="240" w:lineRule="auto" w:after="0"/>
-            </w:pPr>
-            <w:r>
-              <w:rPr>
-                <w:rFonts w:ascii="Times New Roman" w:hAnsi="Times New Roman"/>
-                <w:sz w:val="18"/>
-              </w:rPr>
-              <w:t xml:space="preserve">0.92</w:t>
+              <w:t xml:space="preserve">0.965</w:t>
+            </w:r>
+          </w:p>
+        </w:tc>
+        <w:tc>
+          <w:tcPr>
+            <w:vAlign w:val="center"/>
+          </w:tcPr>
+          <w:p>
+            <w:pPr>
+              <w:pStyle w:val="Compact"/>
+              <w:spacing w:line="240" w:lineRule="auto" w:after="0"/>
+            </w:pPr>
+            <w:r>
+              <w:rPr>
+                <w:rFonts w:ascii="Times New Roman" w:hAnsi="Times New Roman"/>
+                <w:sz w:val="18"/>
+              </w:rPr>
+              <w:t xml:space="preserve">0.91</w:t>
             </w:r>
           </w:p>
         </w:tc>
@@ -1694,79 +1694,79 @@
                 <w:rFonts w:ascii="Times New Roman" w:hAnsi="Times New Roman"/>
                 <w:sz w:val="18"/>
               </w:rPr>
-              <w:t xml:space="preserve">0.849</w:t>
-            </w:r>
-          </w:p>
-        </w:tc>
-        <w:tc>
-          <w:tcPr>
-            <w:vAlign w:val="center"/>
-          </w:tcPr>
-          <w:p>
-            <w:pPr>
-              <w:pStyle w:val="Compact"/>
-              <w:spacing w:line="240" w:lineRule="auto" w:after="0"/>
-            </w:pPr>
-            <w:r>
-              <w:rPr>
-                <w:rFonts w:ascii="Times New Roman" w:hAnsi="Times New Roman"/>
-                <w:sz w:val="18"/>
-              </w:rPr>
-              <w:t xml:space="preserve">0.761–0.948</w:t>
-            </w:r>
-          </w:p>
-        </w:tc>
-        <w:tc>
-          <w:tcPr>
-            <w:vAlign w:val="center"/>
-          </w:tcPr>
-          <w:p>
-            <w:pPr>
-              <w:pStyle w:val="Compact"/>
-              <w:spacing w:line="240" w:lineRule="auto" w:after="0"/>
-            </w:pPr>
-            <w:r>
-              <w:rPr>
-                <w:rFonts w:ascii="Times New Roman" w:hAnsi="Times New Roman"/>
-                <w:sz w:val="18"/>
-              </w:rPr>
-              <w:t xml:space="preserve">0.74–0.99</w:t>
-            </w:r>
-          </w:p>
-        </w:tc>
-        <w:tc>
-          <w:tcPr>
-            <w:vAlign w:val="center"/>
-          </w:tcPr>
-          <w:p>
-            <w:pPr>
-              <w:pStyle w:val="Compact"/>
-              <w:spacing w:line="240" w:lineRule="auto" w:after="0"/>
-            </w:pPr>
-            <w:r>
-              <w:rPr>
-                <w:rFonts w:ascii="Times New Roman" w:hAnsi="Times New Roman"/>
-                <w:sz w:val="18"/>
-              </w:rPr>
-              <w:t xml:space="preserve">0.955</w:t>
-            </w:r>
-          </w:p>
-        </w:tc>
-        <w:tc>
-          <w:tcPr>
-            <w:vAlign w:val="center"/>
-          </w:tcPr>
-          <w:p>
-            <w:pPr>
-              <w:pStyle w:val="Compact"/>
-              <w:spacing w:line="240" w:lineRule="auto" w:after="0"/>
-            </w:pPr>
-            <w:r>
-              <w:rPr>
-                <w:rFonts w:ascii="Times New Roman" w:hAnsi="Times New Roman"/>
-                <w:sz w:val="18"/>
-              </w:rPr>
-              <w:t xml:space="preserve">3.7 × 10⁻³</w:t>
+              <w:t xml:space="preserve">0.839</w:t>
+            </w:r>
+          </w:p>
+        </w:tc>
+        <w:tc>
+          <w:tcPr>
+            <w:vAlign w:val="center"/>
+          </w:tcPr>
+          <w:p>
+            <w:pPr>
+              <w:pStyle w:val="Compact"/>
+              <w:spacing w:line="240" w:lineRule="auto" w:after="0"/>
+            </w:pPr>
+            <w:r>
+              <w:rPr>
+                <w:rFonts w:ascii="Times New Roman" w:hAnsi="Times New Roman"/>
+                <w:sz w:val="18"/>
+              </w:rPr>
+              <w:t xml:space="preserve">0.752–0.936</w:t>
+            </w:r>
+          </w:p>
+        </w:tc>
+        <w:tc>
+          <w:tcPr>
+            <w:vAlign w:val="center"/>
+          </w:tcPr>
+          <w:p>
+            <w:pPr>
+              <w:pStyle w:val="Compact"/>
+              <w:spacing w:line="240" w:lineRule="auto" w:after="0"/>
+            </w:pPr>
+            <w:r>
+              <w:rPr>
+                <w:rFonts w:ascii="Times New Roman" w:hAnsi="Times New Roman"/>
+                <w:sz w:val="18"/>
+              </w:rPr>
+              <w:t xml:space="preserve">0.73–0.99</w:t>
+            </w:r>
+          </w:p>
+        </w:tc>
+        <w:tc>
+          <w:tcPr>
+            <w:vAlign w:val="center"/>
+          </w:tcPr>
+          <w:p>
+            <w:pPr>
+              <w:pStyle w:val="Compact"/>
+              <w:spacing w:line="240" w:lineRule="auto" w:after="0"/>
+            </w:pPr>
+            <w:r>
+              <w:rPr>
+                <w:rFonts w:ascii="Times New Roman" w:hAnsi="Times New Roman"/>
+                <w:sz w:val="18"/>
+              </w:rPr>
+              <w:t xml:space="preserve">0.960</w:t>
+            </w:r>
+          </w:p>
+        </w:tc>
+        <w:tc>
+          <w:tcPr>
+            <w:vAlign w:val="center"/>
+          </w:tcPr>
+          <w:p>
+            <w:pPr>
+              <w:pStyle w:val="Compact"/>
+              <w:spacing w:line="240" w:lineRule="auto" w:after="0"/>
+            </w:pPr>
+            <w:r>
+              <w:rPr>
+                <w:rFonts w:ascii="Times New Roman" w:hAnsi="Times New Roman"/>
+                <w:sz w:val="18"/>
+              </w:rPr>
+              <w:t xml:space="preserve">1.7 × 10⁻³</w:t>
             </w:r>
           </w:p>
         </w:tc>
@@ -1804,7 +1804,7 @@
                 <w:rFonts w:ascii="Times New Roman" w:hAnsi="Times New Roman"/>
                 <w:sz w:val="18"/>
               </w:rPr>
-              <w:t xml:space="preserve">0.405</w:t>
+              <w:t xml:space="preserve">0.404</w:t>
             </w:r>
           </w:p>
         </w:tc>
@@ -1886,7 +1886,7 @@
                 <w:rFonts w:ascii="Times New Roman" w:hAnsi="Times New Roman"/>
                 <w:sz w:val="18"/>
               </w:rPr>
-              <w:t xml:space="preserve">0.326</w:t>
+              <w:t xml:space="preserve">0.332</w:t>
             </w:r>
           </w:p>
         </w:tc>
@@ -1968,7 +1968,7 @@
                 <w:rFonts w:ascii="Times New Roman" w:hAnsi="Times New Roman"/>
                 <w:sz w:val="18"/>
               </w:rPr>
-              <w:t xml:space="preserve">0.804</w:t>
+              <w:t xml:space="preserve">0.798</w:t>
             </w:r>
           </w:p>
         </w:tc>
@@ -2074,10 +2074,10 @@
         </w:trPr>
         <w:tc>
           <w:tcPr>
-            <w:vAlign w:val="center"/>
             <w:tcBorders>
               <w:bottom w:val="single" w:sz="4" w:color="auto"/>
             </w:tcBorders>
+            <w:vAlign w:val="center"/>
           </w:tcPr>
           <w:p>
             <w:pPr>
@@ -2096,10 +2096,10 @@
         </w:tc>
         <w:tc>
           <w:tcPr>
-            <w:vAlign w:val="center"/>
             <w:tcBorders>
               <w:bottom w:val="single" w:sz="4" w:color="auto"/>
             </w:tcBorders>
+            <w:vAlign w:val="center"/>
           </w:tcPr>
           <w:p>
             <w:pPr>
@@ -2118,10 +2118,10 @@
         </w:tc>
         <w:tc>
           <w:tcPr>
-            <w:vAlign w:val="center"/>
             <w:tcBorders>
               <w:bottom w:val="single" w:sz="4" w:color="auto"/>
             </w:tcBorders>
+            <w:vAlign w:val="center"/>
           </w:tcPr>
           <w:p>
             <w:pPr>
@@ -2166,10 +2166,10 @@
         </w:tc>
         <w:tc>
           <w:tcPr>
-            <w:vAlign w:val="center"/>
             <w:tcBorders>
               <w:bottom w:val="single" w:sz="4" w:color="auto"/>
             </w:tcBorders>
+            <w:vAlign w:val="center"/>
           </w:tcPr>
           <w:p>
             <w:pPr>
@@ -2214,10 +2214,10 @@
         </w:tc>
         <w:tc>
           <w:tcPr>
-            <w:vAlign w:val="center"/>
             <w:tcBorders>
               <w:bottom w:val="single" w:sz="4" w:color="auto"/>
             </w:tcBorders>
+            <w:vAlign w:val="center"/>
           </w:tcPr>
           <w:p>
             <w:pPr>
@@ -2262,10 +2262,10 @@
         </w:tc>
         <w:tc>
           <w:tcPr>
-            <w:vAlign w:val="center"/>
             <w:tcBorders>
               <w:bottom w:val="single" w:sz="4" w:color="auto"/>
             </w:tcBorders>
+            <w:vAlign w:val="center"/>
           </w:tcPr>
           <w:p>
             <w:pPr>
@@ -2284,10 +2284,10 @@
         </w:tc>
         <w:tc>
           <w:tcPr>
-            <w:vAlign w:val="center"/>
             <w:tcBorders>
               <w:bottom w:val="single" w:sz="4" w:color="auto"/>
             </w:tcBorders>
+            <w:vAlign w:val="center"/>
           </w:tcPr>
           <w:p>
             <w:pPr>
@@ -2306,10 +2306,10 @@
         </w:tc>
         <w:tc>
           <w:tcPr>
-            <w:vAlign w:val="center"/>
             <w:tcBorders>
               <w:bottom w:val="single" w:sz="4" w:color="auto"/>
             </w:tcBorders>
+            <w:vAlign w:val="center"/>
           </w:tcPr>
           <w:p>
             <w:pPr>
@@ -2360,97 +2360,97 @@
                 <w:rFonts w:ascii="Times New Roman" w:hAnsi="Times New Roman"/>
                 <w:sz w:val="18"/>
               </w:rPr>
-              <w:t xml:space="preserve">163.1</w:t>
-            </w:r>
-          </w:p>
-        </w:tc>
-        <w:tc>
-          <w:tcPr>
-            <w:vAlign w:val="center"/>
-          </w:tcPr>
-          <w:p>
-            <w:pPr>
-              <w:pStyle w:val="Compact"/>
-              <w:spacing w:line="240" w:lineRule="auto" w:after="0"/>
-            </w:pPr>
-            <w:r>
-              <w:rPr>
-                <w:rFonts w:ascii="Times New Roman" w:hAnsi="Times New Roman"/>
-                <w:sz w:val="18"/>
-              </w:rPr>
-              <w:t xml:space="preserve">0.0142</w:t>
-            </w:r>
-          </w:p>
-        </w:tc>
-        <w:tc>
-          <w:tcPr>
-            <w:vAlign w:val="center"/>
-          </w:tcPr>
-          <w:p>
-            <w:pPr>
-              <w:pStyle w:val="Compact"/>
-              <w:spacing w:line="240" w:lineRule="auto" w:after="0"/>
-            </w:pPr>
-            <w:r>
-              <w:rPr>
-                <w:rFonts w:ascii="Times New Roman" w:hAnsi="Times New Roman"/>
-                <w:sz w:val="18"/>
-              </w:rPr>
-              <w:t xml:space="preserve">0.108</w:t>
-            </w:r>
-          </w:p>
-        </w:tc>
-        <w:tc>
-          <w:tcPr>
-            <w:vAlign w:val="center"/>
-          </w:tcPr>
-          <w:p>
-            <w:pPr>
-              <w:pStyle w:val="Compact"/>
-              <w:spacing w:line="240" w:lineRule="auto" w:after="0"/>
-            </w:pPr>
-            <w:r>
-              <w:rPr>
-                <w:rFonts w:ascii="Times New Roman" w:hAnsi="Times New Roman"/>
-                <w:sz w:val="18"/>
-              </w:rPr>
-              <w:t xml:space="preserve">0.183</w:t>
-            </w:r>
-          </w:p>
-        </w:tc>
-        <w:tc>
-          <w:tcPr>
-            <w:vAlign w:val="center"/>
-          </w:tcPr>
-          <w:p>
-            <w:pPr>
-              <w:pStyle w:val="Compact"/>
-              <w:spacing w:line="240" w:lineRule="auto" w:after="0"/>
-            </w:pPr>
-            <w:r>
-              <w:rPr>
-                <w:rFonts w:ascii="Times New Roman" w:hAnsi="Times New Roman"/>
-                <w:sz w:val="18"/>
-              </w:rPr>
-              <w:t xml:space="preserve">0.613</w:t>
-            </w:r>
-          </w:p>
-        </w:tc>
-        <w:tc>
-          <w:tcPr>
-            <w:vAlign w:val="center"/>
-          </w:tcPr>
-          <w:p>
-            <w:pPr>
-              <w:pStyle w:val="Compact"/>
-              <w:spacing w:line="240" w:lineRule="auto" w:after="0"/>
-            </w:pPr>
-            <w:r>
-              <w:rPr>
-                <w:rFonts w:ascii="Times New Roman" w:hAnsi="Times New Roman"/>
-                <w:sz w:val="18"/>
-              </w:rPr>
-              <w:t xml:space="preserve">0.687</w:t>
+              <w:t xml:space="preserve">160.6</w:t>
+            </w:r>
+          </w:p>
+        </w:tc>
+        <w:tc>
+          <w:tcPr>
+            <w:vAlign w:val="center"/>
+          </w:tcPr>
+          <w:p>
+            <w:pPr>
+              <w:pStyle w:val="Compact"/>
+              <w:spacing w:line="240" w:lineRule="auto" w:after="0"/>
+            </w:pPr>
+            <w:r>
+              <w:rPr>
+                <w:rFonts w:ascii="Times New Roman" w:hAnsi="Times New Roman"/>
+                <w:sz w:val="18"/>
+              </w:rPr>
+              <w:t xml:space="preserve">0.0147</w:t>
+            </w:r>
+          </w:p>
+        </w:tc>
+        <w:tc>
+          <w:tcPr>
+            <w:vAlign w:val="center"/>
+          </w:tcPr>
+          <w:p>
+            <w:pPr>
+              <w:pStyle w:val="Compact"/>
+              <w:spacing w:line="240" w:lineRule="auto" w:after="0"/>
+            </w:pPr>
+            <w:r>
+              <w:rPr>
+                <w:rFonts w:ascii="Times New Roman" w:hAnsi="Times New Roman"/>
+                <w:sz w:val="18"/>
+              </w:rPr>
+              <w:t xml:space="preserve">0.113</w:t>
+            </w:r>
+          </w:p>
+        </w:tc>
+        <w:tc>
+          <w:tcPr>
+            <w:vAlign w:val="center"/>
+          </w:tcPr>
+          <w:p>
+            <w:pPr>
+              <w:pStyle w:val="Compact"/>
+              <w:spacing w:line="240" w:lineRule="auto" w:after="0"/>
+            </w:pPr>
+            <w:r>
+              <w:rPr>
+                <w:rFonts w:ascii="Times New Roman" w:hAnsi="Times New Roman"/>
+                <w:sz w:val="18"/>
+              </w:rPr>
+              <w:t xml:space="preserve">0.187</w:t>
+            </w:r>
+          </w:p>
+        </w:tc>
+        <w:tc>
+          <w:tcPr>
+            <w:vAlign w:val="center"/>
+          </w:tcPr>
+          <w:p>
+            <w:pPr>
+              <w:pStyle w:val="Compact"/>
+              <w:spacing w:line="240" w:lineRule="auto" w:after="0"/>
+            </w:pPr>
+            <w:r>
+              <w:rPr>
+                <w:rFonts w:ascii="Times New Roman" w:hAnsi="Times New Roman"/>
+                <w:sz w:val="18"/>
+              </w:rPr>
+              <w:t xml:space="preserve">0.614</w:t>
+            </w:r>
+          </w:p>
+        </w:tc>
+        <w:tc>
+          <w:tcPr>
+            <w:vAlign w:val="center"/>
+          </w:tcPr>
+          <w:p>
+            <w:pPr>
+              <w:pStyle w:val="Compact"/>
+              <w:spacing w:line="240" w:lineRule="auto" w:after="0"/>
+            </w:pPr>
+            <w:r>
+              <w:rPr>
+                <w:rFonts w:ascii="Times New Roman" w:hAnsi="Times New Roman"/>
+                <w:sz w:val="18"/>
+              </w:rPr>
+              <w:t xml:space="preserve">0.688</w:t>
             </w:r>
           </w:p>
         </w:tc>
@@ -2506,97 +2506,97 @@
                 <w:rFonts w:ascii="Times New Roman" w:hAnsi="Times New Roman"/>
                 <w:sz w:val="18"/>
               </w:rPr>
-              <w:t xml:space="preserve">98.7</w:t>
-            </w:r>
-          </w:p>
-        </w:tc>
-        <w:tc>
-          <w:tcPr>
-            <w:vAlign w:val="center"/>
-          </w:tcPr>
-          <w:p>
-            <w:pPr>
-              <w:pStyle w:val="Compact"/>
-              <w:spacing w:line="240" w:lineRule="auto" w:after="0"/>
-            </w:pPr>
-            <w:r>
-              <w:rPr>
-                <w:rFonts w:ascii="Times New Roman" w:hAnsi="Times New Roman"/>
-                <w:sz w:val="18"/>
-              </w:rPr>
-              <w:t xml:space="preserve">0.0220</w:t>
-            </w:r>
-          </w:p>
-        </w:tc>
-        <w:tc>
-          <w:tcPr>
-            <w:vAlign w:val="center"/>
-          </w:tcPr>
-          <w:p>
-            <w:pPr>
-              <w:pStyle w:val="Compact"/>
-              <w:spacing w:line="240" w:lineRule="auto" w:after="0"/>
-            </w:pPr>
-            <w:r>
-              <w:rPr>
-                <w:rFonts w:ascii="Times New Roman" w:hAnsi="Times New Roman"/>
-                <w:sz w:val="18"/>
-              </w:rPr>
-              <w:t xml:space="preserve">0.124</w:t>
-            </w:r>
-          </w:p>
-        </w:tc>
-        <w:tc>
-          <w:tcPr>
-            <w:vAlign w:val="center"/>
-          </w:tcPr>
-          <w:p>
-            <w:pPr>
-              <w:pStyle w:val="Compact"/>
-              <w:spacing w:line="240" w:lineRule="auto" w:after="0"/>
-            </w:pPr>
-            <w:r>
-              <w:rPr>
-                <w:rFonts w:ascii="Times New Roman" w:hAnsi="Times New Roman"/>
-                <w:sz w:val="18"/>
-              </w:rPr>
-              <w:t xml:space="preserve">0.274</w:t>
-            </w:r>
-          </w:p>
-        </w:tc>
-        <w:tc>
-          <w:tcPr>
-            <w:vAlign w:val="center"/>
-          </w:tcPr>
-          <w:p>
-            <w:pPr>
-              <w:pStyle w:val="Compact"/>
-              <w:spacing w:line="240" w:lineRule="auto" w:after="0"/>
-            </w:pPr>
-            <w:r>
-              <w:rPr>
-                <w:rFonts w:ascii="Times New Roman" w:hAnsi="Times New Roman"/>
-                <w:sz w:val="18"/>
-              </w:rPr>
-              <w:t xml:space="preserve">0.612</w:t>
-            </w:r>
-          </w:p>
-        </w:tc>
-        <w:tc>
-          <w:tcPr>
-            <w:vAlign w:val="center"/>
-          </w:tcPr>
-          <w:p>
-            <w:pPr>
-              <w:pStyle w:val="Compact"/>
-              <w:spacing w:line="240" w:lineRule="auto" w:after="0"/>
-            </w:pPr>
-            <w:r>
-              <w:rPr>
-                <w:rFonts w:ascii="Times New Roman" w:hAnsi="Times New Roman"/>
-                <w:sz w:val="18"/>
-              </w:rPr>
-              <w:t xml:space="preserve">0.721</w:t>
+              <w:t xml:space="preserve">95.5</w:t>
+            </w:r>
+          </w:p>
+        </w:tc>
+        <w:tc>
+          <w:tcPr>
+            <w:vAlign w:val="center"/>
+          </w:tcPr>
+          <w:p>
+            <w:pPr>
+              <w:pStyle w:val="Compact"/>
+              <w:spacing w:line="240" w:lineRule="auto" w:after="0"/>
+            </w:pPr>
+            <w:r>
+              <w:rPr>
+                <w:rFonts w:ascii="Times New Roman" w:hAnsi="Times New Roman"/>
+                <w:sz w:val="18"/>
+              </w:rPr>
+              <w:t xml:space="preserve">0.0225</w:t>
+            </w:r>
+          </w:p>
+        </w:tc>
+        <w:tc>
+          <w:tcPr>
+            <w:vAlign w:val="center"/>
+          </w:tcPr>
+          <w:p>
+            <w:pPr>
+              <w:pStyle w:val="Compact"/>
+              <w:spacing w:line="240" w:lineRule="auto" w:after="0"/>
+            </w:pPr>
+            <w:r>
+              <w:rPr>
+                <w:rFonts w:ascii="Times New Roman" w:hAnsi="Times New Roman"/>
+                <w:sz w:val="18"/>
+              </w:rPr>
+              <w:t xml:space="preserve">0.129</w:t>
+            </w:r>
+          </w:p>
+        </w:tc>
+        <w:tc>
+          <w:tcPr>
+            <w:vAlign w:val="center"/>
+          </w:tcPr>
+          <w:p>
+            <w:pPr>
+              <w:pStyle w:val="Compact"/>
+              <w:spacing w:line="240" w:lineRule="auto" w:after="0"/>
+            </w:pPr>
+            <w:r>
+              <w:rPr>
+                <w:rFonts w:ascii="Times New Roman" w:hAnsi="Times New Roman"/>
+                <w:sz w:val="18"/>
+              </w:rPr>
+              <w:t xml:space="preserve">0.279</w:t>
+            </w:r>
+          </w:p>
+        </w:tc>
+        <w:tc>
+          <w:tcPr>
+            <w:vAlign w:val="center"/>
+          </w:tcPr>
+          <w:p>
+            <w:pPr>
+              <w:pStyle w:val="Compact"/>
+              <w:spacing w:line="240" w:lineRule="auto" w:after="0"/>
+            </w:pPr>
+            <w:r>
+              <w:rPr>
+                <w:rFonts w:ascii="Times New Roman" w:hAnsi="Times New Roman"/>
+                <w:sz w:val="18"/>
+              </w:rPr>
+              <w:t xml:space="preserve">0.613</w:t>
+            </w:r>
+          </w:p>
+        </w:tc>
+        <w:tc>
+          <w:tcPr>
+            <w:vAlign w:val="center"/>
+          </w:tcPr>
+          <w:p>
+            <w:pPr>
+              <w:pStyle w:val="Compact"/>
+              <w:spacing w:line="240" w:lineRule="auto" w:after="0"/>
+            </w:pPr>
+            <w:r>
+              <w:rPr>
+                <w:rFonts w:ascii="Times New Roman" w:hAnsi="Times New Roman"/>
+                <w:sz w:val="18"/>
+              </w:rPr>
+              <w:t xml:space="preserve">0.722</w:t>
             </w:r>
           </w:p>
         </w:tc>
@@ -2652,79 +2652,79 @@
                 <w:rFonts w:ascii="Times New Roman" w:hAnsi="Times New Roman"/>
                 <w:sz w:val="18"/>
               </w:rPr>
-              <w:t xml:space="preserve">74.8</w:t>
-            </w:r>
-          </w:p>
-        </w:tc>
-        <w:tc>
-          <w:tcPr>
-            <w:vAlign w:val="center"/>
-          </w:tcPr>
-          <w:p>
-            <w:pPr>
-              <w:pStyle w:val="Compact"/>
-              <w:spacing w:line="240" w:lineRule="auto" w:after="0"/>
-            </w:pPr>
-            <w:r>
-              <w:rPr>
-                <w:rFonts w:ascii="Times New Roman" w:hAnsi="Times New Roman"/>
-                <w:sz w:val="18"/>
-              </w:rPr>
-              <w:t xml:space="preserve">0.0250</w:t>
-            </w:r>
-          </w:p>
-        </w:tc>
-        <w:tc>
-          <w:tcPr>
-            <w:vAlign w:val="center"/>
-          </w:tcPr>
-          <w:p>
-            <w:pPr>
-              <w:pStyle w:val="Compact"/>
-              <w:spacing w:line="240" w:lineRule="auto" w:after="0"/>
-            </w:pPr>
-            <w:r>
-              <w:rPr>
-                <w:rFonts w:ascii="Times New Roman" w:hAnsi="Times New Roman"/>
-                <w:sz w:val="18"/>
-              </w:rPr>
-              <w:t xml:space="preserve">0.069</w:t>
-            </w:r>
-          </w:p>
-        </w:tc>
-        <w:tc>
-          <w:tcPr>
-            <w:vAlign w:val="center"/>
-          </w:tcPr>
-          <w:p>
-            <w:pPr>
-              <w:pStyle w:val="Compact"/>
-              <w:spacing w:line="240" w:lineRule="auto" w:after="0"/>
-            </w:pPr>
-            <w:r>
-              <w:rPr>
-                <w:rFonts w:ascii="Times New Roman" w:hAnsi="Times New Roman"/>
-                <w:sz w:val="18"/>
-              </w:rPr>
-              <w:t xml:space="preserve">0.277</w:t>
-            </w:r>
-          </w:p>
-        </w:tc>
-        <w:tc>
-          <w:tcPr>
-            <w:vAlign w:val="center"/>
-          </w:tcPr>
-          <w:p>
-            <w:pPr>
-              <w:pStyle w:val="Compact"/>
-              <w:spacing w:line="240" w:lineRule="auto" w:after="0"/>
-            </w:pPr>
-            <w:r>
-              <w:rPr>
-                <w:rFonts w:ascii="Times New Roman" w:hAnsi="Times New Roman"/>
-                <w:sz w:val="18"/>
-              </w:rPr>
-              <w:t xml:space="preserve">0.607</w:t>
+              <w:t xml:space="preserve">73.1</w:t>
+            </w:r>
+          </w:p>
+        </w:tc>
+        <w:tc>
+          <w:tcPr>
+            <w:vAlign w:val="center"/>
+          </w:tcPr>
+          <w:p>
+            <w:pPr>
+              <w:pStyle w:val="Compact"/>
+              <w:spacing w:line="240" w:lineRule="auto" w:after="0"/>
+            </w:pPr>
+            <w:r>
+              <w:rPr>
+                <w:rFonts w:ascii="Times New Roman" w:hAnsi="Times New Roman"/>
+                <w:sz w:val="18"/>
+              </w:rPr>
+              <w:t xml:space="preserve">0.0254</w:t>
+            </w:r>
+          </w:p>
+        </w:tc>
+        <w:tc>
+          <w:tcPr>
+            <w:vAlign w:val="center"/>
+          </w:tcPr>
+          <w:p>
+            <w:pPr>
+              <w:pStyle w:val="Compact"/>
+              <w:spacing w:line="240" w:lineRule="auto" w:after="0"/>
+            </w:pPr>
+            <w:r>
+              <w:rPr>
+                <w:rFonts w:ascii="Times New Roman" w:hAnsi="Times New Roman"/>
+                <w:sz w:val="18"/>
+              </w:rPr>
+              <w:t xml:space="preserve">0.085</w:t>
+            </w:r>
+          </w:p>
+        </w:tc>
+        <w:tc>
+          <w:tcPr>
+            <w:vAlign w:val="center"/>
+          </w:tcPr>
+          <w:p>
+            <w:pPr>
+              <w:pStyle w:val="Compact"/>
+              <w:spacing w:line="240" w:lineRule="auto" w:after="0"/>
+            </w:pPr>
+            <w:r>
+              <w:rPr>
+                <w:rFonts w:ascii="Times New Roman" w:hAnsi="Times New Roman"/>
+                <w:sz w:val="18"/>
+              </w:rPr>
+              <w:t xml:space="preserve">0.282</w:t>
+            </w:r>
+          </w:p>
+        </w:tc>
+        <w:tc>
+          <w:tcPr>
+            <w:vAlign w:val="center"/>
+          </w:tcPr>
+          <w:p>
+            <w:pPr>
+              <w:pStyle w:val="Compact"/>
+              <w:spacing w:line="240" w:lineRule="auto" w:after="0"/>
+            </w:pPr>
+            <w:r>
+              <w:rPr>
+                <w:rFonts w:ascii="Times New Roman" w:hAnsi="Times New Roman"/>
+                <w:sz w:val="18"/>
+              </w:rPr>
+              <w:t xml:space="preserve">0.613</w:t>
             </w:r>
           </w:p>
         </w:tc>
@@ -2760,7 +2760,7 @@
                 <w:rFonts w:ascii="Times New Roman" w:hAnsi="Times New Roman"/>
                 <w:sz w:val="18"/>
               </w:rPr>
-              <w:t xml:space="preserve">0.224</w:t>
+              <w:t xml:space="preserve">0.216</w:t>
             </w:r>
           </w:p>
         </w:tc>
@@ -2802,7 +2802,7 @@
                 <w:bCs/>
                 <w:sz w:val="18"/>
               </w:rPr>
-              <w:t xml:space="preserve">5.25</w:t>
+              <w:t xml:space="preserve">3.32</w:t>
             </w:r>
           </w:p>
         </w:tc>
@@ -2822,7 +2822,7 @@
                 <w:bCs/>
                 <w:sz w:val="18"/>
               </w:rPr>
-              <w:t xml:space="preserve">0.0331</w:t>
+              <w:t xml:space="preserve">0.0335</w:t>
             </w:r>
           </w:p>
         </w:tc>
@@ -2842,7 +2842,7 @@
                 <w:bCs/>
                 <w:sz w:val="18"/>
               </w:rPr>
-              <w:t xml:space="preserve">0.082</w:t>
+              <w:t xml:space="preserve">0.088</w:t>
             </w:r>
           </w:p>
         </w:tc>
@@ -2862,7 +2862,7 @@
                 <w:bCs/>
                 <w:sz w:val="18"/>
               </w:rPr>
-              <w:t xml:space="preserve">0.411</w:t>
+              <w:t xml:space="preserve">0.413</w:t>
             </w:r>
           </w:p>
         </w:tc>
@@ -2902,7 +2902,7 @@
                 <w:bCs/>
                 <w:sz w:val="18"/>
               </w:rPr>
-              <w:t xml:space="preserve">0.854</w:t>
+              <w:t xml:space="preserve">0.853</w:t>
             </w:r>
           </w:p>
         </w:tc>
@@ -2922,7 +2922,7 @@
                 <w:bCs/>
                 <w:sz w:val="18"/>
               </w:rPr>
-              <w:t xml:space="preserve">0.358</w:t>
+              <w:t xml:space="preserve">0.356</w:t>
             </w:r>
           </w:p>
         </w:tc>
@@ -2960,61 +2960,61 @@
                 <w:rFonts w:ascii="Times New Roman" w:hAnsi="Times New Roman"/>
                 <w:sz w:val="18"/>
               </w:rPr>
-              <w:t xml:space="preserve">4.48</w:t>
-            </w:r>
-          </w:p>
-        </w:tc>
-        <w:tc>
-          <w:tcPr>
-            <w:vAlign w:val="center"/>
-          </w:tcPr>
-          <w:p>
-            <w:pPr>
-              <w:pStyle w:val="Compact"/>
-              <w:spacing w:line="240" w:lineRule="auto" w:after="0"/>
-            </w:pPr>
-            <w:r>
-              <w:rPr>
-                <w:rFonts w:ascii="Times New Roman" w:hAnsi="Times New Roman"/>
-                <w:sz w:val="18"/>
-              </w:rPr>
-              <w:t xml:space="preserve">0.0334</w:t>
-            </w:r>
-          </w:p>
-        </w:tc>
-        <w:tc>
-          <w:tcPr>
-            <w:vAlign w:val="center"/>
-          </w:tcPr>
-          <w:p>
-            <w:pPr>
-              <w:pStyle w:val="Compact"/>
-              <w:spacing w:line="240" w:lineRule="auto" w:after="0"/>
-            </w:pPr>
-            <w:r>
-              <w:rPr>
-                <w:rFonts w:ascii="Times New Roman" w:hAnsi="Times New Roman"/>
-                <w:sz w:val="18"/>
-              </w:rPr>
-              <w:t xml:space="preserve">0.080</w:t>
-            </w:r>
-          </w:p>
-        </w:tc>
-        <w:tc>
-          <w:tcPr>
-            <w:vAlign w:val="center"/>
-          </w:tcPr>
-          <w:p>
-            <w:pPr>
-              <w:pStyle w:val="Compact"/>
-              <w:spacing w:line="240" w:lineRule="auto" w:after="0"/>
-            </w:pPr>
-            <w:r>
-              <w:rPr>
-                <w:rFonts w:ascii="Times New Roman" w:hAnsi="Times New Roman"/>
-                <w:sz w:val="18"/>
-              </w:rPr>
-              <w:t xml:space="preserve">0.403</w:t>
+              <w:t xml:space="preserve">2.60</w:t>
+            </w:r>
+          </w:p>
+        </w:tc>
+        <w:tc>
+          <w:tcPr>
+            <w:vAlign w:val="center"/>
+          </w:tcPr>
+          <w:p>
+            <w:pPr>
+              <w:pStyle w:val="Compact"/>
+              <w:spacing w:line="240" w:lineRule="auto" w:after="0"/>
+            </w:pPr>
+            <w:r>
+              <w:rPr>
+                <w:rFonts w:ascii="Times New Roman" w:hAnsi="Times New Roman"/>
+                <w:sz w:val="18"/>
+              </w:rPr>
+              <w:t xml:space="preserve">0.0338</w:t>
+            </w:r>
+          </w:p>
+        </w:tc>
+        <w:tc>
+          <w:tcPr>
+            <w:vAlign w:val="center"/>
+          </w:tcPr>
+          <w:p>
+            <w:pPr>
+              <w:pStyle w:val="Compact"/>
+              <w:spacing w:line="240" w:lineRule="auto" w:after="0"/>
+            </w:pPr>
+            <w:r>
+              <w:rPr>
+                <w:rFonts w:ascii="Times New Roman" w:hAnsi="Times New Roman"/>
+                <w:sz w:val="18"/>
+              </w:rPr>
+              <w:t xml:space="preserve">0.085</w:t>
+            </w:r>
+          </w:p>
+        </w:tc>
+        <w:tc>
+          <w:tcPr>
+            <w:vAlign w:val="center"/>
+          </w:tcPr>
+          <w:p>
+            <w:pPr>
+              <w:pStyle w:val="Compact"/>
+              <w:spacing w:line="240" w:lineRule="auto" w:after="0"/>
+            </w:pPr>
+            <w:r>
+              <w:rPr>
+                <w:rFonts w:ascii="Times New Roman" w:hAnsi="Times New Roman"/>
+                <w:sz w:val="18"/>
+              </w:rPr>
+              <w:t xml:space="preserve">0.405</w:t>
             </w:r>
           </w:p>
         </w:tc>
@@ -3050,25 +3050,25 @@
                 <w:rFonts w:ascii="Times New Roman" w:hAnsi="Times New Roman"/>
                 <w:sz w:val="18"/>
               </w:rPr>
-              <w:t xml:space="preserve">0.865</w:t>
-            </w:r>
-          </w:p>
-        </w:tc>
-        <w:tc>
-          <w:tcPr>
-            <w:vAlign w:val="center"/>
-          </w:tcPr>
-          <w:p>
-            <w:pPr>
-              <w:pStyle w:val="Compact"/>
-              <w:spacing w:line="240" w:lineRule="auto" w:after="0"/>
-            </w:pPr>
-            <w:r>
-              <w:rPr>
-                <w:rFonts w:ascii="Times New Roman" w:hAnsi="Times New Roman"/>
-                <w:sz w:val="18"/>
-              </w:rPr>
-              <w:t xml:space="preserve">0.351</w:t>
+              <w:t xml:space="preserve">0.864</w:t>
+            </w:r>
+          </w:p>
+        </w:tc>
+        <w:tc>
+          <w:tcPr>
+            <w:vAlign w:val="center"/>
+          </w:tcPr>
+          <w:p>
+            <w:pPr>
+              <w:pStyle w:val="Compact"/>
+              <w:spacing w:line="240" w:lineRule="auto" w:after="0"/>
+            </w:pPr>
+            <w:r>
+              <w:rPr>
+                <w:rFonts w:ascii="Times New Roman" w:hAnsi="Times New Roman"/>
+                <w:sz w:val="18"/>
+              </w:rPr>
+              <w:t xml:space="preserve">0.349</w:t>
             </w:r>
           </w:p>
         </w:tc>
@@ -3124,43 +3124,43 @@
                 <w:rFonts w:ascii="Times New Roman" w:hAnsi="Times New Roman"/>
                 <w:sz w:val="18"/>
               </w:rPr>
-              <w:t xml:space="preserve">0.0339</w:t>
-            </w:r>
-          </w:p>
-        </w:tc>
-        <w:tc>
-          <w:tcPr>
-            <w:vAlign w:val="center"/>
-          </w:tcPr>
-          <w:p>
-            <w:pPr>
-              <w:pStyle w:val="Compact"/>
-              <w:spacing w:line="240" w:lineRule="auto" w:after="0"/>
-            </w:pPr>
-            <w:r>
-              <w:rPr>
-                <w:rFonts w:ascii="Times New Roman" w:hAnsi="Times New Roman"/>
-                <w:sz w:val="18"/>
-              </w:rPr>
-              <w:t xml:space="preserve">0.082</w:t>
-            </w:r>
-          </w:p>
-        </w:tc>
-        <w:tc>
-          <w:tcPr>
-            <w:vAlign w:val="center"/>
-          </w:tcPr>
-          <w:p>
-            <w:pPr>
-              <w:pStyle w:val="Compact"/>
-              <w:spacing w:line="240" w:lineRule="auto" w:after="0"/>
-            </w:pPr>
-            <w:r>
-              <w:rPr>
-                <w:rFonts w:ascii="Times New Roman" w:hAnsi="Times New Roman"/>
-                <w:sz w:val="18"/>
-              </w:rPr>
-              <w:t xml:space="preserve">0.395</w:t>
+              <w:t xml:space="preserve">0.0341</w:t>
+            </w:r>
+          </w:p>
+        </w:tc>
+        <w:tc>
+          <w:tcPr>
+            <w:vAlign w:val="center"/>
+          </w:tcPr>
+          <w:p>
+            <w:pPr>
+              <w:pStyle w:val="Compact"/>
+              <w:spacing w:line="240" w:lineRule="auto" w:after="0"/>
+            </w:pPr>
+            <w:r>
+              <w:rPr>
+                <w:rFonts w:ascii="Times New Roman" w:hAnsi="Times New Roman"/>
+                <w:sz w:val="18"/>
+              </w:rPr>
+              <w:t xml:space="preserve">0.088</w:t>
+            </w:r>
+          </w:p>
+        </w:tc>
+        <w:tc>
+          <w:tcPr>
+            <w:vAlign w:val="center"/>
+          </w:tcPr>
+          <w:p>
+            <w:pPr>
+              <w:pStyle w:val="Compact"/>
+              <w:spacing w:line="240" w:lineRule="auto" w:after="0"/>
+            </w:pPr>
+            <w:r>
+              <w:rPr>
+                <w:rFonts w:ascii="Times New Roman" w:hAnsi="Times New Roman"/>
+                <w:sz w:val="18"/>
+              </w:rPr>
+              <w:t xml:space="preserve">0.400</w:t>
             </w:r>
           </w:p>
         </w:tc>
@@ -3196,25 +3196,25 @@
                 <w:rFonts w:ascii="Times New Roman" w:hAnsi="Times New Roman"/>
                 <w:sz w:val="18"/>
               </w:rPr>
-              <w:t xml:space="preserve">0.852</w:t>
-            </w:r>
-          </w:p>
-        </w:tc>
-        <w:tc>
-          <w:tcPr>
-            <w:vAlign w:val="center"/>
-          </w:tcPr>
-          <w:p>
-            <w:pPr>
-              <w:pStyle w:val="Compact"/>
-              <w:spacing w:line="240" w:lineRule="auto" w:after="0"/>
-            </w:pPr>
-            <w:r>
-              <w:rPr>
-                <w:rFonts w:ascii="Times New Roman" w:hAnsi="Times New Roman"/>
-                <w:sz w:val="18"/>
-              </w:rPr>
-              <w:t xml:space="preserve">0.341</w:t>
+              <w:t xml:space="preserve">0.851</w:t>
+            </w:r>
+          </w:p>
+        </w:tc>
+        <w:tc>
+          <w:tcPr>
+            <w:vAlign w:val="center"/>
+          </w:tcPr>
+          <w:p>
+            <w:pPr>
+              <w:pStyle w:val="Compact"/>
+              <w:spacing w:line="240" w:lineRule="auto" w:after="0"/>
+            </w:pPr>
+            <w:r>
+              <w:rPr>
+                <w:rFonts w:ascii="Times New Roman" w:hAnsi="Times New Roman"/>
+                <w:sz w:val="18"/>
+              </w:rPr>
+              <w:t xml:space="preserve">0.342</w:t>
             </w:r>
           </w:p>
         </w:tc>
@@ -3271,10 +3271,10 @@
         </w:trPr>
         <w:tc>
           <w:tcPr>
-            <w:vAlign w:val="center"/>
             <w:tcBorders>
               <w:bottom w:val="single" w:sz="4" w:color="auto"/>
             </w:tcBorders>
+            <w:vAlign w:val="center"/>
           </w:tcPr>
           <w:p>
             <w:pPr>
@@ -3293,10 +3293,10 @@
         </w:tc>
         <w:tc>
           <w:tcPr>
-            <w:vAlign w:val="center"/>
             <w:tcBorders>
               <w:bottom w:val="single" w:sz="4" w:color="auto"/>
             </w:tcBorders>
+            <w:vAlign w:val="center"/>
           </w:tcPr>
           <w:p>
             <w:pPr>
@@ -3315,10 +3315,10 @@
         </w:tc>
         <w:tc>
           <w:tcPr>
-            <w:vAlign w:val="center"/>
             <w:tcBorders>
               <w:bottom w:val="single" w:sz="4" w:color="auto"/>
             </w:tcBorders>
+            <w:vAlign w:val="center"/>
           </w:tcPr>
           <w:p>
             <w:pPr>
@@ -3339,10 +3339,10 @@
         </w:tc>
         <w:tc>
           <w:tcPr>
-            <w:vAlign w:val="center"/>
             <w:tcBorders>
               <w:bottom w:val="single" w:sz="4" w:color="auto"/>
             </w:tcBorders>
+            <w:vAlign w:val="center"/>
           </w:tcPr>
           <w:p>
             <w:pPr>
@@ -3393,25 +3393,25 @@
                 <w:rFonts w:ascii="Times New Roman" w:hAnsi="Times New Roman"/>
                 <w:sz w:val="18"/>
               </w:rPr>
-              <w:t xml:space="preserve">0.0016</w:t>
-            </w:r>
-          </w:p>
-        </w:tc>
-        <w:tc>
-          <w:tcPr>
-            <w:vAlign w:val="center"/>
-          </w:tcPr>
-          <w:p>
-            <w:pPr>
-              <w:pStyle w:val="Compact"/>
-              <w:spacing w:line="240" w:lineRule="auto" w:after="0"/>
-            </w:pPr>
-            <w:r>
-              <w:rPr>
-                <w:rFonts w:ascii="Times New Roman" w:hAnsi="Times New Roman"/>
-                <w:sz w:val="18"/>
-              </w:rPr>
-              <w:t xml:space="preserve">0.74</w:t>
+              <w:t xml:space="preserve">0.0014</w:t>
+            </w:r>
+          </w:p>
+        </w:tc>
+        <w:tc>
+          <w:tcPr>
+            <w:vAlign w:val="center"/>
+          </w:tcPr>
+          <w:p>
+            <w:pPr>
+              <w:pStyle w:val="Compact"/>
+              <w:spacing w:line="240" w:lineRule="auto" w:after="0"/>
+            </w:pPr>
+            <w:r>
+              <w:rPr>
+                <w:rFonts w:ascii="Times New Roman" w:hAnsi="Times New Roman"/>
+                <w:sz w:val="18"/>
+              </w:rPr>
+              <w:t xml:space="preserve">0.86</w:t>
             </w:r>
           </w:p>
         </w:tc>
@@ -3467,25 +3467,25 @@
                 <w:rFonts w:ascii="Times New Roman" w:hAnsi="Times New Roman"/>
                 <w:sz w:val="18"/>
               </w:rPr>
-              <w:t xml:space="preserve">0.947</w:t>
-            </w:r>
-          </w:p>
-        </w:tc>
-        <w:tc>
-          <w:tcPr>
-            <w:vAlign w:val="center"/>
-          </w:tcPr>
-          <w:p>
-            <w:pPr>
-              <w:pStyle w:val="Compact"/>
-              <w:spacing w:line="240" w:lineRule="auto" w:after="0"/>
-            </w:pPr>
-            <w:r>
-              <w:rPr>
-                <w:rFonts w:ascii="Times New Roman" w:hAnsi="Times New Roman"/>
-                <w:sz w:val="18"/>
-              </w:rPr>
-              <w:t xml:space="preserve">0.59</w:t>
+              <w:t xml:space="preserve">0.946</w:t>
+            </w:r>
+          </w:p>
+        </w:tc>
+        <w:tc>
+          <w:tcPr>
+            <w:vAlign w:val="center"/>
+          </w:tcPr>
+          <w:p>
+            <w:pPr>
+              <w:pStyle w:val="Compact"/>
+              <w:spacing w:line="240" w:lineRule="auto" w:after="0"/>
+            </w:pPr>
+            <w:r>
+              <w:rPr>
+                <w:rFonts w:ascii="Times New Roman" w:hAnsi="Times New Roman"/>
+                <w:sz w:val="18"/>
+              </w:rPr>
+              <w:t xml:space="preserve">0.51</w:t>
             </w:r>
           </w:p>
         </w:tc>
@@ -3559,7 +3559,7 @@
                 <w:rFonts w:ascii="Times New Roman" w:hAnsi="Times New Roman"/>
                 <w:sz w:val="18"/>
               </w:rPr>
-              <w:t xml:space="preserve">0.59</w:t>
+              <w:t xml:space="preserve">0.52</w:t>
             </w:r>
           </w:p>
         </w:tc>
@@ -3615,7 +3615,7 @@
                 <w:rFonts w:ascii="Times New Roman" w:hAnsi="Times New Roman"/>
                 <w:sz w:val="18"/>
               </w:rPr>
-              <w:t xml:space="preserve">95</w:t>
+              <w:t xml:space="preserve">86</w:t>
             </w:r>
           </w:p>
         </w:tc>
@@ -3689,25 +3689,25 @@
                 <w:rFonts w:ascii="Times New Roman" w:hAnsi="Times New Roman"/>
                 <w:sz w:val="18"/>
               </w:rPr>
-              <w:t xml:space="preserve">2 of 23 levels</w:t>
-            </w:r>
-          </w:p>
-        </w:tc>
-        <w:tc>
-          <w:tcPr>
-            <w:vAlign w:val="center"/>
-          </w:tcPr>
-          <w:p>
-            <w:pPr>
-              <w:pStyle w:val="Compact"/>
-              <w:spacing w:line="240" w:lineRule="auto" w:after="0"/>
-            </w:pPr>
-            <w:r>
-              <w:rPr>
-                <w:rFonts w:ascii="Times New Roman" w:hAnsi="Times New Roman"/>
-                <w:sz w:val="18"/>
-              </w:rPr>
-              <w:t xml:space="preserve">0.0018</w:t>
+              <w:t xml:space="preserve">0 of 23 levels</w:t>
+            </w:r>
+          </w:p>
+        </w:tc>
+        <w:tc>
+          <w:tcPr>
+            <w:vAlign w:val="center"/>
+          </w:tcPr>
+          <w:p>
+            <w:pPr>
+              <w:pStyle w:val="Compact"/>
+              <w:spacing w:line="240" w:lineRule="auto" w:after="0"/>
+            </w:pPr>
+            <w:r>
+              <w:rPr>
+                <w:rFonts w:ascii="Times New Roman" w:hAnsi="Times New Roman"/>
+                <w:sz w:val="18"/>
+              </w:rPr>
+              <w:t xml:space="preserve">0.07</w:t>
             </w:r>
           </w:p>
         </w:tc>
@@ -3763,25 +3763,25 @@
                 <w:rFonts w:ascii="Times New Roman" w:hAnsi="Times New Roman"/>
                 <w:sz w:val="18"/>
               </w:rPr>
-              <w:t xml:space="preserve">2 of 31 levels</w:t>
-            </w:r>
-          </w:p>
-        </w:tc>
-        <w:tc>
-          <w:tcPr>
-            <w:vAlign w:val="center"/>
-          </w:tcPr>
-          <w:p>
-            <w:pPr>
-              <w:pStyle w:val="Compact"/>
-              <w:spacing w:line="240" w:lineRule="auto" w:after="0"/>
-            </w:pPr>
-            <w:r>
-              <w:rPr>
-                <w:rFonts w:ascii="Times New Roman" w:hAnsi="Times New Roman"/>
-                <w:sz w:val="18"/>
-              </w:rPr>
-              <w:t xml:space="preserve">0.024</w:t>
+              <w:t xml:space="preserve">3 of 31 levels</w:t>
+            </w:r>
+          </w:p>
+        </w:tc>
+        <w:tc>
+          <w:tcPr>
+            <w:vAlign w:val="center"/>
+          </w:tcPr>
+          <w:p>
+            <w:pPr>
+              <w:pStyle w:val="Compact"/>
+              <w:spacing w:line="240" w:lineRule="auto" w:after="0"/>
+            </w:pPr>
+            <w:r>
+              <w:rPr>
+                <w:rFonts w:ascii="Times New Roman" w:hAnsi="Times New Roman"/>
+                <w:sz w:val="18"/>
+              </w:rPr>
+              <w:t xml:space="preserve">0.027</w:t>
             </w:r>
           </w:p>
         </w:tc>
@@ -3853,25 +3853,25 @@
                 <w:rFonts w:ascii="Times New Roman" w:hAnsi="Times New Roman"/>
                 <w:sz w:val="18"/>
               </w:rPr>
-              <w:t xml:space="preserve">−0.038</w:t>
-            </w:r>
-          </w:p>
-        </w:tc>
-        <w:tc>
-          <w:tcPr>
-            <w:vAlign w:val="center"/>
-          </w:tcPr>
-          <w:p>
-            <w:pPr>
-              <w:pStyle w:val="Compact"/>
-              <w:spacing w:line="240" w:lineRule="auto" w:after="0"/>
-            </w:pPr>
-            <w:r>
-              <w:rPr>
-                <w:rFonts w:ascii="Times New Roman" w:hAnsi="Times New Roman"/>
-                <w:sz w:val="18"/>
-              </w:rPr>
-              <w:t xml:space="preserve">0.86</w:t>
+              <w:t xml:space="preserve">−0.042</w:t>
+            </w:r>
+          </w:p>
+        </w:tc>
+        <w:tc>
+          <w:tcPr>
+            <w:vAlign w:val="center"/>
+          </w:tcPr>
+          <w:p>
+            <w:pPr>
+              <w:pStyle w:val="Compact"/>
+              <w:spacing w:line="240" w:lineRule="auto" w:after="0"/>
+            </w:pPr>
+            <w:r>
+              <w:rPr>
+                <w:rFonts w:ascii="Times New Roman" w:hAnsi="Times New Roman"/>
+                <w:sz w:val="18"/>
+              </w:rPr>
+              <w:t xml:space="preserve">0.76</w:t>
             </w:r>
           </w:p>
         </w:tc>
@@ -3927,25 +3927,25 @@
                 <w:rFonts w:ascii="Times New Roman" w:hAnsi="Times New Roman"/>
                 <w:sz w:val="18"/>
               </w:rPr>
-              <w:t xml:space="preserve">−0.022</w:t>
-            </w:r>
-          </w:p>
-        </w:tc>
-        <w:tc>
-          <w:tcPr>
-            <w:vAlign w:val="center"/>
-          </w:tcPr>
-          <w:p>
-            <w:pPr>
-              <w:pStyle w:val="Compact"/>
-              <w:spacing w:line="240" w:lineRule="auto" w:after="0"/>
-            </w:pPr>
-            <w:r>
-              <w:rPr>
-                <w:rFonts w:ascii="Times New Roman" w:hAnsi="Times New Roman"/>
-                <w:sz w:val="18"/>
-              </w:rPr>
-              <w:t xml:space="preserve">0.82</w:t>
+              <w:t xml:space="preserve">0.000</w:t>
+            </w:r>
+          </w:p>
+        </w:tc>
+        <w:tc>
+          <w:tcPr>
+            <w:vAlign w:val="center"/>
+          </w:tcPr>
+          <w:p>
+            <w:pPr>
+              <w:pStyle w:val="Compact"/>
+              <w:spacing w:line="240" w:lineRule="auto" w:after="0"/>
+            </w:pPr>
+            <w:r>
+              <w:rPr>
+                <w:rFonts w:ascii="Times New Roman" w:hAnsi="Times New Roman"/>
+                <w:sz w:val="18"/>
+              </w:rPr>
+              <w:t xml:space="preserve">1.00</w:t>
             </w:r>
           </w:p>
         </w:tc>
@@ -4001,25 +4001,25 @@
                 <w:rFonts w:ascii="Times New Roman" w:hAnsi="Times New Roman"/>
                 <w:sz w:val="18"/>
               </w:rPr>
-              <w:t xml:space="preserve">−0.211</w:t>
-            </w:r>
-          </w:p>
-        </w:tc>
-        <w:tc>
-          <w:tcPr>
-            <w:vAlign w:val="center"/>
-          </w:tcPr>
-          <w:p>
-            <w:pPr>
-              <w:pStyle w:val="Compact"/>
-              <w:spacing w:line="240" w:lineRule="auto" w:after="0"/>
-            </w:pPr>
-            <w:r>
-              <w:rPr>
-                <w:rFonts w:ascii="Times New Roman" w:hAnsi="Times New Roman"/>
-                <w:sz w:val="18"/>
-              </w:rPr>
-              <w:t xml:space="preserve">7.7 × 10⁻⁴</w:t>
+              <w:t xml:space="preserve">−0.190</w:t>
+            </w:r>
+          </w:p>
+        </w:tc>
+        <w:tc>
+          <w:tcPr>
+            <w:vAlign w:val="center"/>
+          </w:tcPr>
+          <w:p>
+            <w:pPr>
+              <w:pStyle w:val="Compact"/>
+              <w:spacing w:line="240" w:lineRule="auto" w:after="0"/>
+            </w:pPr>
+            <w:r>
+              <w:rPr>
+                <w:rFonts w:ascii="Times New Roman" w:hAnsi="Times New Roman"/>
+                <w:sz w:val="18"/>
+              </w:rPr>
+              <w:t xml:space="preserve">2.1 × 10⁻³</w:t>
             </w:r>
           </w:p>
         </w:tc>
@@ -4139,10 +4139,10 @@
         </w:trPr>
         <w:tc>
           <w:tcPr>
-            <w:vAlign w:val="center"/>
             <w:tcBorders>
               <w:bottom w:val="single" w:sz="4" w:color="auto"/>
             </w:tcBorders>
+            <w:vAlign w:val="center"/>
           </w:tcPr>
           <w:p>
             <w:pPr>
@@ -4161,10 +4161,10 @@
         </w:tc>
         <w:tc>
           <w:tcPr>
-            <w:vAlign w:val="center"/>
             <w:tcBorders>
               <w:bottom w:val="single" w:sz="4" w:color="auto"/>
             </w:tcBorders>
+            <w:vAlign w:val="center"/>
           </w:tcPr>
           <w:p>
             <w:pPr>
@@ -4183,10 +4183,10 @@
         </w:tc>
         <w:tc>
           <w:tcPr>
-            <w:vAlign w:val="center"/>
             <w:tcBorders>
               <w:bottom w:val="single" w:sz="4" w:color="auto"/>
             </w:tcBorders>
+            <w:vAlign w:val="center"/>
           </w:tcPr>
           <w:p>
             <w:pPr>
@@ -4453,7 +4453,7 @@
                 <w:rFonts w:ascii="Times New Roman" w:hAnsi="Times New Roman"/>
                 <w:sz w:val="18"/>
               </w:rPr>
-              <w:t xml:space="preserve">HR 1.362 per 0.179 °C of province-minus-range warming</w:t>
+              <w:t xml:space="preserve">HR 1.365 per 0.179 °C of province-minus-range warming</w:t>
             </w:r>
           </w:p>
         </w:tc>
@@ -4565,7 +4565,7 @@
                 <w:rFonts w:ascii="Times New Roman" w:hAnsi="Times New Roman"/>
                 <w:sz w:val="18"/>
               </w:rPr>
-              <w:t xml:space="preserve">HR 1.404 per 1 SD; one SD multiplies annual visits by 7.75</w:t>
+              <w:t xml:space="preserve">HR 1.429 per 1 SD; one SD multiplies annual visits by 7.89</w:t>
             </w:r>
           </w:p>
         </w:tc>
@@ -4621,7 +4621,7 @@
                 <w:rFonts w:ascii="Times New Roman" w:hAnsi="Times New Roman"/>
                 <w:sz w:val="18"/>
               </w:rPr>
-              <w:t xml:space="preserve">HR 0.849: warming matters most where coverage is sparse</w:t>
+              <w:t xml:space="preserve">HR 0.839: warming matters most where coverage is sparse</w:t>
             </w:r>
           </w:p>
         </w:tc>
@@ -4736,7 +4736,7 @@
                 <w:rFonts w:ascii="Times New Roman" w:hAnsi="Times New Roman"/>
                 <w:sz w:val="18"/>
               </w:rPr>
-              <w:t xml:space="preserve">(1|species), SD 0.405</w:t>
+              <w:t xml:space="preserve">(1|species), SD 0.404</w:t>
             </w:r>
           </w:p>
         </w:tc>
@@ -4792,7 +4792,7 @@
                 <w:rFonts w:ascii="Times New Roman" w:hAnsi="Times New Roman"/>
                 <w:sz w:val="18"/>
               </w:rPr>
-              <w:t xml:space="preserve">(1|province), SD 0.326</w:t>
+              <w:t xml:space="preserve">(1|province), SD 0.332</w:t>
             </w:r>
           </w:p>
         </w:tc>
@@ -4848,7 +4848,7 @@
                 <w:rFonts w:ascii="Times New Roman" w:hAnsi="Times New Roman"/>
                 <w:sz w:val="18"/>
               </w:rPr>
-              <w:t xml:space="preserve">(1|province:year), SD 0.804</w:t>
+              <w:t xml:space="preserve">(1|province:year), SD 0.798</w:t>
             </w:r>
           </w:p>
         </w:tc>
@@ -4884,7 +4884,7 @@
                 <w:rFonts w:ascii="Times New Roman" w:hAnsi="Times New Roman"/>
                 <w:sz w:val="18"/>
               </w:rPr>
-              <w:t xml:space="preserve">×2.23 per SD, larger than either fixed effect; levels span 13-fold</w:t>
+              <w:t xml:space="preserve">×2.22 per SD, larger than either fixed effect; levels span 13-fold</w:t>
             </w:r>
           </w:p>
         </w:tc>
@@ -5046,10 +5046,10 @@
         </w:trPr>
         <w:tc>
           <w:tcPr>
-            <w:vAlign w:val="center"/>
             <w:tcBorders>
               <w:bottom w:val="single" w:sz="4" w:color="auto"/>
             </w:tcBorders>
+            <w:vAlign w:val="center"/>
           </w:tcPr>
           <w:p>
             <w:pPr>
@@ -5068,10 +5068,10 @@
         </w:tc>
         <w:tc>
           <w:tcPr>
-            <w:vAlign w:val="center"/>
             <w:tcBorders>
               <w:bottom w:val="single" w:sz="4" w:color="auto"/>
             </w:tcBorders>
+            <w:vAlign w:val="center"/>
           </w:tcPr>
           <w:p>
             <w:pPr>
@@ -5090,10 +5090,10 @@
         </w:tc>
         <w:tc>
           <w:tcPr>
-            <w:vAlign w:val="center"/>
             <w:tcBorders>
               <w:bottom w:val="single" w:sz="4" w:color="auto"/>
             </w:tcBorders>
+            <w:vAlign w:val="center"/>
           </w:tcPr>
           <w:p>
             <w:pPr>
@@ -5112,10 +5112,10 @@
         </w:tc>
         <w:tc>
           <w:tcPr>
-            <w:vAlign w:val="center"/>
             <w:tcBorders>
               <w:bottom w:val="single" w:sz="4" w:color="auto"/>
             </w:tcBorders>
+            <w:vAlign w:val="center"/>
           </w:tcPr>
           <w:p>
             <w:pPr>
@@ -5134,10 +5134,10 @@
         </w:tc>
         <w:tc>
           <w:tcPr>
-            <w:vAlign w:val="center"/>
             <w:tcBorders>
               <w:bottom w:val="single" w:sz="4" w:color="auto"/>
             </w:tcBorders>
+            <w:vAlign w:val="center"/>
           </w:tcPr>
           <w:p>
             <w:pPr>
@@ -5156,10 +5156,10 @@
         </w:tc>
         <w:tc>
           <w:tcPr>
-            <w:vAlign w:val="center"/>
             <w:tcBorders>
               <w:bottom w:val="single" w:sz="4" w:color="auto"/>
             </w:tcBorders>
+            <w:vAlign w:val="center"/>
           </w:tcPr>
           <w:p>
             <w:pPr>
@@ -5230,61 +5230,61 @@
                 <w:rFonts w:ascii="Times New Roman" w:hAnsi="Times New Roman"/>
                 <w:sz w:val="18"/>
               </w:rPr>
-              <w:t xml:space="preserve">1.363 (1.158–1.605)</w:t>
-            </w:r>
-          </w:p>
-        </w:tc>
-        <w:tc>
-          <w:tcPr>
-            <w:vAlign w:val="center"/>
-          </w:tcPr>
-          <w:p>
-            <w:pPr>
-              <w:pStyle w:val="Compact"/>
-              <w:spacing w:line="240" w:lineRule="auto" w:after="0"/>
-            </w:pPr>
-            <w:r>
-              <w:rPr>
-                <w:rFonts w:ascii="Times New Roman" w:hAnsi="Times New Roman"/>
-                <w:sz w:val="18"/>
-              </w:rPr>
-              <w:t xml:space="preserve">1.293 (1.110–1.506)</w:t>
-            </w:r>
-          </w:p>
-        </w:tc>
-        <w:tc>
-          <w:tcPr>
-            <w:vAlign w:val="center"/>
-          </w:tcPr>
-          <w:p>
-            <w:pPr>
-              <w:pStyle w:val="Compact"/>
-              <w:spacing w:line="240" w:lineRule="auto" w:after="0"/>
-            </w:pPr>
-            <w:r>
-              <w:rPr>
-                <w:rFonts w:ascii="Times New Roman" w:hAnsi="Times New Roman"/>
-                <w:sz w:val="18"/>
-              </w:rPr>
-              <w:t xml:space="preserve">0.942</w:t>
-            </w:r>
-          </w:p>
-        </w:tc>
-        <w:tc>
-          <w:tcPr>
-            <w:vAlign w:val="center"/>
-          </w:tcPr>
-          <w:p>
-            <w:pPr>
-              <w:pStyle w:val="Compact"/>
-              <w:spacing w:line="240" w:lineRule="auto" w:after="0"/>
-            </w:pPr>
-            <w:r>
-              <w:rPr>
-                <w:rFonts w:ascii="Times New Roman" w:hAnsi="Times New Roman"/>
-                <w:sz w:val="18"/>
-              </w:rPr>
-              <w:t xml:space="preserve">0.54</w:t>
+              <w:t xml:space="preserve">1.363 (1.158–1.604)</w:t>
+            </w:r>
+          </w:p>
+        </w:tc>
+        <w:tc>
+          <w:tcPr>
+            <w:vAlign w:val="center"/>
+          </w:tcPr>
+          <w:p>
+            <w:pPr>
+              <w:pStyle w:val="Compact"/>
+              <w:spacing w:line="240" w:lineRule="auto" w:after="0"/>
+            </w:pPr>
+            <w:r>
+              <w:rPr>
+                <w:rFonts w:ascii="Times New Roman" w:hAnsi="Times New Roman"/>
+                <w:sz w:val="18"/>
+              </w:rPr>
+              <w:t xml:space="preserve">1.287 (1.105–1.499)</w:t>
+            </w:r>
+          </w:p>
+        </w:tc>
+        <w:tc>
+          <w:tcPr>
+            <w:vAlign w:val="center"/>
+          </w:tcPr>
+          <w:p>
+            <w:pPr>
+              <w:pStyle w:val="Compact"/>
+              <w:spacing w:line="240" w:lineRule="auto" w:after="0"/>
+            </w:pPr>
+            <w:r>
+              <w:rPr>
+                <w:rFonts w:ascii="Times New Roman" w:hAnsi="Times New Roman"/>
+                <w:sz w:val="18"/>
+              </w:rPr>
+              <w:t xml:space="preserve">0.941</w:t>
+            </w:r>
+          </w:p>
+        </w:tc>
+        <w:tc>
+          <w:tcPr>
+            <w:vAlign w:val="center"/>
+          </w:tcPr>
+          <w:p>
+            <w:pPr>
+              <w:pStyle w:val="Compact"/>
+              <w:spacing w:line="240" w:lineRule="auto" w:after="0"/>
+            </w:pPr>
+            <w:r>
+              <w:rPr>
+                <w:rFonts w:ascii="Times New Roman" w:hAnsi="Times New Roman"/>
+                <w:sz w:val="18"/>
+              </w:rPr>
+              <w:t xml:space="preserve">0.53</w:t>
             </w:r>
           </w:p>
         </w:tc>
@@ -5340,61 +5340,61 @@
                 <w:rFonts w:ascii="Times New Roman" w:hAnsi="Times New Roman"/>
                 <w:sz w:val="18"/>
               </w:rPr>
-              <w:t xml:space="preserve">1.507 (1.244–1.826)</w:t>
-            </w:r>
-          </w:p>
-        </w:tc>
-        <w:tc>
-          <w:tcPr>
-            <w:vAlign w:val="center"/>
-          </w:tcPr>
-          <w:p>
-            <w:pPr>
-              <w:pStyle w:val="Compact"/>
-              <w:spacing w:line="240" w:lineRule="auto" w:after="0"/>
-            </w:pPr>
-            <w:r>
-              <w:rPr>
-                <w:rFonts w:ascii="Times New Roman" w:hAnsi="Times New Roman"/>
-                <w:sz w:val="18"/>
-              </w:rPr>
-              <w:t xml:space="preserve">1.270 (1.030–1.566)</w:t>
-            </w:r>
-          </w:p>
-        </w:tc>
-        <w:tc>
-          <w:tcPr>
-            <w:vAlign w:val="center"/>
-          </w:tcPr>
-          <w:p>
-            <w:pPr>
-              <w:pStyle w:val="Compact"/>
-              <w:spacing w:line="240" w:lineRule="auto" w:after="0"/>
-            </w:pPr>
-            <w:r>
-              <w:rPr>
-                <w:rFonts w:ascii="Times New Roman" w:hAnsi="Times New Roman"/>
-                <w:sz w:val="18"/>
-              </w:rPr>
-              <w:t xml:space="preserve">1.053</w:t>
-            </w:r>
-          </w:p>
-        </w:tc>
-        <w:tc>
-          <w:tcPr>
-            <w:vAlign w:val="center"/>
-          </w:tcPr>
-          <w:p>
-            <w:pPr>
-              <w:pStyle w:val="Compact"/>
-              <w:spacing w:line="240" w:lineRule="auto" w:after="0"/>
-            </w:pPr>
-            <w:r>
-              <w:rPr>
-                <w:rFonts w:ascii="Times New Roman" w:hAnsi="Times New Roman"/>
-                <w:sz w:val="18"/>
-              </w:rPr>
-              <w:t xml:space="preserve">0.62</w:t>
+              <w:t xml:space="preserve">1.511 (1.243–1.837)</w:t>
+            </w:r>
+          </w:p>
+        </w:tc>
+        <w:tc>
+          <w:tcPr>
+            <w:vAlign w:val="center"/>
+          </w:tcPr>
+          <w:p>
+            <w:pPr>
+              <w:pStyle w:val="Compact"/>
+              <w:spacing w:line="240" w:lineRule="auto" w:after="0"/>
+            </w:pPr>
+            <w:r>
+              <w:rPr>
+                <w:rFonts w:ascii="Times New Roman" w:hAnsi="Times New Roman"/>
+                <w:sz w:val="18"/>
+              </w:rPr>
+              <w:t xml:space="preserve">1.338 (1.084–1.651)</w:t>
+            </w:r>
+          </w:p>
+        </w:tc>
+        <w:tc>
+          <w:tcPr>
+            <w:vAlign w:val="center"/>
+          </w:tcPr>
+          <w:p>
+            <w:pPr>
+              <w:pStyle w:val="Compact"/>
+              <w:spacing w:line="240" w:lineRule="auto" w:after="0"/>
+            </w:pPr>
+            <w:r>
+              <w:rPr>
+                <w:rFonts w:ascii="Times New Roman" w:hAnsi="Times New Roman"/>
+                <w:sz w:val="18"/>
+              </w:rPr>
+              <w:t xml:space="preserve">1.029</w:t>
+            </w:r>
+          </w:p>
+        </w:tc>
+        <w:tc>
+          <w:tcPr>
+            <w:vAlign w:val="center"/>
+          </w:tcPr>
+          <w:p>
+            <w:pPr>
+              <w:pStyle w:val="Compact"/>
+              <w:spacing w:line="240" w:lineRule="auto" w:after="0"/>
+            </w:pPr>
+            <w:r>
+              <w:rPr>
+                <w:rFonts w:ascii="Times New Roman" w:hAnsi="Times New Roman"/>
+                <w:sz w:val="18"/>
+              </w:rPr>
+              <w:t xml:space="preserve">0.78</w:t>
             </w:r>
           </w:p>
         </w:tc>
@@ -5450,43 +5450,43 @@
                 <w:rFonts w:ascii="Times New Roman" w:hAnsi="Times New Roman"/>
                 <w:sz w:val="18"/>
               </w:rPr>
-              <w:t xml:space="preserve">1.514 (1.265–1.812)</w:t>
-            </w:r>
-          </w:p>
-        </w:tc>
-        <w:tc>
-          <w:tcPr>
-            <w:vAlign w:val="center"/>
-          </w:tcPr>
-          <w:p>
-            <w:pPr>
-              <w:pStyle w:val="Compact"/>
-              <w:spacing w:line="240" w:lineRule="auto" w:after="0"/>
-            </w:pPr>
-            <w:r>
-              <w:rPr>
-                <w:rFonts w:ascii="Times New Roman" w:hAnsi="Times New Roman"/>
-                <w:sz w:val="18"/>
-              </w:rPr>
-              <w:t xml:space="preserve">1.344 (1.130–1.598)</w:t>
-            </w:r>
-          </w:p>
-        </w:tc>
-        <w:tc>
-          <w:tcPr>
-            <w:vAlign w:val="center"/>
-          </w:tcPr>
-          <w:p>
-            <w:pPr>
-              <w:pStyle w:val="Compact"/>
-              <w:spacing w:line="240" w:lineRule="auto" w:after="0"/>
-            </w:pPr>
-            <w:r>
-              <w:rPr>
-                <w:rFonts w:ascii="Times New Roman" w:hAnsi="Times New Roman"/>
-                <w:sz w:val="18"/>
-              </w:rPr>
-              <w:t xml:space="preserve">0.753</w:t>
+              <w:t xml:space="preserve">1.512 (1.264–1.809)</w:t>
+            </w:r>
+          </w:p>
+        </w:tc>
+        <w:tc>
+          <w:tcPr>
+            <w:vAlign w:val="center"/>
+          </w:tcPr>
+          <w:p>
+            <w:pPr>
+              <w:pStyle w:val="Compact"/>
+              <w:spacing w:line="240" w:lineRule="auto" w:after="0"/>
+            </w:pPr>
+            <w:r>
+              <w:rPr>
+                <w:rFonts w:ascii="Times New Roman" w:hAnsi="Times New Roman"/>
+                <w:sz w:val="18"/>
+              </w:rPr>
+              <w:t xml:space="preserve">1.333 (1.122–1.584)</w:t>
+            </w:r>
+          </w:p>
+        </w:tc>
+        <w:tc>
+          <w:tcPr>
+            <w:vAlign w:val="center"/>
+          </w:tcPr>
+          <w:p>
+            <w:pPr>
+              <w:pStyle w:val="Compact"/>
+              <w:spacing w:line="240" w:lineRule="auto" w:after="0"/>
+            </w:pPr>
+            <w:r>
+              <w:rPr>
+                <w:rFonts w:ascii="Times New Roman" w:hAnsi="Times New Roman"/>
+                <w:sz w:val="18"/>
+              </w:rPr>
+              <w:t xml:space="preserve">0.752</w:t>
             </w:r>
           </w:p>
         </w:tc>
@@ -5585,7 +5585,7 @@
                 <w:rFonts w:ascii="Times New Roman" w:hAnsi="Times New Roman"/>
                 <w:sz w:val="18"/>
               </w:rPr>
-              <w:t xml:space="preserve">= 0.693</w:t>
+              <w:t xml:space="preserve">= 0.692</w:t>
             </w:r>
           </w:p>
         </w:tc>
@@ -5633,7 +5633,7 @@
                 <w:rFonts w:ascii="Times New Roman" w:hAnsi="Times New Roman"/>
                 <w:sz w:val="18"/>
               </w:rPr>
-              <w:t xml:space="preserve">= 0.854</w:t>
+              <w:t xml:space="preserve">= 0.638</w:t>
             </w:r>
           </w:p>
         </w:tc>
@@ -5681,7 +5681,7 @@
                 <w:rFonts w:ascii="Times New Roman" w:hAnsi="Times New Roman"/>
                 <w:sz w:val="18"/>
               </w:rPr>
-              <w:t xml:space="preserve">= 0.256</w:t>
+              <w:t xml:space="preserve">= 0.260</w:t>
             </w:r>
           </w:p>
         </w:tc>
@@ -5784,10 +5784,10 @@
         </w:trPr>
         <w:tc>
           <w:tcPr>
-            <w:vAlign w:val="center"/>
             <w:tcBorders>
               <w:bottom w:val="single" w:sz="4" w:color="auto"/>
             </w:tcBorders>
+            <w:vAlign w:val="center"/>
           </w:tcPr>
           <w:p>
             <w:pPr>
@@ -5806,10 +5806,10 @@
         </w:tc>
         <w:tc>
           <w:tcPr>
-            <w:vAlign w:val="center"/>
             <w:tcBorders>
               <w:bottom w:val="single" w:sz="4" w:color="auto"/>
             </w:tcBorders>
+            <w:vAlign w:val="center"/>
           </w:tcPr>
           <w:p>
             <w:pPr>
@@ -5830,10 +5830,10 @@
         </w:tc>
         <w:tc>
           <w:tcPr>
-            <w:vAlign w:val="center"/>
             <w:tcBorders>
               <w:bottom w:val="single" w:sz="4" w:color="auto"/>
             </w:tcBorders>
+            <w:vAlign w:val="center"/>
           </w:tcPr>
           <w:p>
             <w:pPr>
@@ -5852,10 +5852,10 @@
         </w:tc>
         <w:tc>
           <w:tcPr>
-            <w:vAlign w:val="center"/>
             <w:tcBorders>
               <w:bottom w:val="single" w:sz="4" w:color="auto"/>
             </w:tcBorders>
+            <w:vAlign w:val="center"/>
           </w:tcPr>
           <w:p>
             <w:pPr>
@@ -5874,10 +5874,10 @@
         </w:tc>
         <w:tc>
           <w:tcPr>
-            <w:vAlign w:val="center"/>
             <w:tcBorders>
               <w:bottom w:val="single" w:sz="4" w:color="auto"/>
             </w:tcBorders>
+            <w:vAlign w:val="center"/>
           </w:tcPr>
           <w:p>
             <w:pPr>
@@ -6096,14 +6096,7 @@
                 <w:rFonts w:ascii="Times New Roman" w:hAnsi="Times New Roman"/>
                 <w:sz w:val="18"/>
               </w:rPr>
-              <w:t xml:space="preserve">Provinces occupied —</w:t>
-            </w:r>
-            <w:r>
-              <w:rPr>
-                <w:rFonts w:ascii="Times New Roman" w:hAnsi="Times New Roman"/>
-                <w:sz w:val="18"/>
-              </w:rPr>
-              <w:t xml:space="preserve"> </w:t>
+              <w:t xml:space="preserve">Provinces occupied (</w:t>
             </w:r>
             <w:r>
               <w:rPr>
@@ -6113,6 +6106,13 @@
                 <w:sz w:val="18"/>
               </w:rPr>
               <w:t xml:space="preserve">not reported as a result</w:t>
+            </w:r>
+            <w:r>
+              <w:rPr>
+                <w:rFonts w:ascii="Times New Roman" w:hAnsi="Times New Roman"/>
+                <w:sz w:val="18"/>
+              </w:rPr>
+              <w:t xml:space="preserve">)</w:t>
             </w:r>
           </w:p>
         </w:tc>
@@ -6253,10 +6253,10 @@
         </w:trPr>
         <w:tc>
           <w:tcPr>
-            <w:vAlign w:val="center"/>
             <w:tcBorders>
               <w:bottom w:val="single" w:sz="4" w:color="auto"/>
             </w:tcBorders>
+            <w:vAlign w:val="center"/>
           </w:tcPr>
           <w:p>
             <w:pPr>
@@ -6275,10 +6275,10 @@
         </w:tc>
         <w:tc>
           <w:tcPr>
-            <w:vAlign w:val="center"/>
             <w:tcBorders>
               <w:bottom w:val="single" w:sz="4" w:color="auto"/>
             </w:tcBorders>
+            <w:vAlign w:val="center"/>
           </w:tcPr>
           <w:p>
             <w:pPr>
@@ -6297,10 +6297,10 @@
         </w:tc>
         <w:tc>
           <w:tcPr>
-            <w:vAlign w:val="center"/>
             <w:tcBorders>
               <w:bottom w:val="single" w:sz="4" w:color="auto"/>
             </w:tcBorders>
+            <w:vAlign w:val="center"/>
           </w:tcPr>
           <w:p>
             <w:pPr>
@@ -6321,10 +6321,10 @@
         </w:tc>
         <w:tc>
           <w:tcPr>
-            <w:vAlign w:val="center"/>
             <w:tcBorders>
               <w:bottom w:val="single" w:sz="4" w:color="auto"/>
             </w:tcBorders>
+            <w:vAlign w:val="center"/>
           </w:tcPr>
           <w:p>
             <w:pPr>
@@ -6375,43 +6375,43 @@
                 <w:rFonts w:ascii="Times New Roman" w:hAnsi="Times New Roman"/>
                 <w:sz w:val="18"/>
               </w:rPr>
-              <w:t xml:space="preserve">5.60</w:t>
-            </w:r>
-          </w:p>
-        </w:tc>
-        <w:tc>
-          <w:tcPr>
-            <w:vAlign w:val="center"/>
-          </w:tcPr>
-          <w:p>
-            <w:pPr>
-              <w:pStyle w:val="Compact"/>
-              <w:spacing w:line="240" w:lineRule="auto" w:after="0"/>
-            </w:pPr>
-            <w:r>
-              <w:rPr>
-                <w:rFonts w:ascii="Times New Roman" w:hAnsi="Times New Roman"/>
-                <w:sz w:val="18"/>
-              </w:rPr>
-              <w:t xml:space="preserve">2.3 × 10⁻¹⁷</w:t>
-            </w:r>
-          </w:p>
-        </w:tc>
-        <w:tc>
-          <w:tcPr>
-            <w:vAlign w:val="center"/>
-          </w:tcPr>
-          <w:p>
-            <w:pPr>
-              <w:pStyle w:val="Compact"/>
-              <w:spacing w:line="240" w:lineRule="auto" w:after="0"/>
-            </w:pPr>
-            <w:r>
-              <w:rPr>
-                <w:rFonts w:ascii="Times New Roman" w:hAnsi="Times New Roman"/>
-                <w:sz w:val="18"/>
-              </w:rPr>
-              <w:t xml:space="preserve">302.2</w:t>
+              <w:t xml:space="preserve">5.59</w:t>
+            </w:r>
+          </w:p>
+        </w:tc>
+        <w:tc>
+          <w:tcPr>
+            <w:vAlign w:val="center"/>
+          </w:tcPr>
+          <w:p>
+            <w:pPr>
+              <w:pStyle w:val="Compact"/>
+              <w:spacing w:line="240" w:lineRule="auto" w:after="0"/>
+            </w:pPr>
+            <w:r>
+              <w:rPr>
+                <w:rFonts w:ascii="Times New Roman" w:hAnsi="Times New Roman"/>
+                <w:sz w:val="18"/>
+              </w:rPr>
+              <w:t xml:space="preserve">2.8 × 10⁻¹⁷</w:t>
+            </w:r>
+          </w:p>
+        </w:tc>
+        <w:tc>
+          <w:tcPr>
+            <w:vAlign w:val="center"/>
+          </w:tcPr>
+          <w:p>
+            <w:pPr>
+              <w:pStyle w:val="Compact"/>
+              <w:spacing w:line="240" w:lineRule="auto" w:after="0"/>
+            </w:pPr>
+            <w:r>
+              <w:rPr>
+                <w:rFonts w:ascii="Times New Roman" w:hAnsi="Times New Roman"/>
+                <w:sz w:val="18"/>
+              </w:rPr>
+              <w:t xml:space="preserve">302.1</w:t>
             </w:r>
           </w:p>
         </w:tc>
@@ -6449,7 +6449,7 @@
                 <w:rFonts w:ascii="Times New Roman" w:hAnsi="Times New Roman"/>
                 <w:sz w:val="18"/>
               </w:rPr>
-              <w:t xml:space="preserve">1.24</w:t>
+              <w:t xml:space="preserve">1.23</w:t>
             </w:r>
           </w:p>
         </w:tc>
@@ -6523,7 +6523,7 @@
                 <w:rFonts w:ascii="Times New Roman" w:hAnsi="Times New Roman"/>
                 <w:sz w:val="18"/>
               </w:rPr>
-              <w:t xml:space="preserve">1.52</w:t>
+              <w:t xml:space="preserve">1.56</w:t>
             </w:r>
           </w:p>
         </w:tc>
@@ -6559,7 +6559,7 @@
                 <w:rFonts w:ascii="Times New Roman" w:hAnsi="Times New Roman"/>
                 <w:sz w:val="18"/>
               </w:rPr>
-              <w:t xml:space="preserve">266.8</w:t>
+              <w:t xml:space="preserve">266.4</w:t>
             </w:r>
           </w:p>
         </w:tc>
@@ -6597,10 +6597,10 @@
         </w:trPr>
         <w:tc>
           <w:tcPr>
-            <w:vAlign w:val="center"/>
             <w:tcBorders>
               <w:bottom w:val="single" w:sz="4" w:color="auto"/>
             </w:tcBorders>
+            <w:vAlign w:val="center"/>
           </w:tcPr>
           <w:p>
             <w:pPr>
@@ -6619,10 +6619,10 @@
         </w:tc>
         <w:tc>
           <w:tcPr>
-            <w:vAlign w:val="center"/>
             <w:tcBorders>
               <w:bottom w:val="single" w:sz="4" w:color="auto"/>
             </w:tcBorders>
+            <w:vAlign w:val="center"/>
           </w:tcPr>
           <w:p>
             <w:pPr>
@@ -6641,10 +6641,10 @@
         </w:tc>
         <w:tc>
           <w:tcPr>
-            <w:vAlign w:val="center"/>
             <w:tcBorders>
               <w:bottom w:val="single" w:sz="4" w:color="auto"/>
             </w:tcBorders>
+            <w:vAlign w:val="center"/>
           </w:tcPr>
           <w:p>
             <w:pPr>
@@ -6734,25 +6734,25 @@
                 <w:rFonts w:ascii="Times New Roman" w:hAnsi="Times New Roman"/>
                 <w:sz w:val="18"/>
               </w:rPr>
-              <w:t xml:space="preserve">= 0.036)</w:t>
-            </w:r>
-          </w:p>
-        </w:tc>
-        <w:tc>
-          <w:tcPr>
-            <w:vAlign w:val="center"/>
-          </w:tcPr>
-          <w:p>
-            <w:pPr>
-              <w:pStyle w:val="Compact"/>
-              <w:spacing w:line="240" w:lineRule="auto" w:after="0"/>
-            </w:pPr>
-            <w:r>
-              <w:rPr>
-                <w:rFonts w:ascii="Times New Roman" w:hAnsi="Times New Roman"/>
-                <w:sz w:val="18"/>
-              </w:rPr>
-              <w:t xml:space="preserve">0.89</w:t>
+              <w:t xml:space="preserve">= 0.035)</w:t>
+            </w:r>
+          </w:p>
+        </w:tc>
+        <w:tc>
+          <w:tcPr>
+            <w:vAlign w:val="center"/>
+          </w:tcPr>
+          <w:p>
+            <w:pPr>
+              <w:pStyle w:val="Compact"/>
+              <w:spacing w:line="240" w:lineRule="auto" w:after="0"/>
+            </w:pPr>
+            <w:r>
+              <w:rPr>
+                <w:rFonts w:ascii="Times New Roman" w:hAnsi="Times New Roman"/>
+                <w:sz w:val="18"/>
+              </w:rPr>
+              <w:t xml:space="preserve">0.88</w:t>
             </w:r>
           </w:p>
         </w:tc>
@@ -6810,7 +6810,7 @@
                 <w:bCs/>
                 <w:sz w:val="18"/>
               </w:rPr>
-              <w:t xml:space="preserve">0.71</w:t>
+              <w:t xml:space="preserve">0.70</w:t>
             </w:r>
             <w:r>
               <w:rPr>
@@ -6847,7 +6847,7 @@
                 <w:rFonts w:ascii="Times New Roman" w:hAnsi="Times New Roman"/>
                 <w:sz w:val="18"/>
               </w:rPr>
-              <w:t xml:space="preserve">= 0.028)</w:t>
+              <w:t xml:space="preserve">= 0.023)</w:t>
             </w:r>
           </w:p>
         </w:tc>
@@ -6885,7 +6885,7 @@
                 <w:rFonts w:ascii="Times New Roman" w:hAnsi="Times New Roman"/>
                 <w:sz w:val="18"/>
               </w:rPr>
-              <w:t xml:space="preserve">0.93</w:t>
+              <w:t xml:space="preserve">0.92</w:t>
             </w:r>
           </w:p>
         </w:tc>
@@ -7000,7 +7000,7 @@
                 <w:rFonts w:ascii="Times New Roman" w:hAnsi="Times New Roman"/>
                 <w:sz w:val="18"/>
               </w:rPr>
-              <w:t xml:space="preserve">= 0.0027)</w:t>
+              <w:t xml:space="preserve">= 0.0026)</w:t>
             </w:r>
           </w:p>
         </w:tc>
@@ -7056,7 +7056,7 @@
                 <w:rFonts w:ascii="Times New Roman" w:hAnsi="Times New Roman"/>
                 <w:sz w:val="18"/>
               </w:rPr>
-              <w:t xml:space="preserve">1.20</w:t>
+              <w:t xml:space="preserve">1.22</w:t>
             </w:r>
           </w:p>
         </w:tc>
@@ -7195,10 +7195,10 @@
         </w:trPr>
         <w:tc>
           <w:tcPr>
-            <w:vAlign w:val="center"/>
             <w:tcBorders>
               <w:bottom w:val="single" w:sz="4" w:color="auto"/>
             </w:tcBorders>
+            <w:vAlign w:val="center"/>
           </w:tcPr>
           <w:p>
             <w:pPr>
@@ -7217,10 +7217,10 @@
         </w:tc>
         <w:tc>
           <w:tcPr>
-            <w:vAlign w:val="center"/>
             <w:tcBorders>
               <w:bottom w:val="single" w:sz="4" w:color="auto"/>
             </w:tcBorders>
+            <w:vAlign w:val="center"/>
           </w:tcPr>
           <w:p>
             <w:pPr>
@@ -7239,10 +7239,10 @@
         </w:tc>
         <w:tc>
           <w:tcPr>
-            <w:vAlign w:val="center"/>
             <w:tcBorders>
               <w:bottom w:val="single" w:sz="4" w:color="auto"/>
             </w:tcBorders>
+            <w:vAlign w:val="center"/>
           </w:tcPr>
           <w:p>
             <w:pPr>
@@ -7279,10 +7279,10 @@
         </w:tc>
         <w:tc>
           <w:tcPr>
-            <w:vAlign w:val="center"/>
             <w:tcBorders>
               <w:bottom w:val="single" w:sz="4" w:color="auto"/>
             </w:tcBorders>
+            <w:vAlign w:val="center"/>
           </w:tcPr>
           <w:p>
             <w:pPr>
@@ -7301,10 +7301,10 @@
         </w:tc>
         <w:tc>
           <w:tcPr>
-            <w:vAlign w:val="center"/>
             <w:tcBorders>
               <w:bottom w:val="single" w:sz="4" w:color="auto"/>
             </w:tcBorders>
+            <w:vAlign w:val="center"/>
           </w:tcPr>
           <w:p>
             <w:pPr>
@@ -7905,7 +7905,23 @@
         <w:t xml:space="preserve">a</w:t>
       </w:r>
       <w:r>
-        <w:t xml:space="preserve">, Hazard ratios per standard deviation with 95% Wald confidence intervals, for the four fixed effects, at three species-distribution-model thresholds. The dashed line marks unity. Note that unity is not the appropriate null for the warming terms: design-preserving permutation nulls that retain the provincial-annual climate and event structure are centred on 1.16 for accumulated warming and 0.96 for the interaction (Extended Data Fig. 5a), so the increment attributable to species-specific referencing is smaller than the distance from unity suggests.</w:t>
+        <w:t xml:space="preserve">, Hazard ratios per standard deviation with 95% Wald confidence intervals, for the four fixed effects, at three species-distribution-model thresholds (main threshold:</w:t>
+      </w:r>
+      <w:r>
+        <w:t xml:space="preserve"> </w:t>
+      </w:r>
+      <w:r>
+        <w:rPr>
+          <w:i/>
+          <w:iCs/>
+        </w:rPr>
+        <w:t xml:space="preserve">n</w:t>
+      </w:r>
+      <w:r>
+        <w:t xml:space="preserve"> </w:t>
+      </w:r>
+      <w:r>
+        <w:t xml:space="preserve">= 175,640 species × province × year cells, 649 events). The dashed line marks unity. Note that unity is not the appropriate null for the warming terms: design-preserving permutation nulls that retain the provincial-annual climate and event structure are centred on 1.16 for accumulated warming and 0.95–0.96 for the interaction (Extended Data Fig. 5a), so the increment attributable to species-specific referencing is smaller than the distance from unity suggests.</w:t>
       </w:r>
       <w:r>
         <w:t xml:space="preserve"> </w:t>
@@ -7957,7 +7973,7 @@
         <w:t xml:space="preserve">d</w:t>
       </w:r>
       <w:r>
-        <w:t xml:space="preserve">, Discrimination attributable to fixed effects alone as terms are added, with the random structure held at the main model.</w:t>
+        <w:t xml:space="preserve">, Discrimination (area under the ROC curve, AUC) attributable to fixed effects alone as terms are added, with the random structure held at the main model.</w:t>
       </w:r>
     </w:p>
     <w:p>
@@ -7982,7 +7998,7 @@
         <w:t xml:space="preserve">a</w:t>
       </w:r>
       <w:r>
-        <w:t xml:space="preserve">, Distribution of the delay between discovery and publication (bars, left axis as per cent of records) and the resulting reporting completeness</w:t>
+        <w:t xml:space="preserve">, Distribution of the delay between discovery and publication (bars, left axis as per cent of the 1,028 records with a parseable discovery year) and the resulting reporting completeness</w:t>
       </w:r>
       <w:r>
         <w:t xml:space="preserve"> </w:t>
@@ -8031,7 +8047,7 @@
         <w:t xml:space="preserve">c</w:t>
       </w:r>
       <w:r>
-        <w:t xml:space="preserve">, Hazard ratios for the four fixed effects across the five-step decomposition from the previously published specification (S0) to the corrected main model (S5). The shaded column marks the re-dating step.</w:t>
+        <w:t xml:space="preserve">, Hazard ratios (point estimates) for the four fixed effects across the five-step decomposition from the previously published specification (S0) to the corrected main model (S5). The shaded column marks the re-dating step.</w:t>
       </w:r>
     </w:p>
     <w:p>
@@ -8056,20 +8072,42 @@
         <w:t xml:space="preserve">a</w:t>
       </w:r>
       <w:r>
-        <w:t xml:space="preserve">, Hazard ratio for accumulated warming across four climate indicators and four accumulation windows; asterisks denote significance.</w:t>
-      </w:r>
-      <w:r>
-        <w:t xml:space="preserve"> </w:t>
+        <w:t xml:space="preserve">, Hazard ratio for accumulated warming across four climate indicators and four accumulation windows; asterisks denote two-sided Wald</w:t>
+      </w:r>
+      <w:r>
+        <w:t xml:space="preserve"> </w:t>
+      </w:r>
+      <w:r>
+        <w:rPr>
+          <w:i/>
+          <w:iCs/>
+        </w:rPr>
+        <w:t xml:space="preserve">P</w:t>
+      </w:r>
+      <w:r>
+        <w:t xml:space="preserve"> </w:t>
+      </w:r>
+      <w:r>
+        <w:t xml:space="preserve">&lt; 0.05 (</w:t>
+      </w:r>
+      <w:r>
+        <w:rPr>
+          <w:i/>
+          <w:iCs/>
+        </w:rPr>
+        <w:t xml:space="preserve">), &lt; 0.01 (</w:t>
       </w:r>
       <w:r>
         <w:rPr>
           <w:b/>
           <w:bCs/>
-        </w:rPr>
-        <w:t xml:space="preserve">b</w:t>
-      </w:r>
-      <w:r>
-        <w:t xml:space="preserve">, ΔAIC across the same grid, all cells fitted on identical rows.</w:t>
+          <w:i/>
+          <w:iCs/>
+        </w:rPr>
+        <w:t xml:space="preserve">) and &lt; 0.001 (</w:t>
+      </w:r>
+      <w:r>
+        <w:t xml:space="preserve">).</w:t>
       </w:r>
       <w:r>
         <w:t xml:space="preserve"> </w:t>
@@ -8079,10 +8117,23 @@
           <w:b/>
           <w:bCs/>
         </w:rPr>
+        <w:t xml:space="preserve">b</w:t>
+      </w:r>
+      <w:r>
+        <w:t xml:space="preserve">, ΔAIC across the same grid, all cells fitted on identical rows.</w:t>
+      </w:r>
+      <w:r>
+        <w:t xml:space="preserve"> </w:t>
+      </w:r>
+      <w:r>
+        <w:rPr>
+          <w:b/>
+          <w:bCs/>
+        </w:rPr>
         <w:t xml:space="preserve">c</w:t>
       </w:r>
       <w:r>
-        <w:t xml:space="preserve">, Hazard ratios for survey effort (triangles) and accumulated warming (circles) across four effort proxies and three treatments of the 24 implausible zero cells. AIC is not comparable across missing-data rules because the sample sizes differ, so only coefficients are shown.</w:t>
+        <w:t xml:space="preserve">, Hazard ratios with 95% Wald confidence intervals for survey effort (triangles) and accumulated warming (circles) across four effort proxies and three treatments of the 24 implausible zero cells. AIC is not comparable across missing-data rules because the sample sizes differ, so only coefficients are shown.</w:t>
       </w:r>
     </w:p>
     <w:p>
@@ -8280,7 +8331,20 @@
         <w:t xml:space="preserve">a</w:t>
       </w:r>
       <w:r>
-        <w:t xml:space="preserve">, Species random intercepts as hazard multipliers, grouped by migratory strategy; diamonds are group medians.</w:t>
+        <w:t xml:space="preserve">, Species random intercepts as hazard multipliers (</w:t>
+      </w:r>
+      <w:r>
+        <w:rPr>
+          <w:i/>
+          <w:iCs/>
+        </w:rPr>
+        <w:t xml:space="preserve">n</w:t>
+      </w:r>
+      <w:r>
+        <w:t xml:space="preserve"> </w:t>
+      </w:r>
+      <w:r>
+        <w:t xml:space="preserve">= 392 species), grouped by migratory strategy; diamonds are group medians.</w:t>
       </w:r>
       <w:r>
         <w:t xml:space="preserve"> </w:t>
@@ -8319,7 +8383,23 @@
         <w:t xml:space="preserve">d</w:t>
       </w:r>
       <w:r>
-        <w:t xml:space="preserve">, Hazard ratio for survey effort as a function of year, from the model that allows effects to vary through time; the ribbon is the 95% confidence interval.</w:t>
+        <w:t xml:space="preserve">, Hazard ratio for survey effort as a function of year, from the model that allows effects to vary through time; the ribbon is the 95% confidence interval (effort × time interaction, Wald</w:t>
+      </w:r>
+      <w:r>
+        <w:t xml:space="preserve"> </w:t>
+      </w:r>
+      <w:r>
+        <w:rPr>
+          <w:i/>
+          <w:iCs/>
+        </w:rPr>
+        <w:t xml:space="preserve">P</w:t>
+      </w:r>
+      <w:r>
+        <w:t xml:space="preserve"> </w:t>
+      </w:r>
+      <w:r>
+        <w:t xml:space="preserve">= 2.1 × 10⁻³).</w:t>
       </w:r>
     </w:p>
     <w:p>
@@ -8609,13 +8689,110 @@
           <w:b/>
           <w:bCs/>
         </w:rPr>
-        <w:t xml:space="preserve">Fig. 11 | Directionality of new records relative to the species’ known range.</w:t>
-      </w:r>
-      <w:r>
-        <w:t xml:space="preserve"> </w:t>
-      </w:r>
-      <w:r>
-        <w:t xml:space="preserve">Bearing from the centroid of each species’ BirdLife range to the record, binned into eight 45° sectors. Radar and wind-rose forms are provided for the overall data, for the six largest orders overlaid, and for each of the sixteen best-sampled orders individually. Every order panel carries both sample sizes, new records and species, because one species can contribute records in several provinces. Overlay panels use each order’s own proportions; absolute sample sizes are in the legend.</w:t>
+        <w:t xml:space="preserve">Fig. 11 | Direction of new records relative to species’ range centroids, against geometric and observational nulls.</w:t>
+      </w:r>
+      <w:r>
+        <w:t xml:space="preserve"> </w:t>
+      </w:r>
+      <w:r>
+        <w:rPr>
+          <w:b/>
+          <w:bCs/>
+        </w:rPr>
+        <w:t xml:space="preserve">a</w:t>
+      </w:r>
+      <w:r>
+        <w:t xml:space="preserve">, Share of the 642 records with a range centroid in each of eight 45° sectors of bearing from the centroid of the species’ global range (solid line), with the shares expected if each record fell at random among its species’ candidate provinces (dashed; geometry) or among them in proportion to their 2002–2024 survey visits (dotted; geometry + effort), from 999 Monte Carlo draws.</w:t>
+      </w:r>
+      <w:r>
+        <w:t xml:space="preserve"> </w:t>
+      </w:r>
+      <w:r>
+        <w:rPr>
+          <w:b/>
+          <w:bCs/>
+        </w:rPr>
+        <w:t xml:space="preserve">b</w:t>
+      </w:r>
+      <w:r>
+        <w:t xml:space="preserve">, Ratio of observed to expected records per sector under the two nulls (log scale); bars show the 95% Monte Carlo interval of the null expressed as a ratio, and filled points mark sectors with Holm-adjusted two-sided</w:t>
+      </w:r>
+      <w:r>
+        <w:t xml:space="preserve"> </w:t>
+      </w:r>
+      <w:r>
+        <w:rPr>
+          <w:i/>
+          <w:iCs/>
+        </w:rPr>
+        <w:t xml:space="preserve">P</w:t>
+      </w:r>
+      <w:r>
+        <w:t xml:space="preserve"> </w:t>
+      </w:r>
+      <w:r>
+        <w:t xml:space="preserve">&lt; 0.05. Against a uniform expectation direction departs strongly (χ² = 580.1, df = 7,</w:t>
+      </w:r>
+      <w:r>
+        <w:t xml:space="preserve"> </w:t>
+      </w:r>
+      <w:r>
+        <w:rPr>
+          <w:i/>
+          <w:iCs/>
+        </w:rPr>
+        <w:t xml:space="preserve">P</w:t>
+      </w:r>
+      <w:r>
+        <w:t xml:space="preserve"> </w:t>
+      </w:r>
+      <w:r>
+        <w:t xml:space="preserve">= 4.6 × 10⁻¹²¹); against the geometric null only weakly (χ² = 10.8, Monte Carlo</w:t>
+      </w:r>
+      <w:r>
+        <w:t xml:space="preserve"> </w:t>
+      </w:r>
+      <w:r>
+        <w:rPr>
+          <w:i/>
+          <w:iCs/>
+        </w:rPr>
+        <w:t xml:space="preserve">P</w:t>
+      </w:r>
+      <w:r>
+        <w:t xml:space="preserve"> </w:t>
+      </w:r>
+      <w:r>
+        <w:t xml:space="preserve">= 0.039); against the geometry + effort null the departure points north (χ² = 26.8,</w:t>
+      </w:r>
+      <w:r>
+        <w:t xml:space="preserve"> </w:t>
+      </w:r>
+      <w:r>
+        <w:rPr>
+          <w:i/>
+          <w:iCs/>
+        </w:rPr>
+        <w:t xml:space="preserve">P</w:t>
+      </w:r>
+      <w:r>
+        <w:t xml:space="preserve"> </w:t>
+      </w:r>
+      <w:r>
+        <w:t xml:space="preserve">= 0.001).</w:t>
+      </w:r>
+      <w:r>
+        <w:t xml:space="preserve"> </w:t>
+      </w:r>
+      <w:r>
+        <w:rPr>
+          <w:b/>
+          <w:bCs/>
+        </w:rPr>
+        <w:t xml:space="preserve">c</w:t>
+      </w:r>
+      <w:r>
+        <w:t xml:space="preserve">, Observed shares for the six orders with most records; each polygon gives the share of that order’s own records per sector, and the key gives the numbers of records and species, because one species can contribute records in several provinces. Wind roses for the sixteen best-sampled orders are provided in the Supplementary Information.</w:t>
       </w:r>
     </w:p>
     <w:p>
@@ -8647,6 +8824,12 @@
         </w:rPr>
         <w:t xml:space="preserve">Fig. M2 | Machine-learning projection under identical inputs and the same support mask.</w:t>
       </w:r>
+      <w:r>
+        <w:t xml:space="preserve"> </w:t>
+      </w:r>
+      <w:r>
+        <w:t xml:space="preserve">Provincial hazard relative to 2024 from the gradient-boosted model under the same SSP scenarios, horizons and 1st–99th-percentile support mask as the mechanistic projection; the percentage on each panel is the share of qualifying cells.</w:t>
+      </w:r>
     </w:p>
     <w:p>
       <w:pPr>
@@ -8708,7 +8891,7 @@
         <w:t xml:space="preserve">a</w:t>
       </w:r>
       <w:r>
-        <w:t xml:space="preserve">, Province-year mean predicted hazard, 2002–2024.</w:t>
+        <w:t xml:space="preserve">, Province-year mean predicted hazard, 2002–2024, from the mechanistic and gradient-boosted models (Spearman ρ = 0.56).</w:t>
       </w:r>
       <w:r>
         <w:t xml:space="preserve"> </w:t>
@@ -8910,6 +9093,285 @@
       </w:r>
       <w:r>
         <w:t xml:space="preserve">, Relative change in each hazard ratio when each province, and each of ten species deciles, is held out. Draws converging to degenerate optima (|log hazard ratio| &gt; 2) are excluded throughout; their number is 3 of 199 in the third null, 3 of 300 in the species bootstrap, and none elsewhere.</w:t>
+      </w:r>
+    </w:p>
+    <w:p>
+      <w:pPr>
+        <w:pStyle w:val="BodyText"/>
+      </w:pPr>
+      <w:r>
+        <w:rPr>
+          <w:b/>
+          <w:bCs/>
+        </w:rPr>
+        <w:t xml:space="preserve">Extended Data Fig. 6 | Spatial and temporal pattern of the released compilation.</w:t>
+      </w:r>
+      <w:r>
+        <w:t xml:space="preserve"> </w:t>
+      </w:r>
+      <w:r>
+        <w:rPr>
+          <w:b/>
+          <w:bCs/>
+        </w:rPr>
+        <w:t xml:space="preserve">a</w:t>
+      </w:r>
+      <w:r>
+        <w:t xml:space="preserve">, All 1,029 records of CBNR v2, coloured by year of report.</w:t>
+      </w:r>
+      <w:r>
+        <w:t xml:space="preserve"> </w:t>
+      </w:r>
+      <w:r>
+        <w:rPr>
+          <w:b/>
+          <w:bCs/>
+        </w:rPr>
+        <w:t xml:space="preserve">b</w:t>
+      </w:r>
+      <w:r>
+        <w:t xml:space="preserve">, Cumulative records per province.</w:t>
+      </w:r>
+      <w:r>
+        <w:t xml:space="preserve"> </w:t>
+      </w:r>
+      <w:r>
+        <w:rPr>
+          <w:b/>
+          <w:bCs/>
+        </w:rPr>
+        <w:t xml:space="preserve">c</w:t>
+      </w:r>
+      <w:r>
+        <w:t xml:space="preserve">, Annual counts by reported year (bars) and, for the modelled subset, by discovery year (line); their offset motivates the dating correction.</w:t>
+      </w:r>
+      <w:r>
+        <w:t xml:space="preserve"> </w:t>
+      </w:r>
+      <w:r>
+        <w:rPr>
+          <w:b/>
+          <w:bCs/>
+        </w:rPr>
+        <w:t xml:space="preserve">d</w:t>
+      </w:r>
+      <w:r>
+        <w:t xml:space="preserve">, Latitude and longitude of records against year with loess fits. Data: CBNR v2, Zenodo record 20809949 (CC-BY-4.0).</w:t>
+      </w:r>
+    </w:p>
+    <w:p>
+      <w:pPr>
+        <w:pStyle w:val="BodyText"/>
+      </w:pPr>
+      <w:r>
+        <w:rPr>
+          <w:b/>
+          <w:bCs/>
+        </w:rPr>
+        <w:t xml:space="preserve">Extended Data Fig. 7 | Future scenarios with climate and survey effort as independent axes.</w:t>
+      </w:r>
+      <w:r>
+        <w:t xml:space="preserve"> </w:t>
+      </w:r>
+      <w:r>
+        <w:t xml:space="preserve">Predicted number of first records per province under SSP2-4.5 and SSP5-8.5, with effort frozen at 2024 or growing at 0.6 SD per decade, for</w:t>
+      </w:r>
+      <w:r>
+        <w:t xml:space="preserve"> </w:t>
+      </w:r>
+      <w:r>
+        <w:rPr>
+          <w:b/>
+          <w:bCs/>
+        </w:rPr>
+        <w:t xml:space="preserve">a</w:t>
+      </w:r>
+      <w:r>
+        <w:t xml:space="preserve"> </w:t>
+      </w:r>
+      <w:r>
+        <w:t xml:space="preserve">2030 and</w:t>
+      </w:r>
+      <w:r>
+        <w:t xml:space="preserve"> </w:t>
+      </w:r>
+      <w:r>
+        <w:rPr>
+          <w:b/>
+          <w:bCs/>
+        </w:rPr>
+        <w:t xml:space="preserve">b</w:t>
+      </w:r>
+      <w:r>
+        <w:t xml:space="preserve"> </w:t>
+      </w:r>
+      <w:r>
+        <w:t xml:space="preserve">2050;</w:t>
+      </w:r>
+      <w:r>
+        <w:t xml:space="preserve"> </w:t>
+      </w:r>
+      <w:r>
+        <w:rPr>
+          <w:b/>
+          <w:bCs/>
+        </w:rPr>
+        <w:t xml:space="preserve">c</w:t>
+      </w:r>
+      <w:r>
+        <w:t xml:space="preserve">, county surfaces for 2050 under fixed 2024 allocation shares. Colour is log10 of the expected number; transparency encodes the fraction of species–province cells inside the fitted covariate support; national totals and support fractions are given per panel.</w:t>
+      </w:r>
+    </w:p>
+    <w:p>
+      <w:pPr>
+        <w:pStyle w:val="BodyText"/>
+      </w:pPr>
+      <w:r>
+        <w:rPr>
+          <w:b/>
+          <w:bCs/>
+        </w:rPr>
+        <w:t xml:space="preserve">Extended Data Fig. 8 | Skill of three model families across validation designs.</w:t>
+      </w:r>
+      <w:r>
+        <w:t xml:space="preserve"> </w:t>
+      </w:r>
+      <w:r>
+        <w:rPr>
+          <w:b/>
+          <w:bCs/>
+        </w:rPr>
+        <w:t xml:space="preserve">a</w:t>
+      </w:r>
+      <w:r>
+        <w:t xml:space="preserve">, Province-level PR-AUC for the mechanistic model, a random forest and XGBoost under random, leave-species, leave-province and temporal folds (event rate 0.370%; error bars fold SD).</w:t>
+      </w:r>
+      <w:r>
+        <w:t xml:space="preserve"> </w:t>
+      </w:r>
+      <w:r>
+        <w:rPr>
+          <w:b/>
+          <w:bCs/>
+        </w:rPr>
+        <w:t xml:space="preserve">b</w:t>
+      </w:r>
+      <w:r>
+        <w:t xml:space="preserve">, Rank skill of the same families in prefecture- and county-level allocation under temporal forward-prediction and leave-one-province splits (0.5 = random).</w:t>
+      </w:r>
+    </w:p>
+    <w:p>
+      <w:pPr>
+        <w:pStyle w:val="BodyText"/>
+      </w:pPr>
+      <w:r>
+        <w:rPr>
+          <w:b/>
+          <w:bCs/>
+        </w:rPr>
+        <w:t xml:space="preserve">Extended Data Fig. 9 | Prediction surfaces of three model families at three administrative scales, 2024.</w:t>
+      </w:r>
+      <w:r>
+        <w:t xml:space="preserve"> </w:t>
+      </w:r>
+      <w:r>
+        <w:t xml:space="preserve">Rows: province, prefecture, county; columns: mechanistic two-stage model, random forest, XGBoost. Each column is internally consistent (its own province stage times its own within-province allocation); colour scales are shared within rows (log10 expected number of records). Basemap GS(2019)1822.</w:t>
+      </w:r>
+    </w:p>
+    <w:p>
+      <w:pPr>
+        <w:pStyle w:val="BodyText"/>
+      </w:pPr>
+      <w:r>
+        <w:rPr>
+          <w:b/>
+          <w:bCs/>
+        </w:rPr>
+        <w:t xml:space="preserve">Extended Data Fig. 10 | Future projections under the scenario grid, by model family.</w:t>
+      </w:r>
+      <w:r>
+        <w:t xml:space="preserve"> </w:t>
+      </w:r>
+      <w:r>
+        <w:rPr>
+          <w:b/>
+          <w:bCs/>
+        </w:rPr>
+        <w:t xml:space="preserve">a</w:t>
+      </w:r>
+      <w:r>
+        <w:t xml:space="preserve">–</w:t>
+      </w:r>
+      <w:r>
+        <w:rPr>
+          <w:b/>
+          <w:bCs/>
+        </w:rPr>
+        <w:t xml:space="preserve">c</w:t>
+      </w:r>
+      <w:r>
+        <w:t xml:space="preserve">, Predicted first records per province in 2050 for the mechanistic model (</w:t>
+      </w:r>
+      <w:r>
+        <w:rPr>
+          <w:b/>
+          <w:bCs/>
+        </w:rPr>
+        <w:t xml:space="preserve">a</w:t>
+      </w:r>
+      <w:r>
+        <w:t xml:space="preserve">), a random forest (</w:t>
+      </w:r>
+      <w:r>
+        <w:rPr>
+          <w:b/>
+          <w:bCs/>
+        </w:rPr>
+        <w:t xml:space="preserve">b</w:t>
+      </w:r>
+      <w:r>
+        <w:t xml:space="preserve">) and XGBoost (</w:t>
+      </w:r>
+      <w:r>
+        <w:rPr>
+          <w:b/>
+          <w:bCs/>
+        </w:rPr>
+        <w:t xml:space="preserve">c</w:t>
+      </w:r>
+      <w:r>
+        <w:t xml:space="preserve">) under SSP2-4.5 and SSP5-8.5 crossed with effort frozen at 2024 or growing at 0.6 SD per decade. Colour is log10 of the expected number, shared across all twelve maps; transparency encodes the fraction of species–province cells inside the fitted covariate support; national totals and support fractions are given per panel.</w:t>
+      </w:r>
+      <w:r>
+        <w:t xml:space="preserve"> </w:t>
+      </w:r>
+      <w:r>
+        <w:rPr>
+          <w:b/>
+          <w:bCs/>
+        </w:rPr>
+        <w:t xml:space="preserve">d</w:t>
+      </w:r>
+      <w:r>
+        <w:t xml:space="preserve">, National totals across all eight scenarios and both horizons; all three families are calibrated to the same 2024 baseline (24.4 records per year), so the scenario slopes are each family’s own.</w:t>
+      </w:r>
+    </w:p>
+    <w:p>
+      <w:pPr>
+        <w:pStyle w:val="BodyText"/>
+      </w:pPr>
+      <w:r>
+        <w:rPr>
+          <w:b/>
+          <w:bCs/>
+        </w:rPr>
+        <w:t xml:space="preserve">Extended Data Fig. 11 | Multi-scale prediction surfaces under one future scenario (SSP2-4.5, continued effort growth, 2050).</w:t>
+      </w:r>
+      <w:r>
+        <w:t xml:space="preserve"> </w:t>
+      </w:r>
+      <w:r>
+        <w:t xml:space="preserve">Rows: province, prefecture, county; columns: mechanistic model, random forest, XGBoost. Each column is internally consistent (its own provincial expectation times its own within-province allocation shares); prefecture and county surfaces hold the 2024 allocation shares fixed. Colour scales are shared within rows (log10); transparency encodes the in-support fraction. Basemap GS(2019)1822.</w:t>
       </w:r>
     </w:p>
     <w:bookmarkEnd w:id="10"/>
